--- a/procedimientos_gris/00503-00-ZRQ001 Inspection Detachment Checklist.docx
+++ b/procedimientos_gris/00503-00-ZRQ001 Inspection Detachment Checklist.docx
@@ -37,7 +37,7 @@
       <w:tr>
         <w:trPr>
           <w:cantSplit/>
-          <w:trHeight w:val="230" w:hRule="atLeast"/>
+          <w:trHeight w:val="210" w:hRule="atLeast"/>
         </w:trPr>
         <w:tc>
           <w:tcPr>
@@ -50,16 +50,16 @@
             </w:tcBorders>
             <w:shd w:fill="F7F9F9" w:val="clear"/>
             <w:tcMar>
-              <w:top w:type="dxa" w:w="18"/>
-              <w:left w:type="dxa" w:w="60"/>
-              <w:bottom w:type="dxa" w:w="18"/>
-              <w:right w:type="dxa" w:w="60"/>
-            </w:tcMar>
-            <w:vAlign w:val="center"/>
-          </w:tcPr>
-          <w:p>
-            <w:pPr>
-              <w:spacing w:after="0" w:before="0" w:line="228"/>
+              <w:top w:type="dxa" w:w="8"/>
+              <w:left w:type="dxa" w:w="60"/>
+              <w:bottom w:type="dxa" w:w="8"/>
+              <w:right w:type="dxa" w:w="60"/>
+            </w:tcMar>
+            <w:vAlign w:val="center"/>
+          </w:tcPr>
+          <w:p>
+            <w:pPr>
+              <w:spacing w:after="0" w:before="0" w:line="216"/>
               <w:jc w:val="right"/>
             </w:pPr>
             <w:r>
@@ -83,16 +83,16 @@
               <w:right w:val="single" w:color="A6B4B8" w:sz="4"/>
             </w:tcBorders>
             <w:tcMar>
-              <w:top w:type="dxa" w:w="18"/>
-              <w:left w:type="dxa" w:w="60"/>
-              <w:bottom w:type="dxa" w:w="18"/>
-              <w:right w:type="dxa" w:w="60"/>
-            </w:tcMar>
-            <w:vAlign w:val="center"/>
-          </w:tcPr>
-          <w:p>
-            <w:pPr>
-              <w:spacing w:after="0" w:before="0" w:line="228"/>
+              <w:top w:type="dxa" w:w="8"/>
+              <w:left w:type="dxa" w:w="60"/>
+              <w:bottom w:type="dxa" w:w="8"/>
+              <w:right w:type="dxa" w:w="60"/>
+            </w:tcMar>
+            <w:vAlign w:val="center"/>
+          </w:tcPr>
+          <w:p>
+            <w:pPr>
+              <w:spacing w:after="0" w:before="0" w:line="216"/>
               <w:jc w:val="left"/>
             </w:pPr>
             <w:r>
@@ -108,7 +108,7 @@
       <w:tr>
         <w:trPr>
           <w:cantSplit/>
-          <w:trHeight w:val="230" w:hRule="atLeast"/>
+          <w:trHeight w:val="210" w:hRule="atLeast"/>
         </w:trPr>
         <w:tc>
           <w:tcPr>
@@ -121,16 +121,16 @@
             </w:tcBorders>
             <w:shd w:fill="F7F9F9" w:val="clear"/>
             <w:tcMar>
-              <w:top w:type="dxa" w:w="18"/>
-              <w:left w:type="dxa" w:w="60"/>
-              <w:bottom w:type="dxa" w:w="18"/>
-              <w:right w:type="dxa" w:w="60"/>
-            </w:tcMar>
-            <w:vAlign w:val="center"/>
-          </w:tcPr>
-          <w:p>
-            <w:pPr>
-              <w:spacing w:after="0" w:before="0" w:line="228"/>
+              <w:top w:type="dxa" w:w="8"/>
+              <w:left w:type="dxa" w:w="60"/>
+              <w:bottom w:type="dxa" w:w="8"/>
+              <w:right w:type="dxa" w:w="60"/>
+            </w:tcMar>
+            <w:vAlign w:val="center"/>
+          </w:tcPr>
+          <w:p>
+            <w:pPr>
+              <w:spacing w:after="0" w:before="0" w:line="216"/>
               <w:jc w:val="right"/>
             </w:pPr>
             <w:r>
@@ -154,16 +154,16 @@
               <w:right w:val="single" w:color="A6B4B8" w:sz="4"/>
             </w:tcBorders>
             <w:tcMar>
-              <w:top w:type="dxa" w:w="18"/>
-              <w:left w:type="dxa" w:w="60"/>
-              <w:bottom w:type="dxa" w:w="18"/>
-              <w:right w:type="dxa" w:w="60"/>
-            </w:tcMar>
-            <w:vAlign w:val="center"/>
-          </w:tcPr>
-          <w:p>
-            <w:pPr>
-              <w:spacing w:after="0" w:before="0" w:line="228"/>
+              <w:top w:type="dxa" w:w="8"/>
+              <w:left w:type="dxa" w:w="60"/>
+              <w:bottom w:type="dxa" w:w="8"/>
+              <w:right w:type="dxa" w:w="60"/>
+            </w:tcMar>
+            <w:vAlign w:val="center"/>
+          </w:tcPr>
+          <w:p>
+            <w:pPr>
+              <w:spacing w:after="0" w:before="0" w:line="216"/>
               <w:jc w:val="left"/>
             </w:pPr>
             <w:r>
@@ -179,7 +179,7 @@
       <w:tr>
         <w:trPr>
           <w:cantSplit/>
-          <w:trHeight w:val="230" w:hRule="atLeast"/>
+          <w:trHeight w:val="210" w:hRule="atLeast"/>
         </w:trPr>
         <w:tc>
           <w:tcPr>
@@ -192,16 +192,16 @@
             </w:tcBorders>
             <w:shd w:fill="F7F9F9" w:val="clear"/>
             <w:tcMar>
-              <w:top w:type="dxa" w:w="18"/>
-              <w:left w:type="dxa" w:w="60"/>
-              <w:bottom w:type="dxa" w:w="18"/>
-              <w:right w:type="dxa" w:w="60"/>
-            </w:tcMar>
-            <w:vAlign w:val="center"/>
-          </w:tcPr>
-          <w:p>
-            <w:pPr>
-              <w:spacing w:after="0" w:before="0" w:line="228"/>
+              <w:top w:type="dxa" w:w="8"/>
+              <w:left w:type="dxa" w:w="60"/>
+              <w:bottom w:type="dxa" w:w="8"/>
+              <w:right w:type="dxa" w:w="60"/>
+            </w:tcMar>
+            <w:vAlign w:val="center"/>
+          </w:tcPr>
+          <w:p>
+            <w:pPr>
+              <w:spacing w:after="0" w:before="0" w:line="216"/>
               <w:jc w:val="right"/>
             </w:pPr>
             <w:r>
@@ -225,16 +225,16 @@
               <w:right w:val="single" w:color="A6B4B8" w:sz="4"/>
             </w:tcBorders>
             <w:tcMar>
-              <w:top w:type="dxa" w:w="18"/>
-              <w:left w:type="dxa" w:w="60"/>
-              <w:bottom w:type="dxa" w:w="18"/>
-              <w:right w:type="dxa" w:w="60"/>
-            </w:tcMar>
-            <w:vAlign w:val="center"/>
-          </w:tcPr>
-          <w:p>
-            <w:pPr>
-              <w:spacing w:after="0" w:before="0" w:line="228"/>
+              <w:top w:type="dxa" w:w="8"/>
+              <w:left w:type="dxa" w:w="60"/>
+              <w:bottom w:type="dxa" w:w="8"/>
+              <w:right w:type="dxa" w:w="60"/>
+            </w:tcMar>
+            <w:vAlign w:val="center"/>
+          </w:tcPr>
+          <w:p>
+            <w:pPr>
+              <w:spacing w:after="0" w:before="0" w:line="216"/>
               <w:jc w:val="left"/>
             </w:pPr>
             <w:r>
@@ -300,16 +300,16 @@
             </w:tcBorders>
             <w:shd w:fill="DAE0E2" w:val="clear"/>
             <w:tcMar>
-              <w:top w:type="dxa" w:w="18"/>
-              <w:left w:type="dxa" w:w="60"/>
-              <w:bottom w:type="dxa" w:w="18"/>
-              <w:right w:type="dxa" w:w="60"/>
-            </w:tcMar>
-            <w:vAlign w:val="center"/>
-          </w:tcPr>
-          <w:p>
-            <w:pPr>
-              <w:spacing w:after="0" w:before="0" w:line="228"/>
+              <w:top w:type="dxa" w:w="8"/>
+              <w:left w:type="dxa" w:w="60"/>
+              <w:bottom w:type="dxa" w:w="8"/>
+              <w:right w:type="dxa" w:w="60"/>
+            </w:tcMar>
+            <w:vAlign w:val="center"/>
+          </w:tcPr>
+          <w:p>
+            <w:pPr>
+              <w:spacing w:after="0" w:before="0" w:line="216"/>
               <w:jc w:val="center"/>
             </w:pPr>
             <w:r>
@@ -334,16 +334,16 @@
             </w:tcBorders>
             <w:shd w:fill="DAE0E2" w:val="clear"/>
             <w:tcMar>
-              <w:top w:type="dxa" w:w="18"/>
-              <w:left w:type="dxa" w:w="60"/>
-              <w:bottom w:type="dxa" w:w="18"/>
-              <w:right w:type="dxa" w:w="60"/>
-            </w:tcMar>
-            <w:vAlign w:val="center"/>
-          </w:tcPr>
-          <w:p>
-            <w:pPr>
-              <w:spacing w:after="0" w:before="0" w:line="228"/>
+              <w:top w:type="dxa" w:w="8"/>
+              <w:left w:type="dxa" w:w="60"/>
+              <w:bottom w:type="dxa" w:w="8"/>
+              <w:right w:type="dxa" w:w="60"/>
+            </w:tcMar>
+            <w:vAlign w:val="center"/>
+          </w:tcPr>
+          <w:p>
+            <w:pPr>
+              <w:spacing w:after="0" w:before="0" w:line="216"/>
               <w:jc w:val="center"/>
             </w:pPr>
             <w:r>
@@ -368,16 +368,16 @@
             </w:tcBorders>
             <w:shd w:fill="DAE0E2" w:val="clear"/>
             <w:tcMar>
-              <w:top w:type="dxa" w:w="18"/>
-              <w:left w:type="dxa" w:w="60"/>
-              <w:bottom w:type="dxa" w:w="18"/>
-              <w:right w:type="dxa" w:w="60"/>
-            </w:tcMar>
-            <w:vAlign w:val="center"/>
-          </w:tcPr>
-          <w:p>
-            <w:pPr>
-              <w:spacing w:after="0" w:before="0" w:line="228"/>
+              <w:top w:type="dxa" w:w="8"/>
+              <w:left w:type="dxa" w:w="60"/>
+              <w:bottom w:type="dxa" w:w="8"/>
+              <w:right w:type="dxa" w:w="60"/>
+            </w:tcMar>
+            <w:vAlign w:val="center"/>
+          </w:tcPr>
+          <w:p>
+            <w:pPr>
+              <w:spacing w:after="0" w:before="0" w:line="216"/>
               <w:jc w:val="center"/>
             </w:pPr>
             <w:r>
@@ -402,16 +402,16 @@
             </w:tcBorders>
             <w:shd w:fill="DAE0E2" w:val="clear"/>
             <w:tcMar>
-              <w:top w:type="dxa" w:w="18"/>
-              <w:left w:type="dxa" w:w="60"/>
-              <w:bottom w:type="dxa" w:w="18"/>
-              <w:right w:type="dxa" w:w="60"/>
-            </w:tcMar>
-            <w:vAlign w:val="center"/>
-          </w:tcPr>
-          <w:p>
-            <w:pPr>
-              <w:spacing w:after="0" w:before="0" w:line="228"/>
+              <w:top w:type="dxa" w:w="8"/>
+              <w:left w:type="dxa" w:w="60"/>
+              <w:bottom w:type="dxa" w:w="8"/>
+              <w:right w:type="dxa" w:w="60"/>
+            </w:tcMar>
+            <w:vAlign w:val="center"/>
+          </w:tcPr>
+          <w:p>
+            <w:pPr>
+              <w:spacing w:after="0" w:before="0" w:line="216"/>
               <w:jc w:val="center"/>
             </w:pPr>
             <w:r>
@@ -436,16 +436,16 @@
             </w:tcBorders>
             <w:shd w:fill="DAE0E2" w:val="clear"/>
             <w:tcMar>
-              <w:top w:type="dxa" w:w="18"/>
-              <w:left w:type="dxa" w:w="60"/>
-              <w:bottom w:type="dxa" w:w="18"/>
-              <w:right w:type="dxa" w:w="60"/>
-            </w:tcMar>
-            <w:vAlign w:val="center"/>
-          </w:tcPr>
-          <w:p>
-            <w:pPr>
-              <w:spacing w:after="0" w:before="0" w:line="228"/>
+              <w:top w:type="dxa" w:w="8"/>
+              <w:left w:type="dxa" w:w="60"/>
+              <w:bottom w:type="dxa" w:w="8"/>
+              <w:right w:type="dxa" w:w="60"/>
+            </w:tcMar>
+            <w:vAlign w:val="center"/>
+          </w:tcPr>
+          <w:p>
+            <w:pPr>
+              <w:spacing w:after="0" w:before="0" w:line="216"/>
               <w:jc w:val="center"/>
             </w:pPr>
             <w:r>
@@ -470,16 +470,16 @@
             </w:tcBorders>
             <w:shd w:fill="DAE0E2" w:val="clear"/>
             <w:tcMar>
-              <w:top w:type="dxa" w:w="18"/>
-              <w:left w:type="dxa" w:w="60"/>
-              <w:bottom w:type="dxa" w:w="18"/>
-              <w:right w:type="dxa" w:w="60"/>
-            </w:tcMar>
-            <w:vAlign w:val="center"/>
-          </w:tcPr>
-          <w:p>
-            <w:pPr>
-              <w:spacing w:after="0" w:before="0" w:line="228"/>
+              <w:top w:type="dxa" w:w="8"/>
+              <w:left w:type="dxa" w:w="60"/>
+              <w:bottom w:type="dxa" w:w="8"/>
+              <w:right w:type="dxa" w:w="60"/>
+            </w:tcMar>
+            <w:vAlign w:val="center"/>
+          </w:tcPr>
+          <w:p>
+            <w:pPr>
+              <w:spacing w:after="0" w:before="0" w:line="216"/>
               <w:jc w:val="center"/>
             </w:pPr>
             <w:r>
@@ -515,16 +515,16 @@
             </w:tcBorders>
             <w:shd w:fill="DAE0E2" w:val="clear"/>
             <w:tcMar>
-              <w:top w:type="dxa" w:w="18"/>
-              <w:left w:type="dxa" w:w="60"/>
-              <w:bottom w:type="dxa" w:w="18"/>
-              <w:right w:type="dxa" w:w="60"/>
-            </w:tcMar>
-            <w:vAlign w:val="center"/>
-          </w:tcPr>
-          <w:p>
-            <w:pPr>
-              <w:spacing w:after="0" w:before="0" w:line="228"/>
+              <w:top w:type="dxa" w:w="8"/>
+              <w:left w:type="dxa" w:w="60"/>
+              <w:bottom w:type="dxa" w:w="8"/>
+              <w:right w:type="dxa" w:w="60"/>
+            </w:tcMar>
+            <w:vAlign w:val="center"/>
+          </w:tcPr>
+          <w:p>
+            <w:pPr>
+              <w:spacing w:after="0" w:before="0" w:line="216"/>
               <w:jc w:val="center"/>
             </w:pPr>
             <w:r>
@@ -559,16 +559,16 @@
             </w:tcBorders>
             <w:shd w:fill="DAE0E2" w:val="clear"/>
             <w:tcMar>
-              <w:top w:type="dxa" w:w="18"/>
-              <w:left w:type="dxa" w:w="60"/>
-              <w:bottom w:type="dxa" w:w="18"/>
-              <w:right w:type="dxa" w:w="60"/>
-            </w:tcMar>
-            <w:vAlign w:val="center"/>
-          </w:tcPr>
-          <w:p>
-            <w:pPr>
-              <w:spacing w:after="0" w:before="0" w:line="228"/>
+              <w:top w:type="dxa" w:w="8"/>
+              <w:left w:type="dxa" w:w="60"/>
+              <w:bottom w:type="dxa" w:w="8"/>
+              <w:right w:type="dxa" w:w="60"/>
+            </w:tcMar>
+            <w:vAlign w:val="center"/>
+          </w:tcPr>
+          <w:p>
+            <w:pPr>
+              <w:spacing w:after="0" w:before="0" w:line="216"/>
               <w:jc w:val="center"/>
             </w:pPr>
             <w:r>
@@ -603,16 +603,16 @@
             </w:tcBorders>
             <w:shd w:fill="DAE0E2" w:val="clear"/>
             <w:tcMar>
-              <w:top w:type="dxa" w:w="18"/>
-              <w:left w:type="dxa" w:w="60"/>
-              <w:bottom w:type="dxa" w:w="18"/>
-              <w:right w:type="dxa" w:w="60"/>
-            </w:tcMar>
-            <w:vAlign w:val="center"/>
-          </w:tcPr>
-          <w:p>
-            <w:pPr>
-              <w:spacing w:after="0" w:before="0" w:line="228"/>
+              <w:top w:type="dxa" w:w="8"/>
+              <w:left w:type="dxa" w:w="60"/>
+              <w:bottom w:type="dxa" w:w="8"/>
+              <w:right w:type="dxa" w:w="60"/>
+            </w:tcMar>
+            <w:vAlign w:val="center"/>
+          </w:tcPr>
+          <w:p>
+            <w:pPr>
+              <w:spacing w:after="0" w:before="0" w:line="216"/>
               <w:jc w:val="center"/>
             </w:pPr>
             <w:r>
@@ -652,16 +652,16 @@
               <w:right w:val="single" w:color="A6B4B8" w:sz="4"/>
             </w:tcBorders>
             <w:tcMar>
-              <w:top w:type="dxa" w:w="18"/>
-              <w:left w:type="dxa" w:w="60"/>
-              <w:bottom w:type="dxa" w:w="18"/>
-              <w:right w:type="dxa" w:w="60"/>
-            </w:tcMar>
-            <w:vAlign w:val="center"/>
-          </w:tcPr>
-          <w:p>
-            <w:pPr>
-              <w:spacing w:after="0" w:before="0" w:line="228"/>
+              <w:top w:type="dxa" w:w="8"/>
+              <w:left w:type="dxa" w:w="60"/>
+              <w:bottom w:type="dxa" w:w="8"/>
+              <w:right w:type="dxa" w:w="60"/>
+            </w:tcMar>
+            <w:vAlign w:val="center"/>
+          </w:tcPr>
+          <w:p>
+            <w:pPr>
+              <w:spacing w:after="0" w:before="0" w:line="216"/>
               <w:jc w:val="center"/>
             </w:pPr>
             <w:r>
@@ -684,16 +684,16 @@
               <w:right w:val="single" w:color="A6B4B8" w:sz="4"/>
             </w:tcBorders>
             <w:tcMar>
-              <w:top w:type="dxa" w:w="18"/>
-              <w:left w:type="dxa" w:w="60"/>
-              <w:bottom w:type="dxa" w:w="18"/>
-              <w:right w:type="dxa" w:w="60"/>
-            </w:tcMar>
-            <w:vAlign w:val="center"/>
-          </w:tcPr>
-          <w:p>
-            <w:pPr>
-              <w:spacing w:after="0" w:before="0" w:line="228"/>
+              <w:top w:type="dxa" w:w="8"/>
+              <w:left w:type="dxa" w:w="60"/>
+              <w:bottom w:type="dxa" w:w="8"/>
+              <w:right w:type="dxa" w:w="60"/>
+            </w:tcMar>
+            <w:vAlign w:val="center"/>
+          </w:tcPr>
+          <w:p>
+            <w:pPr>
+              <w:spacing w:after="0" w:before="0" w:line="216"/>
               <w:jc w:val="left"/>
             </w:pPr>
             <w:r>
@@ -716,16 +716,16 @@
               <w:right w:val="single" w:color="A6B4B8" w:sz="4"/>
             </w:tcBorders>
             <w:tcMar>
-              <w:top w:type="dxa" w:w="18"/>
-              <w:left w:type="dxa" w:w="60"/>
-              <w:bottom w:type="dxa" w:w="18"/>
-              <w:right w:type="dxa" w:w="60"/>
-            </w:tcMar>
-            <w:vAlign w:val="center"/>
-          </w:tcPr>
-          <w:p>
-            <w:pPr>
-              <w:spacing w:after="0" w:before="0" w:line="228"/>
+              <w:top w:type="dxa" w:w="8"/>
+              <w:left w:type="dxa" w:w="60"/>
+              <w:bottom w:type="dxa" w:w="8"/>
+              <w:right w:type="dxa" w:w="60"/>
+            </w:tcMar>
+            <w:vAlign w:val="center"/>
+          </w:tcPr>
+          <w:p>
+            <w:pPr>
+              <w:spacing w:after="0" w:before="0" w:line="216"/>
               <w:jc w:val="left"/>
             </w:pPr>
             <w:r>
@@ -749,16 +749,16 @@
             </w:tcBorders>
             <w:shd w:fill="EEF2DC" w:val="clear"/>
             <w:tcMar>
-              <w:top w:type="dxa" w:w="18"/>
-              <w:left w:type="dxa" w:w="60"/>
-              <w:bottom w:type="dxa" w:w="18"/>
-              <w:right w:type="dxa" w:w="60"/>
-            </w:tcMar>
-            <w:vAlign w:val="center"/>
-          </w:tcPr>
-          <w:p>
-            <w:pPr>
-              <w:spacing w:after="0" w:before="0" w:line="228"/>
+              <w:top w:type="dxa" w:w="8"/>
+              <w:left w:type="dxa" w:w="60"/>
+              <w:bottom w:type="dxa" w:w="8"/>
+              <w:right w:type="dxa" w:w="60"/>
+            </w:tcMar>
+            <w:vAlign w:val="center"/>
+          </w:tcPr>
+          <w:p>
+            <w:pPr>
+              <w:spacing w:after="0" w:before="0" w:line="216"/>
               <w:jc w:val="center"/>
             </w:pPr>
             <w:r>
@@ -784,16 +784,16 @@
               <w:right w:val="single" w:color="A6B4B8" w:sz="4"/>
             </w:tcBorders>
             <w:tcMar>
-              <w:top w:type="dxa" w:w="18"/>
-              <w:left w:type="dxa" w:w="60"/>
-              <w:bottom w:type="dxa" w:w="18"/>
-              <w:right w:type="dxa" w:w="60"/>
-            </w:tcMar>
-            <w:vAlign w:val="center"/>
-          </w:tcPr>
-          <w:p>
-            <w:pPr>
-              <w:spacing w:after="0" w:before="0" w:line="228"/>
+              <w:top w:type="dxa" w:w="8"/>
+              <w:left w:type="dxa" w:w="60"/>
+              <w:bottom w:type="dxa" w:w="8"/>
+              <w:right w:type="dxa" w:w="60"/>
+            </w:tcMar>
+            <w:vAlign w:val="center"/>
+          </w:tcPr>
+          <w:p>
+            <w:pPr>
+              <w:spacing w:after="0" w:before="0" w:line="216"/>
               <w:jc w:val="center"/>
             </w:pPr>
             <w:r>
@@ -816,16 +816,16 @@
               <w:right w:val="single" w:color="A6B4B8" w:sz="4"/>
             </w:tcBorders>
             <w:tcMar>
-              <w:top w:type="dxa" w:w="18"/>
-              <w:left w:type="dxa" w:w="60"/>
-              <w:bottom w:type="dxa" w:w="18"/>
-              <w:right w:type="dxa" w:w="60"/>
-            </w:tcMar>
-            <w:vAlign w:val="center"/>
-          </w:tcPr>
-          <w:p>
-            <w:pPr>
-              <w:spacing w:after="0" w:before="0" w:line="228"/>
+              <w:top w:type="dxa" w:w="8"/>
+              <w:left w:type="dxa" w:w="60"/>
+              <w:bottom w:type="dxa" w:w="8"/>
+              <w:right w:type="dxa" w:w="60"/>
+            </w:tcMar>
+            <w:vAlign w:val="center"/>
+          </w:tcPr>
+          <w:p>
+            <w:pPr>
+              <w:spacing w:after="0" w:before="0" w:line="216"/>
               <w:jc w:val="left"/>
             </w:pPr>
             <w:r>
@@ -847,16 +847,16 @@
               <w:right w:val="single" w:color="A6B4B8" w:sz="4"/>
             </w:tcBorders>
             <w:tcMar>
-              <w:top w:type="dxa" w:w="18"/>
-              <w:left w:type="dxa" w:w="60"/>
-              <w:bottom w:type="dxa" w:w="18"/>
-              <w:right w:type="dxa" w:w="60"/>
-            </w:tcMar>
-            <w:vAlign w:val="center"/>
-          </w:tcPr>
-          <w:p>
-            <w:pPr>
-              <w:spacing w:after="0" w:before="0" w:line="228"/>
+              <w:top w:type="dxa" w:w="8"/>
+              <w:left w:type="dxa" w:w="60"/>
+              <w:bottom w:type="dxa" w:w="8"/>
+              <w:right w:type="dxa" w:w="60"/>
+            </w:tcMar>
+            <w:vAlign w:val="center"/>
+          </w:tcPr>
+          <w:p>
+            <w:pPr>
+              <w:spacing w:after="0" w:before="0" w:line="216"/>
               <w:jc w:val="left"/>
             </w:pPr>
             <w:r>
@@ -878,16 +878,16 @@
               <w:right w:val="single" w:color="A6B4B8" w:sz="4"/>
             </w:tcBorders>
             <w:tcMar>
-              <w:top w:type="dxa" w:w="18"/>
-              <w:left w:type="dxa" w:w="60"/>
-              <w:bottom w:type="dxa" w:w="18"/>
-              <w:right w:type="dxa" w:w="60"/>
-            </w:tcMar>
-            <w:vAlign w:val="center"/>
-          </w:tcPr>
-          <w:p>
-            <w:pPr>
-              <w:spacing w:after="0" w:before="0" w:line="228"/>
+              <w:top w:type="dxa" w:w="8"/>
+              <w:left w:type="dxa" w:w="60"/>
+              <w:bottom w:type="dxa" w:w="8"/>
+              <w:right w:type="dxa" w:w="60"/>
+            </w:tcMar>
+            <w:vAlign w:val="center"/>
+          </w:tcPr>
+          <w:p>
+            <w:pPr>
+              <w:spacing w:after="0" w:before="0" w:line="216"/>
               <w:jc w:val="center"/>
             </w:pPr>
             <w:r>
@@ -910,16 +910,16 @@
               <w:right w:val="single" w:color="A6B4B8" w:sz="4"/>
             </w:tcBorders>
             <w:tcMar>
-              <w:top w:type="dxa" w:w="18"/>
-              <w:left w:type="dxa" w:w="60"/>
-              <w:bottom w:type="dxa" w:w="18"/>
-              <w:right w:type="dxa" w:w="60"/>
-            </w:tcMar>
-            <w:vAlign w:val="center"/>
-          </w:tcPr>
-          <w:p>
-            <w:pPr>
-              <w:spacing w:after="0" w:before="0" w:line="228"/>
+              <w:top w:type="dxa" w:w="8"/>
+              <w:left w:type="dxa" w:w="60"/>
+              <w:bottom w:type="dxa" w:w="8"/>
+              <w:right w:type="dxa" w:w="60"/>
+            </w:tcMar>
+            <w:vAlign w:val="center"/>
+          </w:tcPr>
+          <w:p>
+            <w:pPr>
+              <w:spacing w:after="0" w:before="0" w:line="216"/>
               <w:jc w:val="left"/>
             </w:pPr>
             <w:r>
@@ -942,16 +942,16 @@
               <w:right w:val="single" w:color="A6B4B8" w:sz="4"/>
             </w:tcBorders>
             <w:tcMar>
-              <w:top w:type="dxa" w:w="18"/>
-              <w:left w:type="dxa" w:w="60"/>
-              <w:bottom w:type="dxa" w:w="18"/>
-              <w:right w:type="dxa" w:w="60"/>
-            </w:tcMar>
-            <w:vAlign w:val="center"/>
-          </w:tcPr>
-          <w:p>
-            <w:pPr>
-              <w:spacing w:after="0" w:before="0" w:line="228"/>
+              <w:top w:type="dxa" w:w="8"/>
+              <w:left w:type="dxa" w:w="60"/>
+              <w:bottom w:type="dxa" w:w="8"/>
+              <w:right w:type="dxa" w:w="60"/>
+            </w:tcMar>
+            <w:vAlign w:val="center"/>
+          </w:tcPr>
+          <w:p>
+            <w:pPr>
+              <w:spacing w:after="0" w:before="0" w:line="216"/>
               <w:jc w:val="left"/>
             </w:pPr>
             <w:r>
@@ -1050,16 +1050,16 @@
               <w:right w:val="single" w:color="A6B4B8" w:sz="4"/>
             </w:tcBorders>
             <w:tcMar>
-              <w:top w:type="dxa" w:w="18"/>
-              <w:left w:type="dxa" w:w="60"/>
-              <w:bottom w:type="dxa" w:w="18"/>
-              <w:right w:type="dxa" w:w="60"/>
-            </w:tcMar>
-            <w:vAlign w:val="center"/>
-          </w:tcPr>
-          <w:p>
-            <w:pPr>
-              <w:spacing w:after="0" w:before="0" w:line="228"/>
+              <w:top w:type="dxa" w:w="8"/>
+              <w:left w:type="dxa" w:w="60"/>
+              <w:bottom w:type="dxa" w:w="8"/>
+              <w:right w:type="dxa" w:w="60"/>
+            </w:tcMar>
+            <w:vAlign w:val="center"/>
+          </w:tcPr>
+          <w:p>
+            <w:pPr>
+              <w:spacing w:after="0" w:before="0" w:line="216"/>
               <w:jc w:val="left"/>
             </w:pPr>
             <w:r>
@@ -1081,16 +1081,16 @@
               <w:right w:val="single" w:color="A6B4B8" w:sz="4"/>
             </w:tcBorders>
             <w:tcMar>
-              <w:top w:type="dxa" w:w="18"/>
-              <w:left w:type="dxa" w:w="60"/>
-              <w:bottom w:type="dxa" w:w="18"/>
-              <w:right w:type="dxa" w:w="60"/>
-            </w:tcMar>
-            <w:vAlign w:val="center"/>
-          </w:tcPr>
-          <w:p>
-            <w:pPr>
-              <w:spacing w:after="0" w:before="0" w:line="228"/>
+              <w:top w:type="dxa" w:w="8"/>
+              <w:left w:type="dxa" w:w="60"/>
+              <w:bottom w:type="dxa" w:w="8"/>
+              <w:right w:type="dxa" w:w="60"/>
+            </w:tcMar>
+            <w:vAlign w:val="center"/>
+          </w:tcPr>
+          <w:p>
+            <w:pPr>
+              <w:spacing w:after="0" w:before="0" w:line="216"/>
               <w:jc w:val="center"/>
             </w:pPr>
             <w:r>
@@ -1213,16 +1213,16 @@
               <w:right w:val="single" w:color="A6B4B8" w:sz="4"/>
             </w:tcBorders>
             <w:tcMar>
-              <w:top w:type="dxa" w:w="18"/>
-              <w:left w:type="dxa" w:w="60"/>
-              <w:bottom w:type="dxa" w:w="18"/>
-              <w:right w:type="dxa" w:w="60"/>
-            </w:tcMar>
-            <w:vAlign w:val="center"/>
-          </w:tcPr>
-          <w:p>
-            <w:pPr>
-              <w:spacing w:after="0" w:before="0" w:line="228"/>
+              <w:top w:type="dxa" w:w="8"/>
+              <w:left w:type="dxa" w:w="60"/>
+              <w:bottom w:type="dxa" w:w="8"/>
+              <w:right w:type="dxa" w:w="60"/>
+            </w:tcMar>
+            <w:vAlign w:val="center"/>
+          </w:tcPr>
+          <w:p>
+            <w:pPr>
+              <w:spacing w:after="0" w:before="0" w:line="216"/>
               <w:jc w:val="left"/>
             </w:pPr>
             <w:r>
@@ -1244,16 +1244,16 @@
               <w:right w:val="single" w:color="A6B4B8" w:sz="4"/>
             </w:tcBorders>
             <w:tcMar>
-              <w:top w:type="dxa" w:w="18"/>
-              <w:left w:type="dxa" w:w="60"/>
-              <w:bottom w:type="dxa" w:w="18"/>
-              <w:right w:type="dxa" w:w="60"/>
-            </w:tcMar>
-            <w:vAlign w:val="center"/>
-          </w:tcPr>
-          <w:p>
-            <w:pPr>
-              <w:spacing w:after="0" w:before="0" w:line="228"/>
+              <w:top w:type="dxa" w:w="8"/>
+              <w:left w:type="dxa" w:w="60"/>
+              <w:bottom w:type="dxa" w:w="8"/>
+              <w:right w:type="dxa" w:w="60"/>
+            </w:tcMar>
+            <w:vAlign w:val="center"/>
+          </w:tcPr>
+          <w:p>
+            <w:pPr>
+              <w:spacing w:after="0" w:before="0" w:line="216"/>
               <w:jc w:val="center"/>
             </w:pPr>
             <w:r>
@@ -1304,16 +1304,16 @@
               <w:right w:val="single" w:color="A6B4B8" w:sz="4"/>
             </w:tcBorders>
             <w:tcMar>
-              <w:top w:type="dxa" w:w="18"/>
-              <w:left w:type="dxa" w:w="60"/>
-              <w:bottom w:type="dxa" w:w="18"/>
-              <w:right w:type="dxa" w:w="60"/>
-            </w:tcMar>
-            <w:vAlign w:val="center"/>
-          </w:tcPr>
-          <w:p>
-            <w:pPr>
-              <w:spacing w:after="0" w:before="0" w:line="228"/>
+              <w:top w:type="dxa" w:w="8"/>
+              <w:left w:type="dxa" w:w="60"/>
+              <w:bottom w:type="dxa" w:w="8"/>
+              <w:right w:type="dxa" w:w="60"/>
+            </w:tcMar>
+            <w:vAlign w:val="center"/>
+          </w:tcPr>
+          <w:p>
+            <w:pPr>
+              <w:spacing w:after="0" w:before="0" w:line="216"/>
               <w:jc w:val="center"/>
             </w:pPr>
             <w:r>
@@ -1335,16 +1335,16 @@
               <w:right w:val="single" w:color="A6B4B8" w:sz="4"/>
             </w:tcBorders>
             <w:tcMar>
-              <w:top w:type="dxa" w:w="18"/>
-              <w:left w:type="dxa" w:w="60"/>
-              <w:bottom w:type="dxa" w:w="18"/>
-              <w:right w:type="dxa" w:w="60"/>
-            </w:tcMar>
-            <w:vAlign w:val="center"/>
-          </w:tcPr>
-          <w:p>
-            <w:pPr>
-              <w:spacing w:after="0" w:before="0" w:line="228"/>
+              <w:top w:type="dxa" w:w="8"/>
+              <w:left w:type="dxa" w:w="60"/>
+              <w:bottom w:type="dxa" w:w="8"/>
+              <w:right w:type="dxa" w:w="60"/>
+            </w:tcMar>
+            <w:vAlign w:val="center"/>
+          </w:tcPr>
+          <w:p>
+            <w:pPr>
+              <w:spacing w:after="0" w:before="0" w:line="216"/>
               <w:jc w:val="left"/>
             </w:pPr>
             <w:r>
@@ -1366,16 +1366,16 @@
               <w:right w:val="single" w:color="A6B4B8" w:sz="4"/>
             </w:tcBorders>
             <w:tcMar>
-              <w:top w:type="dxa" w:w="18"/>
-              <w:left w:type="dxa" w:w="60"/>
-              <w:bottom w:type="dxa" w:w="18"/>
-              <w:right w:type="dxa" w:w="60"/>
-            </w:tcMar>
-            <w:vAlign w:val="center"/>
-          </w:tcPr>
-          <w:p>
-            <w:pPr>
-              <w:spacing w:after="0" w:before="0" w:line="228"/>
+              <w:top w:type="dxa" w:w="8"/>
+              <w:left w:type="dxa" w:w="60"/>
+              <w:bottom w:type="dxa" w:w="8"/>
+              <w:right w:type="dxa" w:w="60"/>
+            </w:tcMar>
+            <w:vAlign w:val="center"/>
+          </w:tcPr>
+          <w:p>
+            <w:pPr>
+              <w:spacing w:after="0" w:before="0" w:line="216"/>
               <w:jc w:val="left"/>
             </w:pPr>
             <w:r>
@@ -1398,16 +1398,16 @@
             </w:tcBorders>
             <w:shd w:fill="EEF2DC" w:val="clear"/>
             <w:tcMar>
-              <w:top w:type="dxa" w:w="18"/>
-              <w:left w:type="dxa" w:w="60"/>
-              <w:bottom w:type="dxa" w:w="18"/>
-              <w:right w:type="dxa" w:w="60"/>
-            </w:tcMar>
-            <w:vAlign w:val="center"/>
-          </w:tcPr>
-          <w:p>
-            <w:pPr>
-              <w:spacing w:after="0" w:before="0" w:line="228"/>
+              <w:top w:type="dxa" w:w="8"/>
+              <w:left w:type="dxa" w:w="60"/>
+              <w:bottom w:type="dxa" w:w="8"/>
+              <w:right w:type="dxa" w:w="60"/>
+            </w:tcMar>
+            <w:vAlign w:val="center"/>
+          </w:tcPr>
+          <w:p>
+            <w:pPr>
+              <w:spacing w:after="0" w:before="0" w:line="216"/>
               <w:jc w:val="center"/>
             </w:pPr>
             <w:r>
@@ -1432,16 +1432,16 @@
               <w:right w:val="single" w:color="A6B4B8" w:sz="4"/>
             </w:tcBorders>
             <w:tcMar>
-              <w:top w:type="dxa" w:w="18"/>
-              <w:left w:type="dxa" w:w="60"/>
-              <w:bottom w:type="dxa" w:w="18"/>
-              <w:right w:type="dxa" w:w="60"/>
-            </w:tcMar>
-            <w:vAlign w:val="center"/>
-          </w:tcPr>
-          <w:p>
-            <w:pPr>
-              <w:spacing w:after="0" w:before="0" w:line="228"/>
+              <w:top w:type="dxa" w:w="8"/>
+              <w:left w:type="dxa" w:w="60"/>
+              <w:bottom w:type="dxa" w:w="8"/>
+              <w:right w:type="dxa" w:w="60"/>
+            </w:tcMar>
+            <w:vAlign w:val="center"/>
+          </w:tcPr>
+          <w:p>
+            <w:pPr>
+              <w:spacing w:after="0" w:before="0" w:line="216"/>
               <w:jc w:val="center"/>
             </w:pPr>
             <w:r>
@@ -1463,16 +1463,16 @@
               <w:right w:val="single" w:color="A6B4B8" w:sz="4"/>
             </w:tcBorders>
             <w:tcMar>
-              <w:top w:type="dxa" w:w="18"/>
-              <w:left w:type="dxa" w:w="60"/>
-              <w:bottom w:type="dxa" w:w="18"/>
-              <w:right w:type="dxa" w:w="60"/>
-            </w:tcMar>
-            <w:vAlign w:val="center"/>
-          </w:tcPr>
-          <w:p>
-            <w:pPr>
-              <w:spacing w:after="0" w:before="0" w:line="228"/>
+              <w:top w:type="dxa" w:w="8"/>
+              <w:left w:type="dxa" w:w="60"/>
+              <w:bottom w:type="dxa" w:w="8"/>
+              <w:right w:type="dxa" w:w="60"/>
+            </w:tcMar>
+            <w:vAlign w:val="center"/>
+          </w:tcPr>
+          <w:p>
+            <w:pPr>
+              <w:spacing w:after="0" w:before="0" w:line="216"/>
               <w:jc w:val="left"/>
             </w:pPr>
             <w:r>
@@ -1494,16 +1494,16 @@
               <w:right w:val="single" w:color="A6B4B8" w:sz="4"/>
             </w:tcBorders>
             <w:tcMar>
-              <w:top w:type="dxa" w:w="18"/>
-              <w:left w:type="dxa" w:w="60"/>
-              <w:bottom w:type="dxa" w:w="18"/>
-              <w:right w:type="dxa" w:w="60"/>
-            </w:tcMar>
-            <w:vAlign w:val="center"/>
-          </w:tcPr>
-          <w:p>
-            <w:pPr>
-              <w:spacing w:after="0" w:before="0" w:line="228"/>
+              <w:top w:type="dxa" w:w="8"/>
+              <w:left w:type="dxa" w:w="60"/>
+              <w:bottom w:type="dxa" w:w="8"/>
+              <w:right w:type="dxa" w:w="60"/>
+            </w:tcMar>
+            <w:vAlign w:val="center"/>
+          </w:tcPr>
+          <w:p>
+            <w:pPr>
+              <w:spacing w:after="0" w:before="0" w:line="216"/>
               <w:jc w:val="left"/>
             </w:pPr>
             <w:r>
@@ -1525,16 +1525,16 @@
               <w:right w:val="single" w:color="A6B4B8" w:sz="4"/>
             </w:tcBorders>
             <w:tcMar>
-              <w:top w:type="dxa" w:w="18"/>
-              <w:left w:type="dxa" w:w="60"/>
-              <w:bottom w:type="dxa" w:w="18"/>
-              <w:right w:type="dxa" w:w="60"/>
-            </w:tcMar>
-            <w:vAlign w:val="center"/>
-          </w:tcPr>
-          <w:p>
-            <w:pPr>
-              <w:spacing w:after="0" w:before="0" w:line="228"/>
+              <w:top w:type="dxa" w:w="8"/>
+              <w:left w:type="dxa" w:w="60"/>
+              <w:bottom w:type="dxa" w:w="8"/>
+              <w:right w:type="dxa" w:w="60"/>
+            </w:tcMar>
+            <w:vAlign w:val="center"/>
+          </w:tcPr>
+          <w:p>
+            <w:pPr>
+              <w:spacing w:after="0" w:before="0" w:line="216"/>
               <w:jc w:val="center"/>
             </w:pPr>
             <w:r>
@@ -1556,16 +1556,16 @@
               <w:right w:val="single" w:color="A6B4B8" w:sz="4"/>
             </w:tcBorders>
             <w:tcMar>
-              <w:top w:type="dxa" w:w="18"/>
-              <w:left w:type="dxa" w:w="60"/>
-              <w:bottom w:type="dxa" w:w="18"/>
-              <w:right w:type="dxa" w:w="60"/>
-            </w:tcMar>
-            <w:vAlign w:val="center"/>
-          </w:tcPr>
-          <w:p>
-            <w:pPr>
-              <w:spacing w:after="0" w:before="0" w:line="228"/>
+              <w:top w:type="dxa" w:w="8"/>
+              <w:left w:type="dxa" w:w="60"/>
+              <w:bottom w:type="dxa" w:w="8"/>
+              <w:right w:type="dxa" w:w="60"/>
+            </w:tcMar>
+            <w:vAlign w:val="center"/>
+          </w:tcPr>
+          <w:p>
+            <w:pPr>
+              <w:spacing w:after="0" w:before="0" w:line="216"/>
               <w:jc w:val="left"/>
             </w:pPr>
             <w:r>
@@ -1587,16 +1587,16 @@
               <w:right w:val="single" w:color="A6B4B8" w:sz="4"/>
             </w:tcBorders>
             <w:tcMar>
-              <w:top w:type="dxa" w:w="18"/>
-              <w:left w:type="dxa" w:w="60"/>
-              <w:bottom w:type="dxa" w:w="18"/>
-              <w:right w:type="dxa" w:w="60"/>
-            </w:tcMar>
-            <w:vAlign w:val="center"/>
-          </w:tcPr>
-          <w:p>
-            <w:pPr>
-              <w:spacing w:after="0" w:before="0" w:line="228"/>
+              <w:top w:type="dxa" w:w="8"/>
+              <w:left w:type="dxa" w:w="60"/>
+              <w:bottom w:type="dxa" w:w="8"/>
+              <w:right w:type="dxa" w:w="60"/>
+            </w:tcMar>
+            <w:vAlign w:val="center"/>
+          </w:tcPr>
+          <w:p>
+            <w:pPr>
+              <w:spacing w:after="0" w:before="0" w:line="216"/>
               <w:jc w:val="left"/>
             </w:pPr>
             <w:r>
@@ -1623,16 +1623,16 @@
               <w:right w:val="single" w:color="A6B4B8" w:sz="4"/>
             </w:tcBorders>
             <w:tcMar>
-              <w:top w:type="dxa" w:w="18"/>
-              <w:left w:type="dxa" w:w="60"/>
-              <w:bottom w:type="dxa" w:w="18"/>
-              <w:right w:type="dxa" w:w="60"/>
-            </w:tcMar>
-            <w:vAlign w:val="center"/>
-          </w:tcPr>
-          <w:p>
-            <w:pPr>
-              <w:spacing w:after="0" w:before="0" w:line="228"/>
+              <w:top w:type="dxa" w:w="8"/>
+              <w:left w:type="dxa" w:w="60"/>
+              <w:bottom w:type="dxa" w:w="8"/>
+              <w:right w:type="dxa" w:w="60"/>
+            </w:tcMar>
+            <w:vAlign w:val="center"/>
+          </w:tcPr>
+          <w:p>
+            <w:pPr>
+              <w:spacing w:after="0" w:before="0" w:line="216"/>
               <w:jc w:val="center"/>
             </w:pPr>
             <w:r>
@@ -1654,16 +1654,16 @@
               <w:right w:val="single" w:color="A6B4B8" w:sz="4"/>
             </w:tcBorders>
             <w:tcMar>
-              <w:top w:type="dxa" w:w="18"/>
-              <w:left w:type="dxa" w:w="60"/>
-              <w:bottom w:type="dxa" w:w="18"/>
-              <w:right w:type="dxa" w:w="60"/>
-            </w:tcMar>
-            <w:vAlign w:val="center"/>
-          </w:tcPr>
-          <w:p>
-            <w:pPr>
-              <w:spacing w:after="0" w:before="0" w:line="228"/>
+              <w:top w:type="dxa" w:w="8"/>
+              <w:left w:type="dxa" w:w="60"/>
+              <w:bottom w:type="dxa" w:w="8"/>
+              <w:right w:type="dxa" w:w="60"/>
+            </w:tcMar>
+            <w:vAlign w:val="center"/>
+          </w:tcPr>
+          <w:p>
+            <w:pPr>
+              <w:spacing w:after="0" w:before="0" w:line="216"/>
               <w:jc w:val="left"/>
             </w:pPr>
             <w:r>
@@ -1685,16 +1685,16 @@
               <w:right w:val="single" w:color="A6B4B8" w:sz="4"/>
             </w:tcBorders>
             <w:tcMar>
-              <w:top w:type="dxa" w:w="18"/>
-              <w:left w:type="dxa" w:w="60"/>
-              <w:bottom w:type="dxa" w:w="18"/>
-              <w:right w:type="dxa" w:w="60"/>
-            </w:tcMar>
-            <w:vAlign w:val="center"/>
-          </w:tcPr>
-          <w:p>
-            <w:pPr>
-              <w:spacing w:after="0" w:before="0" w:line="228"/>
+              <w:top w:type="dxa" w:w="8"/>
+              <w:left w:type="dxa" w:w="60"/>
+              <w:bottom w:type="dxa" w:w="8"/>
+              <w:right w:type="dxa" w:w="60"/>
+            </w:tcMar>
+            <w:vAlign w:val="center"/>
+          </w:tcPr>
+          <w:p>
+            <w:pPr>
+              <w:spacing w:after="0" w:before="0" w:line="216"/>
               <w:jc w:val="left"/>
             </w:pPr>
             <w:r>
@@ -1717,16 +1717,16 @@
             </w:tcBorders>
             <w:shd w:fill="DFF0D8" w:val="clear"/>
             <w:tcMar>
-              <w:top w:type="dxa" w:w="18"/>
-              <w:left w:type="dxa" w:w="60"/>
-              <w:bottom w:type="dxa" w:w="18"/>
-              <w:right w:type="dxa" w:w="60"/>
-            </w:tcMar>
-            <w:vAlign w:val="center"/>
-          </w:tcPr>
-          <w:p>
-            <w:pPr>
-              <w:spacing w:after="0" w:before="0" w:line="228"/>
+              <w:top w:type="dxa" w:w="8"/>
+              <w:left w:type="dxa" w:w="60"/>
+              <w:bottom w:type="dxa" w:w="8"/>
+              <w:right w:type="dxa" w:w="60"/>
+            </w:tcMar>
+            <w:vAlign w:val="center"/>
+          </w:tcPr>
+          <w:p>
+            <w:pPr>
+              <w:spacing w:after="0" w:before="0" w:line="216"/>
               <w:jc w:val="center"/>
             </w:pPr>
             <w:r>
@@ -1751,16 +1751,16 @@
               <w:right w:val="single" w:color="A6B4B8" w:sz="4"/>
             </w:tcBorders>
             <w:tcMar>
-              <w:top w:type="dxa" w:w="18"/>
-              <w:left w:type="dxa" w:w="60"/>
-              <w:bottom w:type="dxa" w:w="18"/>
-              <w:right w:type="dxa" w:w="60"/>
-            </w:tcMar>
-            <w:vAlign w:val="center"/>
-          </w:tcPr>
-          <w:p>
-            <w:pPr>
-              <w:spacing w:after="0" w:before="0" w:line="228"/>
+              <w:top w:type="dxa" w:w="8"/>
+              <w:left w:type="dxa" w:w="60"/>
+              <w:bottom w:type="dxa" w:w="8"/>
+              <w:right w:type="dxa" w:w="60"/>
+            </w:tcMar>
+            <w:vAlign w:val="center"/>
+          </w:tcPr>
+          <w:p>
+            <w:pPr>
+              <w:spacing w:after="0" w:before="0" w:line="216"/>
               <w:jc w:val="center"/>
             </w:pPr>
             <w:r>
@@ -1782,16 +1782,16 @@
               <w:right w:val="single" w:color="A6B4B8" w:sz="4"/>
             </w:tcBorders>
             <w:tcMar>
-              <w:top w:type="dxa" w:w="18"/>
-              <w:left w:type="dxa" w:w="60"/>
-              <w:bottom w:type="dxa" w:w="18"/>
-              <w:right w:type="dxa" w:w="60"/>
-            </w:tcMar>
-            <w:vAlign w:val="center"/>
-          </w:tcPr>
-          <w:p>
-            <w:pPr>
-              <w:spacing w:after="0" w:before="0" w:line="228"/>
+              <w:top w:type="dxa" w:w="8"/>
+              <w:left w:type="dxa" w:w="60"/>
+              <w:bottom w:type="dxa" w:w="8"/>
+              <w:right w:type="dxa" w:w="60"/>
+            </w:tcMar>
+            <w:vAlign w:val="center"/>
+          </w:tcPr>
+          <w:p>
+            <w:pPr>
+              <w:spacing w:after="0" w:before="0" w:line="216"/>
               <w:jc w:val="left"/>
             </w:pPr>
             <w:r>
@@ -1813,16 +1813,16 @@
               <w:right w:val="single" w:color="A6B4B8" w:sz="4"/>
             </w:tcBorders>
             <w:tcMar>
-              <w:top w:type="dxa" w:w="18"/>
-              <w:left w:type="dxa" w:w="60"/>
-              <w:bottom w:type="dxa" w:w="18"/>
-              <w:right w:type="dxa" w:w="60"/>
-            </w:tcMar>
-            <w:vAlign w:val="center"/>
-          </w:tcPr>
-          <w:p>
-            <w:pPr>
-              <w:spacing w:after="0" w:before="0" w:line="228"/>
+              <w:top w:type="dxa" w:w="8"/>
+              <w:left w:type="dxa" w:w="60"/>
+              <w:bottom w:type="dxa" w:w="8"/>
+              <w:right w:type="dxa" w:w="60"/>
+            </w:tcMar>
+            <w:vAlign w:val="center"/>
+          </w:tcPr>
+          <w:p>
+            <w:pPr>
+              <w:spacing w:after="0" w:before="0" w:line="216"/>
               <w:jc w:val="left"/>
             </w:pPr>
             <w:r>
@@ -1844,16 +1844,16 @@
               <w:right w:val="single" w:color="A6B4B8" w:sz="4"/>
             </w:tcBorders>
             <w:tcMar>
-              <w:top w:type="dxa" w:w="18"/>
-              <w:left w:type="dxa" w:w="60"/>
-              <w:bottom w:type="dxa" w:w="18"/>
-              <w:right w:type="dxa" w:w="60"/>
-            </w:tcMar>
-            <w:vAlign w:val="center"/>
-          </w:tcPr>
-          <w:p>
-            <w:pPr>
-              <w:spacing w:after="0" w:before="0" w:line="228"/>
+              <w:top w:type="dxa" w:w="8"/>
+              <w:left w:type="dxa" w:w="60"/>
+              <w:bottom w:type="dxa" w:w="8"/>
+              <w:right w:type="dxa" w:w="60"/>
+            </w:tcMar>
+            <w:vAlign w:val="center"/>
+          </w:tcPr>
+          <w:p>
+            <w:pPr>
+              <w:spacing w:after="0" w:before="0" w:line="216"/>
               <w:jc w:val="center"/>
             </w:pPr>
             <w:r>
@@ -1875,16 +1875,16 @@
               <w:right w:val="single" w:color="A6B4B8" w:sz="4"/>
             </w:tcBorders>
             <w:tcMar>
-              <w:top w:type="dxa" w:w="18"/>
-              <w:left w:type="dxa" w:w="60"/>
-              <w:bottom w:type="dxa" w:w="18"/>
-              <w:right w:type="dxa" w:w="60"/>
-            </w:tcMar>
-            <w:vAlign w:val="center"/>
-          </w:tcPr>
-          <w:p>
-            <w:pPr>
-              <w:spacing w:after="0" w:before="0" w:line="228"/>
+              <w:top w:type="dxa" w:w="8"/>
+              <w:left w:type="dxa" w:w="60"/>
+              <w:bottom w:type="dxa" w:w="8"/>
+              <w:right w:type="dxa" w:w="60"/>
+            </w:tcMar>
+            <w:vAlign w:val="center"/>
+          </w:tcPr>
+          <w:p>
+            <w:pPr>
+              <w:spacing w:after="0" w:before="0" w:line="216"/>
               <w:jc w:val="left"/>
             </w:pPr>
             <w:r>
@@ -1906,16 +1906,16 @@
               <w:right w:val="single" w:color="A6B4B8" w:sz="4"/>
             </w:tcBorders>
             <w:tcMar>
-              <w:top w:type="dxa" w:w="18"/>
-              <w:left w:type="dxa" w:w="60"/>
-              <w:bottom w:type="dxa" w:w="18"/>
-              <w:right w:type="dxa" w:w="60"/>
-            </w:tcMar>
-            <w:vAlign w:val="center"/>
-          </w:tcPr>
-          <w:p>
-            <w:pPr>
-              <w:spacing w:after="0" w:before="0" w:line="228"/>
+              <w:top w:type="dxa" w:w="8"/>
+              <w:left w:type="dxa" w:w="60"/>
+              <w:bottom w:type="dxa" w:w="8"/>
+              <w:right w:type="dxa" w:w="60"/>
+            </w:tcMar>
+            <w:vAlign w:val="center"/>
+          </w:tcPr>
+          <w:p>
+            <w:pPr>
+              <w:spacing w:after="0" w:before="0" w:line="216"/>
               <w:jc w:val="left"/>
             </w:pPr>
             <w:r>
@@ -1942,16 +1942,16 @@
               <w:right w:val="single" w:color="A6B4B8" w:sz="4"/>
             </w:tcBorders>
             <w:tcMar>
-              <w:top w:type="dxa" w:w="18"/>
-              <w:left w:type="dxa" w:w="60"/>
-              <w:bottom w:type="dxa" w:w="18"/>
-              <w:right w:type="dxa" w:w="60"/>
-            </w:tcMar>
-            <w:vAlign w:val="center"/>
-          </w:tcPr>
-          <w:p>
-            <w:pPr>
-              <w:spacing w:after="0" w:before="0" w:line="228"/>
+              <w:top w:type="dxa" w:w="8"/>
+              <w:left w:type="dxa" w:w="60"/>
+              <w:bottom w:type="dxa" w:w="8"/>
+              <w:right w:type="dxa" w:w="60"/>
+            </w:tcMar>
+            <w:vAlign w:val="center"/>
+          </w:tcPr>
+          <w:p>
+            <w:pPr>
+              <w:spacing w:after="0" w:before="0" w:line="216"/>
               <w:jc w:val="center"/>
             </w:pPr>
             <w:r>
@@ -1973,16 +1973,16 @@
               <w:right w:val="single" w:color="A6B4B8" w:sz="4"/>
             </w:tcBorders>
             <w:tcMar>
-              <w:top w:type="dxa" w:w="18"/>
-              <w:left w:type="dxa" w:w="60"/>
-              <w:bottom w:type="dxa" w:w="18"/>
-              <w:right w:type="dxa" w:w="60"/>
-            </w:tcMar>
-            <w:vAlign w:val="center"/>
-          </w:tcPr>
-          <w:p>
-            <w:pPr>
-              <w:spacing w:after="0" w:before="0" w:line="228"/>
+              <w:top w:type="dxa" w:w="8"/>
+              <w:left w:type="dxa" w:w="60"/>
+              <w:bottom w:type="dxa" w:w="8"/>
+              <w:right w:type="dxa" w:w="60"/>
+            </w:tcMar>
+            <w:vAlign w:val="center"/>
+          </w:tcPr>
+          <w:p>
+            <w:pPr>
+              <w:spacing w:after="0" w:before="0" w:line="216"/>
               <w:jc w:val="left"/>
             </w:pPr>
             <w:r>
@@ -2004,16 +2004,16 @@
               <w:right w:val="single" w:color="A6B4B8" w:sz="4"/>
             </w:tcBorders>
             <w:tcMar>
-              <w:top w:type="dxa" w:w="18"/>
-              <w:left w:type="dxa" w:w="60"/>
-              <w:bottom w:type="dxa" w:w="18"/>
-              <w:right w:type="dxa" w:w="60"/>
-            </w:tcMar>
-            <w:vAlign w:val="center"/>
-          </w:tcPr>
-          <w:p>
-            <w:pPr>
-              <w:spacing w:after="0" w:before="0" w:line="228"/>
+              <w:top w:type="dxa" w:w="8"/>
+              <w:left w:type="dxa" w:w="60"/>
+              <w:bottom w:type="dxa" w:w="8"/>
+              <w:right w:type="dxa" w:w="60"/>
+            </w:tcMar>
+            <w:vAlign w:val="center"/>
+          </w:tcPr>
+          <w:p>
+            <w:pPr>
+              <w:spacing w:after="0" w:before="0" w:line="216"/>
               <w:jc w:val="left"/>
             </w:pPr>
             <w:r>
@@ -2036,16 +2036,16 @@
             </w:tcBorders>
             <w:shd w:fill="DFF0D8" w:val="clear"/>
             <w:tcMar>
-              <w:top w:type="dxa" w:w="18"/>
-              <w:left w:type="dxa" w:w="60"/>
-              <w:bottom w:type="dxa" w:w="18"/>
-              <w:right w:type="dxa" w:w="60"/>
-            </w:tcMar>
-            <w:vAlign w:val="center"/>
-          </w:tcPr>
-          <w:p>
-            <w:pPr>
-              <w:spacing w:after="0" w:before="0" w:line="228"/>
+              <w:top w:type="dxa" w:w="8"/>
+              <w:left w:type="dxa" w:w="60"/>
+              <w:bottom w:type="dxa" w:w="8"/>
+              <w:right w:type="dxa" w:w="60"/>
+            </w:tcMar>
+            <w:vAlign w:val="center"/>
+          </w:tcPr>
+          <w:p>
+            <w:pPr>
+              <w:spacing w:after="0" w:before="0" w:line="216"/>
               <w:jc w:val="center"/>
             </w:pPr>
             <w:r>
@@ -2070,16 +2070,16 @@
               <w:right w:val="single" w:color="A6B4B8" w:sz="4"/>
             </w:tcBorders>
             <w:tcMar>
-              <w:top w:type="dxa" w:w="18"/>
-              <w:left w:type="dxa" w:w="60"/>
-              <w:bottom w:type="dxa" w:w="18"/>
-              <w:right w:type="dxa" w:w="60"/>
-            </w:tcMar>
-            <w:vAlign w:val="center"/>
-          </w:tcPr>
-          <w:p>
-            <w:pPr>
-              <w:spacing w:after="0" w:before="0" w:line="228"/>
+              <w:top w:type="dxa" w:w="8"/>
+              <w:left w:type="dxa" w:w="60"/>
+              <w:bottom w:type="dxa" w:w="8"/>
+              <w:right w:type="dxa" w:w="60"/>
+            </w:tcMar>
+            <w:vAlign w:val="center"/>
+          </w:tcPr>
+          <w:p>
+            <w:pPr>
+              <w:spacing w:after="0" w:before="0" w:line="216"/>
               <w:jc w:val="center"/>
             </w:pPr>
             <w:r>
@@ -2101,16 +2101,16 @@
               <w:right w:val="single" w:color="A6B4B8" w:sz="4"/>
             </w:tcBorders>
             <w:tcMar>
-              <w:top w:type="dxa" w:w="18"/>
-              <w:left w:type="dxa" w:w="60"/>
-              <w:bottom w:type="dxa" w:w="18"/>
-              <w:right w:type="dxa" w:w="60"/>
-            </w:tcMar>
-            <w:vAlign w:val="center"/>
-          </w:tcPr>
-          <w:p>
-            <w:pPr>
-              <w:spacing w:after="0" w:before="0" w:line="228"/>
+              <w:top w:type="dxa" w:w="8"/>
+              <w:left w:type="dxa" w:w="60"/>
+              <w:bottom w:type="dxa" w:w="8"/>
+              <w:right w:type="dxa" w:w="60"/>
+            </w:tcMar>
+            <w:vAlign w:val="center"/>
+          </w:tcPr>
+          <w:p>
+            <w:pPr>
+              <w:spacing w:after="0" w:before="0" w:line="216"/>
               <w:jc w:val="left"/>
             </w:pPr>
             <w:r>
@@ -2132,16 +2132,16 @@
               <w:right w:val="single" w:color="A6B4B8" w:sz="4"/>
             </w:tcBorders>
             <w:tcMar>
-              <w:top w:type="dxa" w:w="18"/>
-              <w:left w:type="dxa" w:w="60"/>
-              <w:bottom w:type="dxa" w:w="18"/>
-              <w:right w:type="dxa" w:w="60"/>
-            </w:tcMar>
-            <w:vAlign w:val="center"/>
-          </w:tcPr>
-          <w:p>
-            <w:pPr>
-              <w:spacing w:after="0" w:before="0" w:line="228"/>
+              <w:top w:type="dxa" w:w="8"/>
+              <w:left w:type="dxa" w:w="60"/>
+              <w:bottom w:type="dxa" w:w="8"/>
+              <w:right w:type="dxa" w:w="60"/>
+            </w:tcMar>
+            <w:vAlign w:val="center"/>
+          </w:tcPr>
+          <w:p>
+            <w:pPr>
+              <w:spacing w:after="0" w:before="0" w:line="216"/>
               <w:jc w:val="left"/>
             </w:pPr>
             <w:r>
@@ -2163,16 +2163,16 @@
               <w:right w:val="single" w:color="A6B4B8" w:sz="4"/>
             </w:tcBorders>
             <w:tcMar>
-              <w:top w:type="dxa" w:w="18"/>
-              <w:left w:type="dxa" w:w="60"/>
-              <w:bottom w:type="dxa" w:w="18"/>
-              <w:right w:type="dxa" w:w="60"/>
-            </w:tcMar>
-            <w:vAlign w:val="center"/>
-          </w:tcPr>
-          <w:p>
-            <w:pPr>
-              <w:spacing w:after="0" w:before="0" w:line="228"/>
+              <w:top w:type="dxa" w:w="8"/>
+              <w:left w:type="dxa" w:w="60"/>
+              <w:bottom w:type="dxa" w:w="8"/>
+              <w:right w:type="dxa" w:w="60"/>
+            </w:tcMar>
+            <w:vAlign w:val="center"/>
+          </w:tcPr>
+          <w:p>
+            <w:pPr>
+              <w:spacing w:after="0" w:before="0" w:line="216"/>
               <w:jc w:val="center"/>
             </w:pPr>
             <w:r>
@@ -2194,16 +2194,16 @@
               <w:right w:val="single" w:color="A6B4B8" w:sz="4"/>
             </w:tcBorders>
             <w:tcMar>
-              <w:top w:type="dxa" w:w="18"/>
-              <w:left w:type="dxa" w:w="60"/>
-              <w:bottom w:type="dxa" w:w="18"/>
-              <w:right w:type="dxa" w:w="60"/>
-            </w:tcMar>
-            <w:vAlign w:val="center"/>
-          </w:tcPr>
-          <w:p>
-            <w:pPr>
-              <w:spacing w:after="0" w:before="0" w:line="228"/>
+              <w:top w:type="dxa" w:w="8"/>
+              <w:left w:type="dxa" w:w="60"/>
+              <w:bottom w:type="dxa" w:w="8"/>
+              <w:right w:type="dxa" w:w="60"/>
+            </w:tcMar>
+            <w:vAlign w:val="center"/>
+          </w:tcPr>
+          <w:p>
+            <w:pPr>
+              <w:spacing w:after="0" w:before="0" w:line="216"/>
               <w:jc w:val="left"/>
             </w:pPr>
             <w:r>
@@ -2225,16 +2225,16 @@
               <w:right w:val="single" w:color="A6B4B8" w:sz="4"/>
             </w:tcBorders>
             <w:tcMar>
-              <w:top w:type="dxa" w:w="18"/>
-              <w:left w:type="dxa" w:w="60"/>
-              <w:bottom w:type="dxa" w:w="18"/>
-              <w:right w:type="dxa" w:w="60"/>
-            </w:tcMar>
-            <w:vAlign w:val="center"/>
-          </w:tcPr>
-          <w:p>
-            <w:pPr>
-              <w:spacing w:after="0" w:before="0" w:line="228"/>
+              <w:top w:type="dxa" w:w="8"/>
+              <w:left w:type="dxa" w:w="60"/>
+              <w:bottom w:type="dxa" w:w="8"/>
+              <w:right w:type="dxa" w:w="60"/>
+            </w:tcMar>
+            <w:vAlign w:val="center"/>
+          </w:tcPr>
+          <w:p>
+            <w:pPr>
+              <w:spacing w:after="0" w:before="0" w:line="216"/>
               <w:jc w:val="left"/>
             </w:pPr>
             <w:r>
@@ -2262,16 +2262,16 @@
               <w:right w:val="single" w:color="A6B4B8" w:sz="4"/>
             </w:tcBorders>
             <w:tcMar>
-              <w:top w:type="dxa" w:w="18"/>
-              <w:left w:type="dxa" w:w="60"/>
-              <w:bottom w:type="dxa" w:w="18"/>
-              <w:right w:type="dxa" w:w="60"/>
-            </w:tcMar>
-            <w:vAlign w:val="center"/>
-          </w:tcPr>
-          <w:p>
-            <w:pPr>
-              <w:spacing w:after="0" w:before="0" w:line="228"/>
+              <w:top w:type="dxa" w:w="8"/>
+              <w:left w:type="dxa" w:w="60"/>
+              <w:bottom w:type="dxa" w:w="8"/>
+              <w:right w:type="dxa" w:w="60"/>
+            </w:tcMar>
+            <w:vAlign w:val="center"/>
+          </w:tcPr>
+          <w:p>
+            <w:pPr>
+              <w:spacing w:after="0" w:before="0" w:line="216"/>
               <w:jc w:val="center"/>
             </w:pPr>
             <w:r>
@@ -2294,16 +2294,16 @@
               <w:right w:val="single" w:color="A6B4B8" w:sz="4"/>
             </w:tcBorders>
             <w:tcMar>
-              <w:top w:type="dxa" w:w="18"/>
-              <w:left w:type="dxa" w:w="60"/>
-              <w:bottom w:type="dxa" w:w="18"/>
-              <w:right w:type="dxa" w:w="60"/>
-            </w:tcMar>
-            <w:vAlign w:val="center"/>
-          </w:tcPr>
-          <w:p>
-            <w:pPr>
-              <w:spacing w:after="0" w:before="0" w:line="228"/>
+              <w:top w:type="dxa" w:w="8"/>
+              <w:left w:type="dxa" w:w="60"/>
+              <w:bottom w:type="dxa" w:w="8"/>
+              <w:right w:type="dxa" w:w="60"/>
+            </w:tcMar>
+            <w:vAlign w:val="center"/>
+          </w:tcPr>
+          <w:p>
+            <w:pPr>
+              <w:spacing w:after="0" w:before="0" w:line="216"/>
               <w:jc w:val="left"/>
             </w:pPr>
             <w:r>
@@ -2326,16 +2326,16 @@
               <w:right w:val="single" w:color="A6B4B8" w:sz="4"/>
             </w:tcBorders>
             <w:tcMar>
-              <w:top w:type="dxa" w:w="18"/>
-              <w:left w:type="dxa" w:w="60"/>
-              <w:bottom w:type="dxa" w:w="18"/>
-              <w:right w:type="dxa" w:w="60"/>
-            </w:tcMar>
-            <w:vAlign w:val="center"/>
-          </w:tcPr>
-          <w:p>
-            <w:pPr>
-              <w:spacing w:after="0" w:before="0" w:line="228"/>
+              <w:top w:type="dxa" w:w="8"/>
+              <w:left w:type="dxa" w:w="60"/>
+              <w:bottom w:type="dxa" w:w="8"/>
+              <w:right w:type="dxa" w:w="60"/>
+            </w:tcMar>
+            <w:vAlign w:val="center"/>
+          </w:tcPr>
+          <w:p>
+            <w:pPr>
+              <w:spacing w:after="0" w:before="0" w:line="216"/>
               <w:jc w:val="left"/>
             </w:pPr>
             <w:r>
@@ -2359,16 +2359,16 @@
             </w:tcBorders>
             <w:shd w:fill="EEF2DC" w:val="clear"/>
             <w:tcMar>
-              <w:top w:type="dxa" w:w="18"/>
-              <w:left w:type="dxa" w:w="60"/>
-              <w:bottom w:type="dxa" w:w="18"/>
-              <w:right w:type="dxa" w:w="60"/>
-            </w:tcMar>
-            <w:vAlign w:val="center"/>
-          </w:tcPr>
-          <w:p>
-            <w:pPr>
-              <w:spacing w:after="0" w:before="0" w:line="228"/>
+              <w:top w:type="dxa" w:w="8"/>
+              <w:left w:type="dxa" w:w="60"/>
+              <w:bottom w:type="dxa" w:w="8"/>
+              <w:right w:type="dxa" w:w="60"/>
+            </w:tcMar>
+            <w:vAlign w:val="center"/>
+          </w:tcPr>
+          <w:p>
+            <w:pPr>
+              <w:spacing w:after="0" w:before="0" w:line="216"/>
               <w:jc w:val="center"/>
             </w:pPr>
             <w:r>
@@ -2394,16 +2394,16 @@
               <w:right w:val="single" w:color="A6B4B8" w:sz="4"/>
             </w:tcBorders>
             <w:tcMar>
-              <w:top w:type="dxa" w:w="18"/>
-              <w:left w:type="dxa" w:w="60"/>
-              <w:bottom w:type="dxa" w:w="18"/>
-              <w:right w:type="dxa" w:w="60"/>
-            </w:tcMar>
-            <w:vAlign w:val="center"/>
-          </w:tcPr>
-          <w:p>
-            <w:pPr>
-              <w:spacing w:after="0" w:before="0" w:line="228"/>
+              <w:top w:type="dxa" w:w="8"/>
+              <w:left w:type="dxa" w:w="60"/>
+              <w:bottom w:type="dxa" w:w="8"/>
+              <w:right w:type="dxa" w:w="60"/>
+            </w:tcMar>
+            <w:vAlign w:val="center"/>
+          </w:tcPr>
+          <w:p>
+            <w:pPr>
+              <w:spacing w:after="0" w:before="0" w:line="216"/>
               <w:jc w:val="center"/>
             </w:pPr>
             <w:r>
@@ -2426,16 +2426,16 @@
               <w:right w:val="single" w:color="A6B4B8" w:sz="4"/>
             </w:tcBorders>
             <w:tcMar>
-              <w:top w:type="dxa" w:w="18"/>
-              <w:left w:type="dxa" w:w="60"/>
-              <w:bottom w:type="dxa" w:w="18"/>
-              <w:right w:type="dxa" w:w="60"/>
-            </w:tcMar>
-            <w:vAlign w:val="center"/>
-          </w:tcPr>
-          <w:p>
-            <w:pPr>
-              <w:spacing w:after="0" w:before="0" w:line="228"/>
+              <w:top w:type="dxa" w:w="8"/>
+              <w:left w:type="dxa" w:w="60"/>
+              <w:bottom w:type="dxa" w:w="8"/>
+              <w:right w:type="dxa" w:w="60"/>
+            </w:tcMar>
+            <w:vAlign w:val="center"/>
+          </w:tcPr>
+          <w:p>
+            <w:pPr>
+              <w:spacing w:after="0" w:before="0" w:line="216"/>
               <w:jc w:val="left"/>
             </w:pPr>
             <w:r>
@@ -2457,16 +2457,16 @@
               <w:right w:val="single" w:color="A6B4B8" w:sz="4"/>
             </w:tcBorders>
             <w:tcMar>
-              <w:top w:type="dxa" w:w="18"/>
-              <w:left w:type="dxa" w:w="60"/>
-              <w:bottom w:type="dxa" w:w="18"/>
-              <w:right w:type="dxa" w:w="60"/>
-            </w:tcMar>
-            <w:vAlign w:val="center"/>
-          </w:tcPr>
-          <w:p>
-            <w:pPr>
-              <w:spacing w:after="0" w:before="0" w:line="228"/>
+              <w:top w:type="dxa" w:w="8"/>
+              <w:left w:type="dxa" w:w="60"/>
+              <w:bottom w:type="dxa" w:w="8"/>
+              <w:right w:type="dxa" w:w="60"/>
+            </w:tcMar>
+            <w:vAlign w:val="center"/>
+          </w:tcPr>
+          <w:p>
+            <w:pPr>
+              <w:spacing w:after="0" w:before="0" w:line="216"/>
               <w:jc w:val="left"/>
             </w:pPr>
             <w:r>
@@ -2488,16 +2488,16 @@
               <w:right w:val="single" w:color="A6B4B8" w:sz="4"/>
             </w:tcBorders>
             <w:tcMar>
-              <w:top w:type="dxa" w:w="18"/>
-              <w:left w:type="dxa" w:w="60"/>
-              <w:bottom w:type="dxa" w:w="18"/>
-              <w:right w:type="dxa" w:w="60"/>
-            </w:tcMar>
-            <w:vAlign w:val="center"/>
-          </w:tcPr>
-          <w:p>
-            <w:pPr>
-              <w:spacing w:after="0" w:before="0" w:line="228"/>
+              <w:top w:type="dxa" w:w="8"/>
+              <w:left w:type="dxa" w:w="60"/>
+              <w:bottom w:type="dxa" w:w="8"/>
+              <w:right w:type="dxa" w:w="60"/>
+            </w:tcMar>
+            <w:vAlign w:val="center"/>
+          </w:tcPr>
+          <w:p>
+            <w:pPr>
+              <w:spacing w:after="0" w:before="0" w:line="216"/>
               <w:jc w:val="center"/>
             </w:pPr>
             <w:r>
@@ -2520,16 +2520,16 @@
               <w:right w:val="single" w:color="A6B4B8" w:sz="4"/>
             </w:tcBorders>
             <w:tcMar>
-              <w:top w:type="dxa" w:w="18"/>
-              <w:left w:type="dxa" w:w="60"/>
-              <w:bottom w:type="dxa" w:w="18"/>
-              <w:right w:type="dxa" w:w="60"/>
-            </w:tcMar>
-            <w:vAlign w:val="center"/>
-          </w:tcPr>
-          <w:p>
-            <w:pPr>
-              <w:spacing w:after="0" w:before="0" w:line="228"/>
+              <w:top w:type="dxa" w:w="8"/>
+              <w:left w:type="dxa" w:w="60"/>
+              <w:bottom w:type="dxa" w:w="8"/>
+              <w:right w:type="dxa" w:w="60"/>
+            </w:tcMar>
+            <w:vAlign w:val="center"/>
+          </w:tcPr>
+          <w:p>
+            <w:pPr>
+              <w:spacing w:after="0" w:before="0" w:line="216"/>
               <w:jc w:val="left"/>
             </w:pPr>
             <w:r>
@@ -2552,16 +2552,16 @@
               <w:right w:val="single" w:color="A6B4B8" w:sz="4"/>
             </w:tcBorders>
             <w:tcMar>
-              <w:top w:type="dxa" w:w="18"/>
-              <w:left w:type="dxa" w:w="60"/>
-              <w:bottom w:type="dxa" w:w="18"/>
-              <w:right w:type="dxa" w:w="60"/>
-            </w:tcMar>
-            <w:vAlign w:val="center"/>
-          </w:tcPr>
-          <w:p>
-            <w:pPr>
-              <w:spacing w:after="0" w:before="0" w:line="228"/>
+              <w:top w:type="dxa" w:w="8"/>
+              <w:left w:type="dxa" w:w="60"/>
+              <w:bottom w:type="dxa" w:w="8"/>
+              <w:right w:type="dxa" w:w="60"/>
+            </w:tcMar>
+            <w:vAlign w:val="center"/>
+          </w:tcPr>
+          <w:p>
+            <w:pPr>
+              <w:spacing w:after="0" w:before="0" w:line="216"/>
               <w:jc w:val="left"/>
             </w:pPr>
             <w:r>
@@ -2660,16 +2660,16 @@
               <w:right w:val="single" w:color="A6B4B8" w:sz="4"/>
             </w:tcBorders>
             <w:tcMar>
-              <w:top w:type="dxa" w:w="18"/>
-              <w:left w:type="dxa" w:w="60"/>
-              <w:bottom w:type="dxa" w:w="18"/>
-              <w:right w:type="dxa" w:w="60"/>
-            </w:tcMar>
-            <w:vAlign w:val="center"/>
-          </w:tcPr>
-          <w:p>
-            <w:pPr>
-              <w:spacing w:after="0" w:before="0" w:line="228"/>
+              <w:top w:type="dxa" w:w="8"/>
+              <w:left w:type="dxa" w:w="60"/>
+              <w:bottom w:type="dxa" w:w="8"/>
+              <w:right w:type="dxa" w:w="60"/>
+            </w:tcMar>
+            <w:vAlign w:val="center"/>
+          </w:tcPr>
+          <w:p>
+            <w:pPr>
+              <w:spacing w:after="0" w:before="0" w:line="216"/>
               <w:jc w:val="left"/>
             </w:pPr>
             <w:r>
@@ -2691,16 +2691,16 @@
               <w:right w:val="single" w:color="A6B4B8" w:sz="4"/>
             </w:tcBorders>
             <w:tcMar>
-              <w:top w:type="dxa" w:w="18"/>
-              <w:left w:type="dxa" w:w="60"/>
-              <w:bottom w:type="dxa" w:w="18"/>
-              <w:right w:type="dxa" w:w="60"/>
-            </w:tcMar>
-            <w:vAlign w:val="center"/>
-          </w:tcPr>
-          <w:p>
-            <w:pPr>
-              <w:spacing w:after="0" w:before="0" w:line="228"/>
+              <w:top w:type="dxa" w:w="8"/>
+              <w:left w:type="dxa" w:w="60"/>
+              <w:bottom w:type="dxa" w:w="8"/>
+              <w:right w:type="dxa" w:w="60"/>
+            </w:tcMar>
+            <w:vAlign w:val="center"/>
+          </w:tcPr>
+          <w:p>
+            <w:pPr>
+              <w:spacing w:after="0" w:before="0" w:line="216"/>
               <w:jc w:val="center"/>
             </w:pPr>
             <w:r>
@@ -2751,16 +2751,16 @@
               <w:right w:val="single" w:color="A6B4B8" w:sz="4"/>
             </w:tcBorders>
             <w:tcMar>
-              <w:top w:type="dxa" w:w="18"/>
-              <w:left w:type="dxa" w:w="60"/>
-              <w:bottom w:type="dxa" w:w="18"/>
-              <w:right w:type="dxa" w:w="60"/>
-            </w:tcMar>
-            <w:vAlign w:val="center"/>
-          </w:tcPr>
-          <w:p>
-            <w:pPr>
-              <w:spacing w:after="0" w:before="0" w:line="228"/>
+              <w:top w:type="dxa" w:w="8"/>
+              <w:left w:type="dxa" w:w="60"/>
+              <w:bottom w:type="dxa" w:w="8"/>
+              <w:right w:type="dxa" w:w="60"/>
+            </w:tcMar>
+            <w:vAlign w:val="center"/>
+          </w:tcPr>
+          <w:p>
+            <w:pPr>
+              <w:spacing w:after="0" w:before="0" w:line="216"/>
               <w:jc w:val="center"/>
             </w:pPr>
             <w:r>
@@ -2782,16 +2782,16 @@
               <w:right w:val="single" w:color="A6B4B8" w:sz="4"/>
             </w:tcBorders>
             <w:tcMar>
-              <w:top w:type="dxa" w:w="18"/>
-              <w:left w:type="dxa" w:w="60"/>
-              <w:bottom w:type="dxa" w:w="18"/>
-              <w:right w:type="dxa" w:w="60"/>
-            </w:tcMar>
-            <w:vAlign w:val="center"/>
-          </w:tcPr>
-          <w:p>
-            <w:pPr>
-              <w:spacing w:after="0" w:before="0" w:line="228"/>
+              <w:top w:type="dxa" w:w="8"/>
+              <w:left w:type="dxa" w:w="60"/>
+              <w:bottom w:type="dxa" w:w="8"/>
+              <w:right w:type="dxa" w:w="60"/>
+            </w:tcMar>
+            <w:vAlign w:val="center"/>
+          </w:tcPr>
+          <w:p>
+            <w:pPr>
+              <w:spacing w:after="0" w:before="0" w:line="216"/>
               <w:jc w:val="left"/>
             </w:pPr>
             <w:r>
@@ -2813,16 +2813,16 @@
               <w:right w:val="single" w:color="A6B4B8" w:sz="4"/>
             </w:tcBorders>
             <w:tcMar>
-              <w:top w:type="dxa" w:w="18"/>
-              <w:left w:type="dxa" w:w="60"/>
-              <w:bottom w:type="dxa" w:w="18"/>
-              <w:right w:type="dxa" w:w="60"/>
-            </w:tcMar>
-            <w:vAlign w:val="center"/>
-          </w:tcPr>
-          <w:p>
-            <w:pPr>
-              <w:spacing w:after="0" w:before="0" w:line="228"/>
+              <w:top w:type="dxa" w:w="8"/>
+              <w:left w:type="dxa" w:w="60"/>
+              <w:bottom w:type="dxa" w:w="8"/>
+              <w:right w:type="dxa" w:w="60"/>
+            </w:tcMar>
+            <w:vAlign w:val="center"/>
+          </w:tcPr>
+          <w:p>
+            <w:pPr>
+              <w:spacing w:after="0" w:before="0" w:line="216"/>
               <w:jc w:val="left"/>
             </w:pPr>
             <w:r>
@@ -2845,16 +2845,16 @@
             </w:tcBorders>
             <w:shd w:fill="DFF0D8" w:val="clear"/>
             <w:tcMar>
-              <w:top w:type="dxa" w:w="18"/>
-              <w:left w:type="dxa" w:w="60"/>
-              <w:bottom w:type="dxa" w:w="18"/>
-              <w:right w:type="dxa" w:w="60"/>
-            </w:tcMar>
-            <w:vAlign w:val="center"/>
-          </w:tcPr>
-          <w:p>
-            <w:pPr>
-              <w:spacing w:after="0" w:before="0" w:line="228"/>
+              <w:top w:type="dxa" w:w="8"/>
+              <w:left w:type="dxa" w:w="60"/>
+              <w:bottom w:type="dxa" w:w="8"/>
+              <w:right w:type="dxa" w:w="60"/>
+            </w:tcMar>
+            <w:vAlign w:val="center"/>
+          </w:tcPr>
+          <w:p>
+            <w:pPr>
+              <w:spacing w:after="0" w:before="0" w:line="216"/>
               <w:jc w:val="center"/>
             </w:pPr>
             <w:r>
@@ -2879,16 +2879,16 @@
               <w:right w:val="single" w:color="A6B4B8" w:sz="4"/>
             </w:tcBorders>
             <w:tcMar>
-              <w:top w:type="dxa" w:w="18"/>
-              <w:left w:type="dxa" w:w="60"/>
-              <w:bottom w:type="dxa" w:w="18"/>
-              <w:right w:type="dxa" w:w="60"/>
-            </w:tcMar>
-            <w:vAlign w:val="center"/>
-          </w:tcPr>
-          <w:p>
-            <w:pPr>
-              <w:spacing w:after="0" w:before="0" w:line="228"/>
+              <w:top w:type="dxa" w:w="8"/>
+              <w:left w:type="dxa" w:w="60"/>
+              <w:bottom w:type="dxa" w:w="8"/>
+              <w:right w:type="dxa" w:w="60"/>
+            </w:tcMar>
+            <w:vAlign w:val="center"/>
+          </w:tcPr>
+          <w:p>
+            <w:pPr>
+              <w:spacing w:after="0" w:before="0" w:line="216"/>
               <w:jc w:val="center"/>
             </w:pPr>
             <w:r>
@@ -2910,16 +2910,16 @@
               <w:right w:val="single" w:color="A6B4B8" w:sz="4"/>
             </w:tcBorders>
             <w:tcMar>
-              <w:top w:type="dxa" w:w="18"/>
-              <w:left w:type="dxa" w:w="60"/>
-              <w:bottom w:type="dxa" w:w="18"/>
-              <w:right w:type="dxa" w:w="60"/>
-            </w:tcMar>
-            <w:vAlign w:val="center"/>
-          </w:tcPr>
-          <w:p>
-            <w:pPr>
-              <w:spacing w:after="0" w:before="0" w:line="228"/>
+              <w:top w:type="dxa" w:w="8"/>
+              <w:left w:type="dxa" w:w="60"/>
+              <w:bottom w:type="dxa" w:w="8"/>
+              <w:right w:type="dxa" w:w="60"/>
+            </w:tcMar>
+            <w:vAlign w:val="center"/>
+          </w:tcPr>
+          <w:p>
+            <w:pPr>
+              <w:spacing w:after="0" w:before="0" w:line="216"/>
               <w:jc w:val="left"/>
             </w:pPr>
             <w:r>
@@ -2941,16 +2941,16 @@
               <w:right w:val="single" w:color="A6B4B8" w:sz="4"/>
             </w:tcBorders>
             <w:tcMar>
-              <w:top w:type="dxa" w:w="18"/>
-              <w:left w:type="dxa" w:w="60"/>
-              <w:bottom w:type="dxa" w:w="18"/>
-              <w:right w:type="dxa" w:w="60"/>
-            </w:tcMar>
-            <w:vAlign w:val="center"/>
-          </w:tcPr>
-          <w:p>
-            <w:pPr>
-              <w:spacing w:after="0" w:before="0" w:line="228"/>
+              <w:top w:type="dxa" w:w="8"/>
+              <w:left w:type="dxa" w:w="60"/>
+              <w:bottom w:type="dxa" w:w="8"/>
+              <w:right w:type="dxa" w:w="60"/>
+            </w:tcMar>
+            <w:vAlign w:val="center"/>
+          </w:tcPr>
+          <w:p>
+            <w:pPr>
+              <w:spacing w:after="0" w:before="0" w:line="216"/>
               <w:jc w:val="left"/>
             </w:pPr>
             <w:r>
@@ -2972,16 +2972,16 @@
               <w:right w:val="single" w:color="A6B4B8" w:sz="4"/>
             </w:tcBorders>
             <w:tcMar>
-              <w:top w:type="dxa" w:w="18"/>
-              <w:left w:type="dxa" w:w="60"/>
-              <w:bottom w:type="dxa" w:w="18"/>
-              <w:right w:type="dxa" w:w="60"/>
-            </w:tcMar>
-            <w:vAlign w:val="center"/>
-          </w:tcPr>
-          <w:p>
-            <w:pPr>
-              <w:spacing w:after="0" w:before="0" w:line="228"/>
+              <w:top w:type="dxa" w:w="8"/>
+              <w:left w:type="dxa" w:w="60"/>
+              <w:bottom w:type="dxa" w:w="8"/>
+              <w:right w:type="dxa" w:w="60"/>
+            </w:tcMar>
+            <w:vAlign w:val="center"/>
+          </w:tcPr>
+          <w:p>
+            <w:pPr>
+              <w:spacing w:after="0" w:before="0" w:line="216"/>
               <w:jc w:val="center"/>
             </w:pPr>
             <w:r>
@@ -3003,16 +3003,16 @@
               <w:right w:val="single" w:color="A6B4B8" w:sz="4"/>
             </w:tcBorders>
             <w:tcMar>
-              <w:top w:type="dxa" w:w="18"/>
-              <w:left w:type="dxa" w:w="60"/>
-              <w:bottom w:type="dxa" w:w="18"/>
-              <w:right w:type="dxa" w:w="60"/>
-            </w:tcMar>
-            <w:vAlign w:val="center"/>
-          </w:tcPr>
-          <w:p>
-            <w:pPr>
-              <w:spacing w:after="0" w:before="0" w:line="228"/>
+              <w:top w:type="dxa" w:w="8"/>
+              <w:left w:type="dxa" w:w="60"/>
+              <w:bottom w:type="dxa" w:w="8"/>
+              <w:right w:type="dxa" w:w="60"/>
+            </w:tcMar>
+            <w:vAlign w:val="center"/>
+          </w:tcPr>
+          <w:p>
+            <w:pPr>
+              <w:spacing w:after="0" w:before="0" w:line="216"/>
               <w:jc w:val="left"/>
             </w:pPr>
             <w:r>
@@ -3034,16 +3034,16 @@
               <w:right w:val="single" w:color="A6B4B8" w:sz="4"/>
             </w:tcBorders>
             <w:tcMar>
-              <w:top w:type="dxa" w:w="18"/>
-              <w:left w:type="dxa" w:w="60"/>
-              <w:bottom w:type="dxa" w:w="18"/>
-              <w:right w:type="dxa" w:w="60"/>
-            </w:tcMar>
-            <w:vAlign w:val="center"/>
-          </w:tcPr>
-          <w:p>
-            <w:pPr>
-              <w:spacing w:after="0" w:before="0" w:line="228"/>
+              <w:top w:type="dxa" w:w="8"/>
+              <w:left w:type="dxa" w:w="60"/>
+              <w:bottom w:type="dxa" w:w="8"/>
+              <w:right w:type="dxa" w:w="60"/>
+            </w:tcMar>
+            <w:vAlign w:val="center"/>
+          </w:tcPr>
+          <w:p>
+            <w:pPr>
+              <w:spacing w:after="0" w:before="0" w:line="216"/>
               <w:jc w:val="left"/>
             </w:pPr>
             <w:r>
@@ -3070,16 +3070,16 @@
               <w:right w:val="single" w:color="A6B4B8" w:sz="4"/>
             </w:tcBorders>
             <w:tcMar>
-              <w:top w:type="dxa" w:w="18"/>
-              <w:left w:type="dxa" w:w="60"/>
-              <w:bottom w:type="dxa" w:w="18"/>
-              <w:right w:type="dxa" w:w="60"/>
-            </w:tcMar>
-            <w:vAlign w:val="center"/>
-          </w:tcPr>
-          <w:p>
-            <w:pPr>
-              <w:spacing w:after="0" w:before="0" w:line="228"/>
+              <w:top w:type="dxa" w:w="8"/>
+              <w:left w:type="dxa" w:w="60"/>
+              <w:bottom w:type="dxa" w:w="8"/>
+              <w:right w:type="dxa" w:w="60"/>
+            </w:tcMar>
+            <w:vAlign w:val="center"/>
+          </w:tcPr>
+          <w:p>
+            <w:pPr>
+              <w:spacing w:after="0" w:before="0" w:line="216"/>
               <w:jc w:val="center"/>
             </w:pPr>
             <w:r>
@@ -3101,16 +3101,16 @@
               <w:right w:val="single" w:color="A6B4B8" w:sz="4"/>
             </w:tcBorders>
             <w:tcMar>
-              <w:top w:type="dxa" w:w="18"/>
-              <w:left w:type="dxa" w:w="60"/>
-              <w:bottom w:type="dxa" w:w="18"/>
-              <w:right w:type="dxa" w:w="60"/>
-            </w:tcMar>
-            <w:vAlign w:val="center"/>
-          </w:tcPr>
-          <w:p>
-            <w:pPr>
-              <w:spacing w:after="0" w:before="0" w:line="228"/>
+              <w:top w:type="dxa" w:w="8"/>
+              <w:left w:type="dxa" w:w="60"/>
+              <w:bottom w:type="dxa" w:w="8"/>
+              <w:right w:type="dxa" w:w="60"/>
+            </w:tcMar>
+            <w:vAlign w:val="center"/>
+          </w:tcPr>
+          <w:p>
+            <w:pPr>
+              <w:spacing w:after="0" w:before="0" w:line="216"/>
               <w:jc w:val="left"/>
             </w:pPr>
             <w:r>
@@ -3132,16 +3132,16 @@
               <w:right w:val="single" w:color="A6B4B8" w:sz="4"/>
             </w:tcBorders>
             <w:tcMar>
-              <w:top w:type="dxa" w:w="18"/>
-              <w:left w:type="dxa" w:w="60"/>
-              <w:bottom w:type="dxa" w:w="18"/>
-              <w:right w:type="dxa" w:w="60"/>
-            </w:tcMar>
-            <w:vAlign w:val="center"/>
-          </w:tcPr>
-          <w:p>
-            <w:pPr>
-              <w:spacing w:after="0" w:before="0" w:line="228"/>
+              <w:top w:type="dxa" w:w="8"/>
+              <w:left w:type="dxa" w:w="60"/>
+              <w:bottom w:type="dxa" w:w="8"/>
+              <w:right w:type="dxa" w:w="60"/>
+            </w:tcMar>
+            <w:vAlign w:val="center"/>
+          </w:tcPr>
+          <w:p>
+            <w:pPr>
+              <w:spacing w:after="0" w:before="0" w:line="216"/>
               <w:jc w:val="left"/>
             </w:pPr>
             <w:r>
@@ -3164,16 +3164,16 @@
             </w:tcBorders>
             <w:shd w:fill="EEF2DC" w:val="clear"/>
             <w:tcMar>
-              <w:top w:type="dxa" w:w="18"/>
-              <w:left w:type="dxa" w:w="60"/>
-              <w:bottom w:type="dxa" w:w="18"/>
-              <w:right w:type="dxa" w:w="60"/>
-            </w:tcMar>
-            <w:vAlign w:val="center"/>
-          </w:tcPr>
-          <w:p>
-            <w:pPr>
-              <w:spacing w:after="0" w:before="0" w:line="228"/>
+              <w:top w:type="dxa" w:w="8"/>
+              <w:left w:type="dxa" w:w="60"/>
+              <w:bottom w:type="dxa" w:w="8"/>
+              <w:right w:type="dxa" w:w="60"/>
+            </w:tcMar>
+            <w:vAlign w:val="center"/>
+          </w:tcPr>
+          <w:p>
+            <w:pPr>
+              <w:spacing w:after="0" w:before="0" w:line="216"/>
               <w:jc w:val="center"/>
             </w:pPr>
             <w:r>
@@ -3198,16 +3198,16 @@
               <w:right w:val="single" w:color="A6B4B8" w:sz="4"/>
             </w:tcBorders>
             <w:tcMar>
-              <w:top w:type="dxa" w:w="18"/>
-              <w:left w:type="dxa" w:w="60"/>
-              <w:bottom w:type="dxa" w:w="18"/>
-              <w:right w:type="dxa" w:w="60"/>
-            </w:tcMar>
-            <w:vAlign w:val="center"/>
-          </w:tcPr>
-          <w:p>
-            <w:pPr>
-              <w:spacing w:after="0" w:before="0" w:line="228"/>
+              <w:top w:type="dxa" w:w="8"/>
+              <w:left w:type="dxa" w:w="60"/>
+              <w:bottom w:type="dxa" w:w="8"/>
+              <w:right w:type="dxa" w:w="60"/>
+            </w:tcMar>
+            <w:vAlign w:val="center"/>
+          </w:tcPr>
+          <w:p>
+            <w:pPr>
+              <w:spacing w:after="0" w:before="0" w:line="216"/>
               <w:jc w:val="center"/>
             </w:pPr>
             <w:r>
@@ -3229,16 +3229,16 @@
               <w:right w:val="single" w:color="A6B4B8" w:sz="4"/>
             </w:tcBorders>
             <w:tcMar>
-              <w:top w:type="dxa" w:w="18"/>
-              <w:left w:type="dxa" w:w="60"/>
-              <w:bottom w:type="dxa" w:w="18"/>
-              <w:right w:type="dxa" w:w="60"/>
-            </w:tcMar>
-            <w:vAlign w:val="center"/>
-          </w:tcPr>
-          <w:p>
-            <w:pPr>
-              <w:spacing w:after="0" w:before="0" w:line="228"/>
+              <w:top w:type="dxa" w:w="8"/>
+              <w:left w:type="dxa" w:w="60"/>
+              <w:bottom w:type="dxa" w:w="8"/>
+              <w:right w:type="dxa" w:w="60"/>
+            </w:tcMar>
+            <w:vAlign w:val="center"/>
+          </w:tcPr>
+          <w:p>
+            <w:pPr>
+              <w:spacing w:after="0" w:before="0" w:line="216"/>
               <w:jc w:val="left"/>
             </w:pPr>
             <w:r>
@@ -3260,16 +3260,16 @@
               <w:right w:val="single" w:color="A6B4B8" w:sz="4"/>
             </w:tcBorders>
             <w:tcMar>
-              <w:top w:type="dxa" w:w="18"/>
-              <w:left w:type="dxa" w:w="60"/>
-              <w:bottom w:type="dxa" w:w="18"/>
-              <w:right w:type="dxa" w:w="60"/>
-            </w:tcMar>
-            <w:vAlign w:val="center"/>
-          </w:tcPr>
-          <w:p>
-            <w:pPr>
-              <w:spacing w:after="0" w:before="0" w:line="228"/>
+              <w:top w:type="dxa" w:w="8"/>
+              <w:left w:type="dxa" w:w="60"/>
+              <w:bottom w:type="dxa" w:w="8"/>
+              <w:right w:type="dxa" w:w="60"/>
+            </w:tcMar>
+            <w:vAlign w:val="center"/>
+          </w:tcPr>
+          <w:p>
+            <w:pPr>
+              <w:spacing w:after="0" w:before="0" w:line="216"/>
               <w:jc w:val="left"/>
             </w:pPr>
             <w:r>
@@ -3291,16 +3291,16 @@
               <w:right w:val="single" w:color="A6B4B8" w:sz="4"/>
             </w:tcBorders>
             <w:tcMar>
-              <w:top w:type="dxa" w:w="18"/>
-              <w:left w:type="dxa" w:w="60"/>
-              <w:bottom w:type="dxa" w:w="18"/>
-              <w:right w:type="dxa" w:w="60"/>
-            </w:tcMar>
-            <w:vAlign w:val="center"/>
-          </w:tcPr>
-          <w:p>
-            <w:pPr>
-              <w:spacing w:after="0" w:before="0" w:line="228"/>
+              <w:top w:type="dxa" w:w="8"/>
+              <w:left w:type="dxa" w:w="60"/>
+              <w:bottom w:type="dxa" w:w="8"/>
+              <w:right w:type="dxa" w:w="60"/>
+            </w:tcMar>
+            <w:vAlign w:val="center"/>
+          </w:tcPr>
+          <w:p>
+            <w:pPr>
+              <w:spacing w:after="0" w:before="0" w:line="216"/>
               <w:jc w:val="center"/>
             </w:pPr>
             <w:r>
@@ -3322,16 +3322,16 @@
               <w:right w:val="single" w:color="A6B4B8" w:sz="4"/>
             </w:tcBorders>
             <w:tcMar>
-              <w:top w:type="dxa" w:w="18"/>
-              <w:left w:type="dxa" w:w="60"/>
-              <w:bottom w:type="dxa" w:w="18"/>
-              <w:right w:type="dxa" w:w="60"/>
-            </w:tcMar>
-            <w:vAlign w:val="center"/>
-          </w:tcPr>
-          <w:p>
-            <w:pPr>
-              <w:spacing w:after="0" w:before="0" w:line="228"/>
+              <w:top w:type="dxa" w:w="8"/>
+              <w:left w:type="dxa" w:w="60"/>
+              <w:bottom w:type="dxa" w:w="8"/>
+              <w:right w:type="dxa" w:w="60"/>
+            </w:tcMar>
+            <w:vAlign w:val="center"/>
+          </w:tcPr>
+          <w:p>
+            <w:pPr>
+              <w:spacing w:after="0" w:before="0" w:line="216"/>
               <w:jc w:val="left"/>
             </w:pPr>
             <w:r>
@@ -3353,16 +3353,16 @@
               <w:right w:val="single" w:color="A6B4B8" w:sz="4"/>
             </w:tcBorders>
             <w:tcMar>
-              <w:top w:type="dxa" w:w="18"/>
-              <w:left w:type="dxa" w:w="60"/>
-              <w:bottom w:type="dxa" w:w="18"/>
-              <w:right w:type="dxa" w:w="60"/>
-            </w:tcMar>
-            <w:vAlign w:val="center"/>
-          </w:tcPr>
-          <w:p>
-            <w:pPr>
-              <w:spacing w:after="0" w:before="0" w:line="228"/>
+              <w:top w:type="dxa" w:w="8"/>
+              <w:left w:type="dxa" w:w="60"/>
+              <w:bottom w:type="dxa" w:w="8"/>
+              <w:right w:type="dxa" w:w="60"/>
+            </w:tcMar>
+            <w:vAlign w:val="center"/>
+          </w:tcPr>
+          <w:p>
+            <w:pPr>
+              <w:spacing w:after="0" w:before="0" w:line="216"/>
               <w:jc w:val="left"/>
             </w:pPr>
             <w:r>
@@ -3390,16 +3390,16 @@
               <w:right w:val="single" w:color="A6B4B8" w:sz="4"/>
             </w:tcBorders>
             <w:tcMar>
-              <w:top w:type="dxa" w:w="18"/>
-              <w:left w:type="dxa" w:w="60"/>
-              <w:bottom w:type="dxa" w:w="18"/>
-              <w:right w:type="dxa" w:w="60"/>
-            </w:tcMar>
-            <w:vAlign w:val="center"/>
-          </w:tcPr>
-          <w:p>
-            <w:pPr>
-              <w:spacing w:after="0" w:before="0" w:line="228"/>
+              <w:top w:type="dxa" w:w="8"/>
+              <w:left w:type="dxa" w:w="60"/>
+              <w:bottom w:type="dxa" w:w="8"/>
+              <w:right w:type="dxa" w:w="60"/>
+            </w:tcMar>
+            <w:vAlign w:val="center"/>
+          </w:tcPr>
+          <w:p>
+            <w:pPr>
+              <w:spacing w:after="0" w:before="0" w:line="216"/>
               <w:jc w:val="center"/>
             </w:pPr>
             <w:r>
@@ -3422,16 +3422,16 @@
               <w:right w:val="single" w:color="A6B4B8" w:sz="4"/>
             </w:tcBorders>
             <w:tcMar>
-              <w:top w:type="dxa" w:w="18"/>
-              <w:left w:type="dxa" w:w="60"/>
-              <w:bottom w:type="dxa" w:w="18"/>
-              <w:right w:type="dxa" w:w="60"/>
-            </w:tcMar>
-            <w:vAlign w:val="center"/>
-          </w:tcPr>
-          <w:p>
-            <w:pPr>
-              <w:spacing w:after="0" w:before="0" w:line="228"/>
+              <w:top w:type="dxa" w:w="8"/>
+              <w:left w:type="dxa" w:w="60"/>
+              <w:bottom w:type="dxa" w:w="8"/>
+              <w:right w:type="dxa" w:w="60"/>
+            </w:tcMar>
+            <w:vAlign w:val="center"/>
+          </w:tcPr>
+          <w:p>
+            <w:pPr>
+              <w:spacing w:after="0" w:before="0" w:line="216"/>
               <w:jc w:val="left"/>
             </w:pPr>
             <w:r>
@@ -3454,16 +3454,16 @@
               <w:right w:val="single" w:color="A6B4B8" w:sz="4"/>
             </w:tcBorders>
             <w:tcMar>
-              <w:top w:type="dxa" w:w="18"/>
-              <w:left w:type="dxa" w:w="60"/>
-              <w:bottom w:type="dxa" w:w="18"/>
-              <w:right w:type="dxa" w:w="60"/>
-            </w:tcMar>
-            <w:vAlign w:val="center"/>
-          </w:tcPr>
-          <w:p>
-            <w:pPr>
-              <w:spacing w:after="0" w:before="0" w:line="228"/>
+              <w:top w:type="dxa" w:w="8"/>
+              <w:left w:type="dxa" w:w="60"/>
+              <w:bottom w:type="dxa" w:w="8"/>
+              <w:right w:type="dxa" w:w="60"/>
+            </w:tcMar>
+            <w:vAlign w:val="center"/>
+          </w:tcPr>
+          <w:p>
+            <w:pPr>
+              <w:spacing w:after="0" w:before="0" w:line="216"/>
               <w:jc w:val="left"/>
             </w:pPr>
             <w:r>
@@ -3487,16 +3487,16 @@
             </w:tcBorders>
             <w:shd w:fill="DFF0D8" w:val="clear"/>
             <w:tcMar>
-              <w:top w:type="dxa" w:w="18"/>
-              <w:left w:type="dxa" w:w="60"/>
-              <w:bottom w:type="dxa" w:w="18"/>
-              <w:right w:type="dxa" w:w="60"/>
-            </w:tcMar>
-            <w:vAlign w:val="center"/>
-          </w:tcPr>
-          <w:p>
-            <w:pPr>
-              <w:spacing w:after="0" w:before="0" w:line="228"/>
+              <w:top w:type="dxa" w:w="8"/>
+              <w:left w:type="dxa" w:w="60"/>
+              <w:bottom w:type="dxa" w:w="8"/>
+              <w:right w:type="dxa" w:w="60"/>
+            </w:tcMar>
+            <w:vAlign w:val="center"/>
+          </w:tcPr>
+          <w:p>
+            <w:pPr>
+              <w:spacing w:after="0" w:before="0" w:line="216"/>
               <w:jc w:val="center"/>
             </w:pPr>
             <w:r>
@@ -3522,16 +3522,16 @@
               <w:right w:val="single" w:color="A6B4B8" w:sz="4"/>
             </w:tcBorders>
             <w:tcMar>
-              <w:top w:type="dxa" w:w="18"/>
-              <w:left w:type="dxa" w:w="60"/>
-              <w:bottom w:type="dxa" w:w="18"/>
-              <w:right w:type="dxa" w:w="60"/>
-            </w:tcMar>
-            <w:vAlign w:val="center"/>
-          </w:tcPr>
-          <w:p>
-            <w:pPr>
-              <w:spacing w:after="0" w:before="0" w:line="228"/>
+              <w:top w:type="dxa" w:w="8"/>
+              <w:left w:type="dxa" w:w="60"/>
+              <w:bottom w:type="dxa" w:w="8"/>
+              <w:right w:type="dxa" w:w="60"/>
+            </w:tcMar>
+            <w:vAlign w:val="center"/>
+          </w:tcPr>
+          <w:p>
+            <w:pPr>
+              <w:spacing w:after="0" w:before="0" w:line="216"/>
               <w:jc w:val="center"/>
             </w:pPr>
             <w:r>
@@ -3554,16 +3554,16 @@
               <w:right w:val="single" w:color="A6B4B8" w:sz="4"/>
             </w:tcBorders>
             <w:tcMar>
-              <w:top w:type="dxa" w:w="18"/>
-              <w:left w:type="dxa" w:w="60"/>
-              <w:bottom w:type="dxa" w:w="18"/>
-              <w:right w:type="dxa" w:w="60"/>
-            </w:tcMar>
-            <w:vAlign w:val="center"/>
-          </w:tcPr>
-          <w:p>
-            <w:pPr>
-              <w:spacing w:after="0" w:before="0" w:line="228"/>
+              <w:top w:type="dxa" w:w="8"/>
+              <w:left w:type="dxa" w:w="60"/>
+              <w:bottom w:type="dxa" w:w="8"/>
+              <w:right w:type="dxa" w:w="60"/>
+            </w:tcMar>
+            <w:vAlign w:val="center"/>
+          </w:tcPr>
+          <w:p>
+            <w:pPr>
+              <w:spacing w:after="0" w:before="0" w:line="216"/>
               <w:jc w:val="left"/>
             </w:pPr>
             <w:r>
@@ -3585,16 +3585,16 @@
               <w:right w:val="single" w:color="A6B4B8" w:sz="4"/>
             </w:tcBorders>
             <w:tcMar>
-              <w:top w:type="dxa" w:w="18"/>
-              <w:left w:type="dxa" w:w="60"/>
-              <w:bottom w:type="dxa" w:w="18"/>
-              <w:right w:type="dxa" w:w="60"/>
-            </w:tcMar>
-            <w:vAlign w:val="center"/>
-          </w:tcPr>
-          <w:p>
-            <w:pPr>
-              <w:spacing w:after="0" w:before="0" w:line="228"/>
+              <w:top w:type="dxa" w:w="8"/>
+              <w:left w:type="dxa" w:w="60"/>
+              <w:bottom w:type="dxa" w:w="8"/>
+              <w:right w:type="dxa" w:w="60"/>
+            </w:tcMar>
+            <w:vAlign w:val="center"/>
+          </w:tcPr>
+          <w:p>
+            <w:pPr>
+              <w:spacing w:after="0" w:before="0" w:line="216"/>
               <w:jc w:val="left"/>
             </w:pPr>
             <w:r>
@@ -3616,16 +3616,16 @@
               <w:right w:val="single" w:color="A6B4B8" w:sz="4"/>
             </w:tcBorders>
             <w:tcMar>
-              <w:top w:type="dxa" w:w="18"/>
-              <w:left w:type="dxa" w:w="60"/>
-              <w:bottom w:type="dxa" w:w="18"/>
-              <w:right w:type="dxa" w:w="60"/>
-            </w:tcMar>
-            <w:vAlign w:val="center"/>
-          </w:tcPr>
-          <w:p>
-            <w:pPr>
-              <w:spacing w:after="0" w:before="0" w:line="228"/>
+              <w:top w:type="dxa" w:w="8"/>
+              <w:left w:type="dxa" w:w="60"/>
+              <w:bottom w:type="dxa" w:w="8"/>
+              <w:right w:type="dxa" w:w="60"/>
+            </w:tcMar>
+            <w:vAlign w:val="center"/>
+          </w:tcPr>
+          <w:p>
+            <w:pPr>
+              <w:spacing w:after="0" w:before="0" w:line="216"/>
               <w:jc w:val="center"/>
             </w:pPr>
             <w:r>
@@ -3648,16 +3648,16 @@
               <w:right w:val="single" w:color="A6B4B8" w:sz="4"/>
             </w:tcBorders>
             <w:tcMar>
-              <w:top w:type="dxa" w:w="18"/>
-              <w:left w:type="dxa" w:w="60"/>
-              <w:bottom w:type="dxa" w:w="18"/>
-              <w:right w:type="dxa" w:w="60"/>
-            </w:tcMar>
-            <w:vAlign w:val="center"/>
-          </w:tcPr>
-          <w:p>
-            <w:pPr>
-              <w:spacing w:after="0" w:before="0" w:line="228"/>
+              <w:top w:type="dxa" w:w="8"/>
+              <w:left w:type="dxa" w:w="60"/>
+              <w:bottom w:type="dxa" w:w="8"/>
+              <w:right w:type="dxa" w:w="60"/>
+            </w:tcMar>
+            <w:vAlign w:val="center"/>
+          </w:tcPr>
+          <w:p>
+            <w:pPr>
+              <w:spacing w:after="0" w:before="0" w:line="216"/>
               <w:jc w:val="left"/>
             </w:pPr>
             <w:r>
@@ -3680,16 +3680,16 @@
               <w:right w:val="single" w:color="A6B4B8" w:sz="4"/>
             </w:tcBorders>
             <w:tcMar>
-              <w:top w:type="dxa" w:w="18"/>
-              <w:left w:type="dxa" w:w="60"/>
-              <w:bottom w:type="dxa" w:w="18"/>
-              <w:right w:type="dxa" w:w="60"/>
-            </w:tcMar>
-            <w:vAlign w:val="center"/>
-          </w:tcPr>
-          <w:p>
-            <w:pPr>
-              <w:spacing w:after="0" w:before="0" w:line="228"/>
+              <w:top w:type="dxa" w:w="8"/>
+              <w:left w:type="dxa" w:w="60"/>
+              <w:bottom w:type="dxa" w:w="8"/>
+              <w:right w:type="dxa" w:w="60"/>
+            </w:tcMar>
+            <w:vAlign w:val="center"/>
+          </w:tcPr>
+          <w:p>
+            <w:pPr>
+              <w:spacing w:after="0" w:before="0" w:line="216"/>
               <w:jc w:val="left"/>
             </w:pPr>
             <w:r>
@@ -3788,16 +3788,16 @@
               <w:right w:val="single" w:color="A6B4B8" w:sz="4"/>
             </w:tcBorders>
             <w:tcMar>
-              <w:top w:type="dxa" w:w="18"/>
-              <w:left w:type="dxa" w:w="60"/>
-              <w:bottom w:type="dxa" w:w="18"/>
-              <w:right w:type="dxa" w:w="60"/>
-            </w:tcMar>
-            <w:vAlign w:val="center"/>
-          </w:tcPr>
-          <w:p>
-            <w:pPr>
-              <w:spacing w:after="0" w:before="0" w:line="228"/>
+              <w:top w:type="dxa" w:w="8"/>
+              <w:left w:type="dxa" w:w="60"/>
+              <w:bottom w:type="dxa" w:w="8"/>
+              <w:right w:type="dxa" w:w="60"/>
+            </w:tcMar>
+            <w:vAlign w:val="center"/>
+          </w:tcPr>
+          <w:p>
+            <w:pPr>
+              <w:spacing w:after="0" w:before="0" w:line="216"/>
               <w:jc w:val="left"/>
             </w:pPr>
             <w:r>
@@ -3819,16 +3819,16 @@
               <w:right w:val="single" w:color="A6B4B8" w:sz="4"/>
             </w:tcBorders>
             <w:tcMar>
-              <w:top w:type="dxa" w:w="18"/>
-              <w:left w:type="dxa" w:w="60"/>
-              <w:bottom w:type="dxa" w:w="18"/>
-              <w:right w:type="dxa" w:w="60"/>
-            </w:tcMar>
-            <w:vAlign w:val="center"/>
-          </w:tcPr>
-          <w:p>
-            <w:pPr>
-              <w:spacing w:after="0" w:before="0" w:line="228"/>
+              <w:top w:type="dxa" w:w="8"/>
+              <w:left w:type="dxa" w:w="60"/>
+              <w:bottom w:type="dxa" w:w="8"/>
+              <w:right w:type="dxa" w:w="60"/>
+            </w:tcMar>
+            <w:vAlign w:val="center"/>
+          </w:tcPr>
+          <w:p>
+            <w:pPr>
+              <w:spacing w:after="0" w:before="0" w:line="216"/>
               <w:jc w:val="center"/>
             </w:pPr>
             <w:r>
@@ -3879,16 +3879,16 @@
               <w:right w:val="single" w:color="A6B4B8" w:sz="4"/>
             </w:tcBorders>
             <w:tcMar>
-              <w:top w:type="dxa" w:w="18"/>
-              <w:left w:type="dxa" w:w="60"/>
-              <w:bottom w:type="dxa" w:w="18"/>
-              <w:right w:type="dxa" w:w="60"/>
-            </w:tcMar>
-            <w:vAlign w:val="center"/>
-          </w:tcPr>
-          <w:p>
-            <w:pPr>
-              <w:spacing w:after="0" w:before="0" w:line="228"/>
+              <w:top w:type="dxa" w:w="8"/>
+              <w:left w:type="dxa" w:w="60"/>
+              <w:bottom w:type="dxa" w:w="8"/>
+              <w:right w:type="dxa" w:w="60"/>
+            </w:tcMar>
+            <w:vAlign w:val="center"/>
+          </w:tcPr>
+          <w:p>
+            <w:pPr>
+              <w:spacing w:after="0" w:before="0" w:line="216"/>
               <w:jc w:val="center"/>
             </w:pPr>
             <w:r>
@@ -3910,16 +3910,16 @@
               <w:right w:val="single" w:color="A6B4B8" w:sz="4"/>
             </w:tcBorders>
             <w:tcMar>
-              <w:top w:type="dxa" w:w="18"/>
-              <w:left w:type="dxa" w:w="60"/>
-              <w:bottom w:type="dxa" w:w="18"/>
-              <w:right w:type="dxa" w:w="60"/>
-            </w:tcMar>
-            <w:vAlign w:val="center"/>
-          </w:tcPr>
-          <w:p>
-            <w:pPr>
-              <w:spacing w:after="0" w:before="0" w:line="228"/>
+              <w:top w:type="dxa" w:w="8"/>
+              <w:left w:type="dxa" w:w="60"/>
+              <w:bottom w:type="dxa" w:w="8"/>
+              <w:right w:type="dxa" w:w="60"/>
+            </w:tcMar>
+            <w:vAlign w:val="center"/>
+          </w:tcPr>
+          <w:p>
+            <w:pPr>
+              <w:spacing w:after="0" w:before="0" w:line="216"/>
               <w:jc w:val="left"/>
             </w:pPr>
             <w:r>
@@ -3941,16 +3941,16 @@
               <w:right w:val="single" w:color="A6B4B8" w:sz="4"/>
             </w:tcBorders>
             <w:tcMar>
-              <w:top w:type="dxa" w:w="18"/>
-              <w:left w:type="dxa" w:w="60"/>
-              <w:bottom w:type="dxa" w:w="18"/>
-              <w:right w:type="dxa" w:w="60"/>
-            </w:tcMar>
-            <w:vAlign w:val="center"/>
-          </w:tcPr>
-          <w:p>
-            <w:pPr>
-              <w:spacing w:after="0" w:before="0" w:line="228"/>
+              <w:top w:type="dxa" w:w="8"/>
+              <w:left w:type="dxa" w:w="60"/>
+              <w:bottom w:type="dxa" w:w="8"/>
+              <w:right w:type="dxa" w:w="60"/>
+            </w:tcMar>
+            <w:vAlign w:val="center"/>
+          </w:tcPr>
+          <w:p>
+            <w:pPr>
+              <w:spacing w:after="0" w:before="0" w:line="216"/>
               <w:jc w:val="left"/>
             </w:pPr>
             <w:r>
@@ -3973,16 +3973,16 @@
             </w:tcBorders>
             <w:shd w:fill="DFF0D8" w:val="clear"/>
             <w:tcMar>
-              <w:top w:type="dxa" w:w="18"/>
-              <w:left w:type="dxa" w:w="60"/>
-              <w:bottom w:type="dxa" w:w="18"/>
-              <w:right w:type="dxa" w:w="60"/>
-            </w:tcMar>
-            <w:vAlign w:val="center"/>
-          </w:tcPr>
-          <w:p>
-            <w:pPr>
-              <w:spacing w:after="0" w:before="0" w:line="228"/>
+              <w:top w:type="dxa" w:w="8"/>
+              <w:left w:type="dxa" w:w="60"/>
+              <w:bottom w:type="dxa" w:w="8"/>
+              <w:right w:type="dxa" w:w="60"/>
+            </w:tcMar>
+            <w:vAlign w:val="center"/>
+          </w:tcPr>
+          <w:p>
+            <w:pPr>
+              <w:spacing w:after="0" w:before="0" w:line="216"/>
               <w:jc w:val="center"/>
             </w:pPr>
             <w:r>
@@ -4007,16 +4007,16 @@
               <w:right w:val="single" w:color="A6B4B8" w:sz="4"/>
             </w:tcBorders>
             <w:tcMar>
-              <w:top w:type="dxa" w:w="18"/>
-              <w:left w:type="dxa" w:w="60"/>
-              <w:bottom w:type="dxa" w:w="18"/>
-              <w:right w:type="dxa" w:w="60"/>
-            </w:tcMar>
-            <w:vAlign w:val="center"/>
-          </w:tcPr>
-          <w:p>
-            <w:pPr>
-              <w:spacing w:after="0" w:before="0" w:line="228"/>
+              <w:top w:type="dxa" w:w="8"/>
+              <w:left w:type="dxa" w:w="60"/>
+              <w:bottom w:type="dxa" w:w="8"/>
+              <w:right w:type="dxa" w:w="60"/>
+            </w:tcMar>
+            <w:vAlign w:val="center"/>
+          </w:tcPr>
+          <w:p>
+            <w:pPr>
+              <w:spacing w:after="0" w:before="0" w:line="216"/>
               <w:jc w:val="center"/>
             </w:pPr>
             <w:r>
@@ -4038,16 +4038,16 @@
               <w:right w:val="single" w:color="A6B4B8" w:sz="4"/>
             </w:tcBorders>
             <w:tcMar>
-              <w:top w:type="dxa" w:w="18"/>
-              <w:left w:type="dxa" w:w="60"/>
-              <w:bottom w:type="dxa" w:w="18"/>
-              <w:right w:type="dxa" w:w="60"/>
-            </w:tcMar>
-            <w:vAlign w:val="center"/>
-          </w:tcPr>
-          <w:p>
-            <w:pPr>
-              <w:spacing w:after="0" w:before="0" w:line="228"/>
+              <w:top w:type="dxa" w:w="8"/>
+              <w:left w:type="dxa" w:w="60"/>
+              <w:bottom w:type="dxa" w:w="8"/>
+              <w:right w:type="dxa" w:w="60"/>
+            </w:tcMar>
+            <w:vAlign w:val="center"/>
+          </w:tcPr>
+          <w:p>
+            <w:pPr>
+              <w:spacing w:after="0" w:before="0" w:line="216"/>
               <w:jc w:val="left"/>
             </w:pPr>
             <w:r>
@@ -4069,16 +4069,16 @@
               <w:right w:val="single" w:color="A6B4B8" w:sz="4"/>
             </w:tcBorders>
             <w:tcMar>
-              <w:top w:type="dxa" w:w="18"/>
-              <w:left w:type="dxa" w:w="60"/>
-              <w:bottom w:type="dxa" w:w="18"/>
-              <w:right w:type="dxa" w:w="60"/>
-            </w:tcMar>
-            <w:vAlign w:val="center"/>
-          </w:tcPr>
-          <w:p>
-            <w:pPr>
-              <w:spacing w:after="0" w:before="0" w:line="228"/>
+              <w:top w:type="dxa" w:w="8"/>
+              <w:left w:type="dxa" w:w="60"/>
+              <w:bottom w:type="dxa" w:w="8"/>
+              <w:right w:type="dxa" w:w="60"/>
+            </w:tcMar>
+            <w:vAlign w:val="center"/>
+          </w:tcPr>
+          <w:p>
+            <w:pPr>
+              <w:spacing w:after="0" w:before="0" w:line="216"/>
               <w:jc w:val="left"/>
             </w:pPr>
             <w:r>
@@ -4100,16 +4100,16 @@
               <w:right w:val="single" w:color="A6B4B8" w:sz="4"/>
             </w:tcBorders>
             <w:tcMar>
-              <w:top w:type="dxa" w:w="18"/>
-              <w:left w:type="dxa" w:w="60"/>
-              <w:bottom w:type="dxa" w:w="18"/>
-              <w:right w:type="dxa" w:w="60"/>
-            </w:tcMar>
-            <w:vAlign w:val="center"/>
-          </w:tcPr>
-          <w:p>
-            <w:pPr>
-              <w:spacing w:after="0" w:before="0" w:line="228"/>
+              <w:top w:type="dxa" w:w="8"/>
+              <w:left w:type="dxa" w:w="60"/>
+              <w:bottom w:type="dxa" w:w="8"/>
+              <w:right w:type="dxa" w:w="60"/>
+            </w:tcMar>
+            <w:vAlign w:val="center"/>
+          </w:tcPr>
+          <w:p>
+            <w:pPr>
+              <w:spacing w:after="0" w:before="0" w:line="216"/>
               <w:jc w:val="center"/>
             </w:pPr>
             <w:r>
@@ -4131,16 +4131,16 @@
               <w:right w:val="single" w:color="A6B4B8" w:sz="4"/>
             </w:tcBorders>
             <w:tcMar>
-              <w:top w:type="dxa" w:w="18"/>
-              <w:left w:type="dxa" w:w="60"/>
-              <w:bottom w:type="dxa" w:w="18"/>
-              <w:right w:type="dxa" w:w="60"/>
-            </w:tcMar>
-            <w:vAlign w:val="center"/>
-          </w:tcPr>
-          <w:p>
-            <w:pPr>
-              <w:spacing w:after="0" w:before="0" w:line="228"/>
+              <w:top w:type="dxa" w:w="8"/>
+              <w:left w:type="dxa" w:w="60"/>
+              <w:bottom w:type="dxa" w:w="8"/>
+              <w:right w:type="dxa" w:w="60"/>
+            </w:tcMar>
+            <w:vAlign w:val="center"/>
+          </w:tcPr>
+          <w:p>
+            <w:pPr>
+              <w:spacing w:after="0" w:before="0" w:line="216"/>
               <w:jc w:val="left"/>
             </w:pPr>
             <w:r>
@@ -4162,16 +4162,16 @@
               <w:right w:val="single" w:color="A6B4B8" w:sz="4"/>
             </w:tcBorders>
             <w:tcMar>
-              <w:top w:type="dxa" w:w="18"/>
-              <w:left w:type="dxa" w:w="60"/>
-              <w:bottom w:type="dxa" w:w="18"/>
-              <w:right w:type="dxa" w:w="60"/>
-            </w:tcMar>
-            <w:vAlign w:val="center"/>
-          </w:tcPr>
-          <w:p>
-            <w:pPr>
-              <w:spacing w:after="0" w:before="0" w:line="228"/>
+              <w:top w:type="dxa" w:w="8"/>
+              <w:left w:type="dxa" w:w="60"/>
+              <w:bottom w:type="dxa" w:w="8"/>
+              <w:right w:type="dxa" w:w="60"/>
+            </w:tcMar>
+            <w:vAlign w:val="center"/>
+          </w:tcPr>
+          <w:p>
+            <w:pPr>
+              <w:spacing w:after="0" w:before="0" w:line="216"/>
               <w:jc w:val="left"/>
             </w:pPr>
             <w:r>
@@ -4198,16 +4198,16 @@
               <w:right w:val="single" w:color="A6B4B8" w:sz="4"/>
             </w:tcBorders>
             <w:tcMar>
-              <w:top w:type="dxa" w:w="18"/>
-              <w:left w:type="dxa" w:w="60"/>
-              <w:bottom w:type="dxa" w:w="18"/>
-              <w:right w:type="dxa" w:w="60"/>
-            </w:tcMar>
-            <w:vAlign w:val="center"/>
-          </w:tcPr>
-          <w:p>
-            <w:pPr>
-              <w:spacing w:after="0" w:before="0" w:line="228"/>
+              <w:top w:type="dxa" w:w="8"/>
+              <w:left w:type="dxa" w:w="60"/>
+              <w:bottom w:type="dxa" w:w="8"/>
+              <w:right w:type="dxa" w:w="60"/>
+            </w:tcMar>
+            <w:vAlign w:val="center"/>
+          </w:tcPr>
+          <w:p>
+            <w:pPr>
+              <w:spacing w:after="0" w:before="0" w:line="216"/>
               <w:jc w:val="center"/>
             </w:pPr>
             <w:r>
@@ -4229,16 +4229,16 @@
               <w:right w:val="single" w:color="A6B4B8" w:sz="4"/>
             </w:tcBorders>
             <w:tcMar>
-              <w:top w:type="dxa" w:w="18"/>
-              <w:left w:type="dxa" w:w="60"/>
-              <w:bottom w:type="dxa" w:w="18"/>
-              <w:right w:type="dxa" w:w="60"/>
-            </w:tcMar>
-            <w:vAlign w:val="center"/>
-          </w:tcPr>
-          <w:p>
-            <w:pPr>
-              <w:spacing w:after="0" w:before="0" w:line="228"/>
+              <w:top w:type="dxa" w:w="8"/>
+              <w:left w:type="dxa" w:w="60"/>
+              <w:bottom w:type="dxa" w:w="8"/>
+              <w:right w:type="dxa" w:w="60"/>
+            </w:tcMar>
+            <w:vAlign w:val="center"/>
+          </w:tcPr>
+          <w:p>
+            <w:pPr>
+              <w:spacing w:after="0" w:before="0" w:line="216"/>
               <w:jc w:val="left"/>
             </w:pPr>
             <w:r>
@@ -4260,16 +4260,16 @@
               <w:right w:val="single" w:color="A6B4B8" w:sz="4"/>
             </w:tcBorders>
             <w:tcMar>
-              <w:top w:type="dxa" w:w="18"/>
-              <w:left w:type="dxa" w:w="60"/>
-              <w:bottom w:type="dxa" w:w="18"/>
-              <w:right w:type="dxa" w:w="60"/>
-            </w:tcMar>
-            <w:vAlign w:val="center"/>
-          </w:tcPr>
-          <w:p>
-            <w:pPr>
-              <w:spacing w:after="0" w:before="0" w:line="228"/>
+              <w:top w:type="dxa" w:w="8"/>
+              <w:left w:type="dxa" w:w="60"/>
+              <w:bottom w:type="dxa" w:w="8"/>
+              <w:right w:type="dxa" w:w="60"/>
+            </w:tcMar>
+            <w:vAlign w:val="center"/>
+          </w:tcPr>
+          <w:p>
+            <w:pPr>
+              <w:spacing w:after="0" w:before="0" w:line="216"/>
               <w:jc w:val="left"/>
             </w:pPr>
             <w:r>
@@ -4292,16 +4292,16 @@
             </w:tcBorders>
             <w:shd w:fill="DFF0D8" w:val="clear"/>
             <w:tcMar>
-              <w:top w:type="dxa" w:w="18"/>
-              <w:left w:type="dxa" w:w="60"/>
-              <w:bottom w:type="dxa" w:w="18"/>
-              <w:right w:type="dxa" w:w="60"/>
-            </w:tcMar>
-            <w:vAlign w:val="center"/>
-          </w:tcPr>
-          <w:p>
-            <w:pPr>
-              <w:spacing w:after="0" w:before="0" w:line="228"/>
+              <w:top w:type="dxa" w:w="8"/>
+              <w:left w:type="dxa" w:w="60"/>
+              <w:bottom w:type="dxa" w:w="8"/>
+              <w:right w:type="dxa" w:w="60"/>
+            </w:tcMar>
+            <w:vAlign w:val="center"/>
+          </w:tcPr>
+          <w:p>
+            <w:pPr>
+              <w:spacing w:after="0" w:before="0" w:line="216"/>
               <w:jc w:val="center"/>
             </w:pPr>
             <w:r>
@@ -4326,16 +4326,16 @@
               <w:right w:val="single" w:color="A6B4B8" w:sz="4"/>
             </w:tcBorders>
             <w:tcMar>
-              <w:top w:type="dxa" w:w="18"/>
-              <w:left w:type="dxa" w:w="60"/>
-              <w:bottom w:type="dxa" w:w="18"/>
-              <w:right w:type="dxa" w:w="60"/>
-            </w:tcMar>
-            <w:vAlign w:val="center"/>
-          </w:tcPr>
-          <w:p>
-            <w:pPr>
-              <w:spacing w:after="0" w:before="0" w:line="228"/>
+              <w:top w:type="dxa" w:w="8"/>
+              <w:left w:type="dxa" w:w="60"/>
+              <w:bottom w:type="dxa" w:w="8"/>
+              <w:right w:type="dxa" w:w="60"/>
+            </w:tcMar>
+            <w:vAlign w:val="center"/>
+          </w:tcPr>
+          <w:p>
+            <w:pPr>
+              <w:spacing w:after="0" w:before="0" w:line="216"/>
               <w:jc w:val="center"/>
             </w:pPr>
             <w:r>
@@ -4357,16 +4357,16 @@
               <w:right w:val="single" w:color="A6B4B8" w:sz="4"/>
             </w:tcBorders>
             <w:tcMar>
-              <w:top w:type="dxa" w:w="18"/>
-              <w:left w:type="dxa" w:w="60"/>
-              <w:bottom w:type="dxa" w:w="18"/>
-              <w:right w:type="dxa" w:w="60"/>
-            </w:tcMar>
-            <w:vAlign w:val="center"/>
-          </w:tcPr>
-          <w:p>
-            <w:pPr>
-              <w:spacing w:after="0" w:before="0" w:line="228"/>
+              <w:top w:type="dxa" w:w="8"/>
+              <w:left w:type="dxa" w:w="60"/>
+              <w:bottom w:type="dxa" w:w="8"/>
+              <w:right w:type="dxa" w:w="60"/>
+            </w:tcMar>
+            <w:vAlign w:val="center"/>
+          </w:tcPr>
+          <w:p>
+            <w:pPr>
+              <w:spacing w:after="0" w:before="0" w:line="216"/>
               <w:jc w:val="left"/>
             </w:pPr>
             <w:r>
@@ -4388,16 +4388,16 @@
               <w:right w:val="single" w:color="A6B4B8" w:sz="4"/>
             </w:tcBorders>
             <w:tcMar>
-              <w:top w:type="dxa" w:w="18"/>
-              <w:left w:type="dxa" w:w="60"/>
-              <w:bottom w:type="dxa" w:w="18"/>
-              <w:right w:type="dxa" w:w="60"/>
-            </w:tcMar>
-            <w:vAlign w:val="center"/>
-          </w:tcPr>
-          <w:p>
-            <w:pPr>
-              <w:spacing w:after="0" w:before="0" w:line="228"/>
+              <w:top w:type="dxa" w:w="8"/>
+              <w:left w:type="dxa" w:w="60"/>
+              <w:bottom w:type="dxa" w:w="8"/>
+              <w:right w:type="dxa" w:w="60"/>
+            </w:tcMar>
+            <w:vAlign w:val="center"/>
+          </w:tcPr>
+          <w:p>
+            <w:pPr>
+              <w:spacing w:after="0" w:before="0" w:line="216"/>
               <w:jc w:val="left"/>
             </w:pPr>
             <w:r>
@@ -4419,16 +4419,16 @@
               <w:right w:val="single" w:color="A6B4B8" w:sz="4"/>
             </w:tcBorders>
             <w:tcMar>
-              <w:top w:type="dxa" w:w="18"/>
-              <w:left w:type="dxa" w:w="60"/>
-              <w:bottom w:type="dxa" w:w="18"/>
-              <w:right w:type="dxa" w:w="60"/>
-            </w:tcMar>
-            <w:vAlign w:val="center"/>
-          </w:tcPr>
-          <w:p>
-            <w:pPr>
-              <w:spacing w:after="0" w:before="0" w:line="228"/>
+              <w:top w:type="dxa" w:w="8"/>
+              <w:left w:type="dxa" w:w="60"/>
+              <w:bottom w:type="dxa" w:w="8"/>
+              <w:right w:type="dxa" w:w="60"/>
+            </w:tcMar>
+            <w:vAlign w:val="center"/>
+          </w:tcPr>
+          <w:p>
+            <w:pPr>
+              <w:spacing w:after="0" w:before="0" w:line="216"/>
               <w:jc w:val="center"/>
             </w:pPr>
             <w:r>
@@ -4450,16 +4450,16 @@
               <w:right w:val="single" w:color="A6B4B8" w:sz="4"/>
             </w:tcBorders>
             <w:tcMar>
-              <w:top w:type="dxa" w:w="18"/>
-              <w:left w:type="dxa" w:w="60"/>
-              <w:bottom w:type="dxa" w:w="18"/>
-              <w:right w:type="dxa" w:w="60"/>
-            </w:tcMar>
-            <w:vAlign w:val="center"/>
-          </w:tcPr>
-          <w:p>
-            <w:pPr>
-              <w:spacing w:after="0" w:before="0" w:line="228"/>
+              <w:top w:type="dxa" w:w="8"/>
+              <w:left w:type="dxa" w:w="60"/>
+              <w:bottom w:type="dxa" w:w="8"/>
+              <w:right w:type="dxa" w:w="60"/>
+            </w:tcMar>
+            <w:vAlign w:val="center"/>
+          </w:tcPr>
+          <w:p>
+            <w:pPr>
+              <w:spacing w:after="0" w:before="0" w:line="216"/>
               <w:jc w:val="left"/>
             </w:pPr>
             <w:r>
@@ -4481,16 +4481,16 @@
               <w:right w:val="single" w:color="A6B4B8" w:sz="4"/>
             </w:tcBorders>
             <w:tcMar>
-              <w:top w:type="dxa" w:w="18"/>
-              <w:left w:type="dxa" w:w="60"/>
-              <w:bottom w:type="dxa" w:w="18"/>
-              <w:right w:type="dxa" w:w="60"/>
-            </w:tcMar>
-            <w:vAlign w:val="center"/>
-          </w:tcPr>
-          <w:p>
-            <w:pPr>
-              <w:spacing w:after="0" w:before="0" w:line="228"/>
+              <w:top w:type="dxa" w:w="8"/>
+              <w:left w:type="dxa" w:w="60"/>
+              <w:bottom w:type="dxa" w:w="8"/>
+              <w:right w:type="dxa" w:w="60"/>
+            </w:tcMar>
+            <w:vAlign w:val="center"/>
+          </w:tcPr>
+          <w:p>
+            <w:pPr>
+              <w:spacing w:after="0" w:before="0" w:line="216"/>
               <w:jc w:val="left"/>
             </w:pPr>
             <w:r>
@@ -4517,16 +4517,16 @@
               <w:right w:val="single" w:color="A6B4B8" w:sz="4"/>
             </w:tcBorders>
             <w:tcMar>
-              <w:top w:type="dxa" w:w="18"/>
-              <w:left w:type="dxa" w:w="60"/>
-              <w:bottom w:type="dxa" w:w="18"/>
-              <w:right w:type="dxa" w:w="60"/>
-            </w:tcMar>
-            <w:vAlign w:val="center"/>
-          </w:tcPr>
-          <w:p>
-            <w:pPr>
-              <w:spacing w:after="0" w:before="0" w:line="228"/>
+              <w:top w:type="dxa" w:w="8"/>
+              <w:left w:type="dxa" w:w="60"/>
+              <w:bottom w:type="dxa" w:w="8"/>
+              <w:right w:type="dxa" w:w="60"/>
+            </w:tcMar>
+            <w:vAlign w:val="center"/>
+          </w:tcPr>
+          <w:p>
+            <w:pPr>
+              <w:spacing w:after="0" w:before="0" w:line="216"/>
               <w:jc w:val="center"/>
             </w:pPr>
             <w:r>
@@ -4548,16 +4548,16 @@
               <w:right w:val="single" w:color="A6B4B8" w:sz="4"/>
             </w:tcBorders>
             <w:tcMar>
-              <w:top w:type="dxa" w:w="18"/>
-              <w:left w:type="dxa" w:w="60"/>
-              <w:bottom w:type="dxa" w:w="18"/>
-              <w:right w:type="dxa" w:w="60"/>
-            </w:tcMar>
-            <w:vAlign w:val="center"/>
-          </w:tcPr>
-          <w:p>
-            <w:pPr>
-              <w:spacing w:after="0" w:before="0" w:line="228"/>
+              <w:top w:type="dxa" w:w="8"/>
+              <w:left w:type="dxa" w:w="60"/>
+              <w:bottom w:type="dxa" w:w="8"/>
+              <w:right w:type="dxa" w:w="60"/>
+            </w:tcMar>
+            <w:vAlign w:val="center"/>
+          </w:tcPr>
+          <w:p>
+            <w:pPr>
+              <w:spacing w:after="0" w:before="0" w:line="216"/>
               <w:jc w:val="left"/>
             </w:pPr>
             <w:r>
@@ -4579,16 +4579,16 @@
               <w:right w:val="single" w:color="A6B4B8" w:sz="4"/>
             </w:tcBorders>
             <w:tcMar>
-              <w:top w:type="dxa" w:w="18"/>
-              <w:left w:type="dxa" w:w="60"/>
-              <w:bottom w:type="dxa" w:w="18"/>
-              <w:right w:type="dxa" w:w="60"/>
-            </w:tcMar>
-            <w:vAlign w:val="center"/>
-          </w:tcPr>
-          <w:p>
-            <w:pPr>
-              <w:spacing w:after="0" w:before="0" w:line="228"/>
+              <w:top w:type="dxa" w:w="8"/>
+              <w:left w:type="dxa" w:w="60"/>
+              <w:bottom w:type="dxa" w:w="8"/>
+              <w:right w:type="dxa" w:w="60"/>
+            </w:tcMar>
+            <w:vAlign w:val="center"/>
+          </w:tcPr>
+          <w:p>
+            <w:pPr>
+              <w:spacing w:after="0" w:before="0" w:line="216"/>
               <w:jc w:val="left"/>
             </w:pPr>
             <w:r>
@@ -4611,16 +4611,16 @@
             </w:tcBorders>
             <w:shd w:fill="EEF2DC" w:val="clear"/>
             <w:tcMar>
-              <w:top w:type="dxa" w:w="18"/>
-              <w:left w:type="dxa" w:w="60"/>
-              <w:bottom w:type="dxa" w:w="18"/>
-              <w:right w:type="dxa" w:w="60"/>
-            </w:tcMar>
-            <w:vAlign w:val="center"/>
-          </w:tcPr>
-          <w:p>
-            <w:pPr>
-              <w:spacing w:after="0" w:before="0" w:line="228"/>
+              <w:top w:type="dxa" w:w="8"/>
+              <w:left w:type="dxa" w:w="60"/>
+              <w:bottom w:type="dxa" w:w="8"/>
+              <w:right w:type="dxa" w:w="60"/>
+            </w:tcMar>
+            <w:vAlign w:val="center"/>
+          </w:tcPr>
+          <w:p>
+            <w:pPr>
+              <w:spacing w:after="0" w:before="0" w:line="216"/>
               <w:jc w:val="center"/>
             </w:pPr>
             <w:r>
@@ -4645,16 +4645,16 @@
               <w:right w:val="single" w:color="A6B4B8" w:sz="4"/>
             </w:tcBorders>
             <w:tcMar>
-              <w:top w:type="dxa" w:w="18"/>
-              <w:left w:type="dxa" w:w="60"/>
-              <w:bottom w:type="dxa" w:w="18"/>
-              <w:right w:type="dxa" w:w="60"/>
-            </w:tcMar>
-            <w:vAlign w:val="center"/>
-          </w:tcPr>
-          <w:p>
-            <w:pPr>
-              <w:spacing w:after="0" w:before="0" w:line="228"/>
+              <w:top w:type="dxa" w:w="8"/>
+              <w:left w:type="dxa" w:w="60"/>
+              <w:bottom w:type="dxa" w:w="8"/>
+              <w:right w:type="dxa" w:w="60"/>
+            </w:tcMar>
+            <w:vAlign w:val="center"/>
+          </w:tcPr>
+          <w:p>
+            <w:pPr>
+              <w:spacing w:after="0" w:before="0" w:line="216"/>
               <w:jc w:val="center"/>
             </w:pPr>
             <w:r>
@@ -4676,16 +4676,16 @@
               <w:right w:val="single" w:color="A6B4B8" w:sz="4"/>
             </w:tcBorders>
             <w:tcMar>
-              <w:top w:type="dxa" w:w="18"/>
-              <w:left w:type="dxa" w:w="60"/>
-              <w:bottom w:type="dxa" w:w="18"/>
-              <w:right w:type="dxa" w:w="60"/>
-            </w:tcMar>
-            <w:vAlign w:val="center"/>
-          </w:tcPr>
-          <w:p>
-            <w:pPr>
-              <w:spacing w:after="0" w:before="0" w:line="228"/>
+              <w:top w:type="dxa" w:w="8"/>
+              <w:left w:type="dxa" w:w="60"/>
+              <w:bottom w:type="dxa" w:w="8"/>
+              <w:right w:type="dxa" w:w="60"/>
+            </w:tcMar>
+            <w:vAlign w:val="center"/>
+          </w:tcPr>
+          <w:p>
+            <w:pPr>
+              <w:spacing w:after="0" w:before="0" w:line="216"/>
               <w:jc w:val="left"/>
             </w:pPr>
             <w:r>
@@ -4707,16 +4707,16 @@
               <w:right w:val="single" w:color="A6B4B8" w:sz="4"/>
             </w:tcBorders>
             <w:tcMar>
-              <w:top w:type="dxa" w:w="18"/>
-              <w:left w:type="dxa" w:w="60"/>
-              <w:bottom w:type="dxa" w:w="18"/>
-              <w:right w:type="dxa" w:w="60"/>
-            </w:tcMar>
-            <w:vAlign w:val="center"/>
-          </w:tcPr>
-          <w:p>
-            <w:pPr>
-              <w:spacing w:after="0" w:before="0" w:line="228"/>
+              <w:top w:type="dxa" w:w="8"/>
+              <w:left w:type="dxa" w:w="60"/>
+              <w:bottom w:type="dxa" w:w="8"/>
+              <w:right w:type="dxa" w:w="60"/>
+            </w:tcMar>
+            <w:vAlign w:val="center"/>
+          </w:tcPr>
+          <w:p>
+            <w:pPr>
+              <w:spacing w:after="0" w:before="0" w:line="216"/>
               <w:jc w:val="left"/>
             </w:pPr>
             <w:r>
@@ -4738,16 +4738,16 @@
               <w:right w:val="single" w:color="A6B4B8" w:sz="4"/>
             </w:tcBorders>
             <w:tcMar>
-              <w:top w:type="dxa" w:w="18"/>
-              <w:left w:type="dxa" w:w="60"/>
-              <w:bottom w:type="dxa" w:w="18"/>
-              <w:right w:type="dxa" w:w="60"/>
-            </w:tcMar>
-            <w:vAlign w:val="center"/>
-          </w:tcPr>
-          <w:p>
-            <w:pPr>
-              <w:spacing w:after="0" w:before="0" w:line="228"/>
+              <w:top w:type="dxa" w:w="8"/>
+              <w:left w:type="dxa" w:w="60"/>
+              <w:bottom w:type="dxa" w:w="8"/>
+              <w:right w:type="dxa" w:w="60"/>
+            </w:tcMar>
+            <w:vAlign w:val="center"/>
+          </w:tcPr>
+          <w:p>
+            <w:pPr>
+              <w:spacing w:after="0" w:before="0" w:line="216"/>
               <w:jc w:val="center"/>
             </w:pPr>
             <w:r>
@@ -4769,16 +4769,16 @@
               <w:right w:val="single" w:color="A6B4B8" w:sz="4"/>
             </w:tcBorders>
             <w:tcMar>
-              <w:top w:type="dxa" w:w="18"/>
-              <w:left w:type="dxa" w:w="60"/>
-              <w:bottom w:type="dxa" w:w="18"/>
-              <w:right w:type="dxa" w:w="60"/>
-            </w:tcMar>
-            <w:vAlign w:val="center"/>
-          </w:tcPr>
-          <w:p>
-            <w:pPr>
-              <w:spacing w:after="0" w:before="0" w:line="228"/>
+              <w:top w:type="dxa" w:w="8"/>
+              <w:left w:type="dxa" w:w="60"/>
+              <w:bottom w:type="dxa" w:w="8"/>
+              <w:right w:type="dxa" w:w="60"/>
+            </w:tcMar>
+            <w:vAlign w:val="center"/>
+          </w:tcPr>
+          <w:p>
+            <w:pPr>
+              <w:spacing w:after="0" w:before="0" w:line="216"/>
               <w:jc w:val="left"/>
             </w:pPr>
             <w:r>
@@ -4800,16 +4800,16 @@
               <w:right w:val="single" w:color="A6B4B8" w:sz="4"/>
             </w:tcBorders>
             <w:tcMar>
-              <w:top w:type="dxa" w:w="18"/>
-              <w:left w:type="dxa" w:w="60"/>
-              <w:bottom w:type="dxa" w:w="18"/>
-              <w:right w:type="dxa" w:w="60"/>
-            </w:tcMar>
-            <w:vAlign w:val="center"/>
-          </w:tcPr>
-          <w:p>
-            <w:pPr>
-              <w:spacing w:after="0" w:before="0" w:line="228"/>
+              <w:top w:type="dxa" w:w="8"/>
+              <w:left w:type="dxa" w:w="60"/>
+              <w:bottom w:type="dxa" w:w="8"/>
+              <w:right w:type="dxa" w:w="60"/>
+            </w:tcMar>
+            <w:vAlign w:val="center"/>
+          </w:tcPr>
+          <w:p>
+            <w:pPr>
+              <w:spacing w:after="0" w:before="0" w:line="216"/>
               <w:jc w:val="left"/>
             </w:pPr>
             <w:r>
@@ -4837,16 +4837,16 @@
               <w:right w:val="single" w:color="A6B4B8" w:sz="4"/>
             </w:tcBorders>
             <w:tcMar>
-              <w:top w:type="dxa" w:w="18"/>
-              <w:left w:type="dxa" w:w="60"/>
-              <w:bottom w:type="dxa" w:w="18"/>
-              <w:right w:type="dxa" w:w="60"/>
-            </w:tcMar>
-            <w:vAlign w:val="center"/>
-          </w:tcPr>
-          <w:p>
-            <w:pPr>
-              <w:spacing w:after="0" w:before="0" w:line="228"/>
+              <w:top w:type="dxa" w:w="8"/>
+              <w:left w:type="dxa" w:w="60"/>
+              <w:bottom w:type="dxa" w:w="8"/>
+              <w:right w:type="dxa" w:w="60"/>
+            </w:tcMar>
+            <w:vAlign w:val="center"/>
+          </w:tcPr>
+          <w:p>
+            <w:pPr>
+              <w:spacing w:after="0" w:before="0" w:line="216"/>
               <w:jc w:val="center"/>
             </w:pPr>
             <w:r>
@@ -4869,16 +4869,16 @@
               <w:right w:val="single" w:color="A6B4B8" w:sz="4"/>
             </w:tcBorders>
             <w:tcMar>
-              <w:top w:type="dxa" w:w="18"/>
-              <w:left w:type="dxa" w:w="60"/>
-              <w:bottom w:type="dxa" w:w="18"/>
-              <w:right w:type="dxa" w:w="60"/>
-            </w:tcMar>
-            <w:vAlign w:val="center"/>
-          </w:tcPr>
-          <w:p>
-            <w:pPr>
-              <w:spacing w:after="0" w:before="0" w:line="228"/>
+              <w:top w:type="dxa" w:w="8"/>
+              <w:left w:type="dxa" w:w="60"/>
+              <w:bottom w:type="dxa" w:w="8"/>
+              <w:right w:type="dxa" w:w="60"/>
+            </w:tcMar>
+            <w:vAlign w:val="center"/>
+          </w:tcPr>
+          <w:p>
+            <w:pPr>
+              <w:spacing w:after="0" w:before="0" w:line="216"/>
               <w:jc w:val="left"/>
             </w:pPr>
             <w:r>
@@ -4901,16 +4901,16 @@
               <w:right w:val="single" w:color="A6B4B8" w:sz="4"/>
             </w:tcBorders>
             <w:tcMar>
-              <w:top w:type="dxa" w:w="18"/>
-              <w:left w:type="dxa" w:w="60"/>
-              <w:bottom w:type="dxa" w:w="18"/>
-              <w:right w:type="dxa" w:w="60"/>
-            </w:tcMar>
-            <w:vAlign w:val="center"/>
-          </w:tcPr>
-          <w:p>
-            <w:pPr>
-              <w:spacing w:after="0" w:before="0" w:line="228"/>
+              <w:top w:type="dxa" w:w="8"/>
+              <w:left w:type="dxa" w:w="60"/>
+              <w:bottom w:type="dxa" w:w="8"/>
+              <w:right w:type="dxa" w:w="60"/>
+            </w:tcMar>
+            <w:vAlign w:val="center"/>
+          </w:tcPr>
+          <w:p>
+            <w:pPr>
+              <w:spacing w:after="0" w:before="0" w:line="216"/>
               <w:jc w:val="left"/>
             </w:pPr>
             <w:r>
@@ -4934,16 +4934,16 @@
             </w:tcBorders>
             <w:shd w:fill="DFF0D8" w:val="clear"/>
             <w:tcMar>
-              <w:top w:type="dxa" w:w="18"/>
-              <w:left w:type="dxa" w:w="60"/>
-              <w:bottom w:type="dxa" w:w="18"/>
-              <w:right w:type="dxa" w:w="60"/>
-            </w:tcMar>
-            <w:vAlign w:val="center"/>
-          </w:tcPr>
-          <w:p>
-            <w:pPr>
-              <w:spacing w:after="0" w:before="0" w:line="228"/>
+              <w:top w:type="dxa" w:w="8"/>
+              <w:left w:type="dxa" w:w="60"/>
+              <w:bottom w:type="dxa" w:w="8"/>
+              <w:right w:type="dxa" w:w="60"/>
+            </w:tcMar>
+            <w:vAlign w:val="center"/>
+          </w:tcPr>
+          <w:p>
+            <w:pPr>
+              <w:spacing w:after="0" w:before="0" w:line="216"/>
               <w:jc w:val="center"/>
             </w:pPr>
             <w:r>
@@ -4969,16 +4969,16 @@
               <w:right w:val="single" w:color="A6B4B8" w:sz="4"/>
             </w:tcBorders>
             <w:tcMar>
-              <w:top w:type="dxa" w:w="18"/>
-              <w:left w:type="dxa" w:w="60"/>
-              <w:bottom w:type="dxa" w:w="18"/>
-              <w:right w:type="dxa" w:w="60"/>
-            </w:tcMar>
-            <w:vAlign w:val="center"/>
-          </w:tcPr>
-          <w:p>
-            <w:pPr>
-              <w:spacing w:after="0" w:before="0" w:line="228"/>
+              <w:top w:type="dxa" w:w="8"/>
+              <w:left w:type="dxa" w:w="60"/>
+              <w:bottom w:type="dxa" w:w="8"/>
+              <w:right w:type="dxa" w:w="60"/>
+            </w:tcMar>
+            <w:vAlign w:val="center"/>
+          </w:tcPr>
+          <w:p>
+            <w:pPr>
+              <w:spacing w:after="0" w:before="0" w:line="216"/>
               <w:jc w:val="center"/>
             </w:pPr>
             <w:r>
@@ -5001,16 +5001,16 @@
               <w:right w:val="single" w:color="A6B4B8" w:sz="4"/>
             </w:tcBorders>
             <w:tcMar>
-              <w:top w:type="dxa" w:w="18"/>
-              <w:left w:type="dxa" w:w="60"/>
-              <w:bottom w:type="dxa" w:w="18"/>
-              <w:right w:type="dxa" w:w="60"/>
-            </w:tcMar>
-            <w:vAlign w:val="center"/>
-          </w:tcPr>
-          <w:p>
-            <w:pPr>
-              <w:spacing w:after="0" w:before="0" w:line="228"/>
+              <w:top w:type="dxa" w:w="8"/>
+              <w:left w:type="dxa" w:w="60"/>
+              <w:bottom w:type="dxa" w:w="8"/>
+              <w:right w:type="dxa" w:w="60"/>
+            </w:tcMar>
+            <w:vAlign w:val="center"/>
+          </w:tcPr>
+          <w:p>
+            <w:pPr>
+              <w:spacing w:after="0" w:before="0" w:line="216"/>
               <w:jc w:val="left"/>
             </w:pPr>
             <w:r>
@@ -5032,16 +5032,16 @@
               <w:right w:val="single" w:color="A6B4B8" w:sz="4"/>
             </w:tcBorders>
             <w:tcMar>
-              <w:top w:type="dxa" w:w="18"/>
-              <w:left w:type="dxa" w:w="60"/>
-              <w:bottom w:type="dxa" w:w="18"/>
-              <w:right w:type="dxa" w:w="60"/>
-            </w:tcMar>
-            <w:vAlign w:val="center"/>
-          </w:tcPr>
-          <w:p>
-            <w:pPr>
-              <w:spacing w:after="0" w:before="0" w:line="228"/>
+              <w:top w:type="dxa" w:w="8"/>
+              <w:left w:type="dxa" w:w="60"/>
+              <w:bottom w:type="dxa" w:w="8"/>
+              <w:right w:type="dxa" w:w="60"/>
+            </w:tcMar>
+            <w:vAlign w:val="center"/>
+          </w:tcPr>
+          <w:p>
+            <w:pPr>
+              <w:spacing w:after="0" w:before="0" w:line="216"/>
               <w:jc w:val="left"/>
             </w:pPr>
             <w:r>
@@ -5063,16 +5063,16 @@
               <w:right w:val="single" w:color="A6B4B8" w:sz="4"/>
             </w:tcBorders>
             <w:tcMar>
-              <w:top w:type="dxa" w:w="18"/>
-              <w:left w:type="dxa" w:w="60"/>
-              <w:bottom w:type="dxa" w:w="18"/>
-              <w:right w:type="dxa" w:w="60"/>
-            </w:tcMar>
-            <w:vAlign w:val="center"/>
-          </w:tcPr>
-          <w:p>
-            <w:pPr>
-              <w:spacing w:after="0" w:before="0" w:line="228"/>
+              <w:top w:type="dxa" w:w="8"/>
+              <w:left w:type="dxa" w:w="60"/>
+              <w:bottom w:type="dxa" w:w="8"/>
+              <w:right w:type="dxa" w:w="60"/>
+            </w:tcMar>
+            <w:vAlign w:val="center"/>
+          </w:tcPr>
+          <w:p>
+            <w:pPr>
+              <w:spacing w:after="0" w:before="0" w:line="216"/>
               <w:jc w:val="center"/>
             </w:pPr>
             <w:r>
@@ -5095,16 +5095,16 @@
               <w:right w:val="single" w:color="A6B4B8" w:sz="4"/>
             </w:tcBorders>
             <w:tcMar>
-              <w:top w:type="dxa" w:w="18"/>
-              <w:left w:type="dxa" w:w="60"/>
-              <w:bottom w:type="dxa" w:w="18"/>
-              <w:right w:type="dxa" w:w="60"/>
-            </w:tcMar>
-            <w:vAlign w:val="center"/>
-          </w:tcPr>
-          <w:p>
-            <w:pPr>
-              <w:spacing w:after="0" w:before="0" w:line="228"/>
+              <w:top w:type="dxa" w:w="8"/>
+              <w:left w:type="dxa" w:w="60"/>
+              <w:bottom w:type="dxa" w:w="8"/>
+              <w:right w:type="dxa" w:w="60"/>
+            </w:tcMar>
+            <w:vAlign w:val="center"/>
+          </w:tcPr>
+          <w:p>
+            <w:pPr>
+              <w:spacing w:after="0" w:before="0" w:line="216"/>
               <w:jc w:val="left"/>
             </w:pPr>
             <w:r>
@@ -5127,16 +5127,16 @@
               <w:right w:val="single" w:color="A6B4B8" w:sz="4"/>
             </w:tcBorders>
             <w:tcMar>
-              <w:top w:type="dxa" w:w="18"/>
-              <w:left w:type="dxa" w:w="60"/>
-              <w:bottom w:type="dxa" w:w="18"/>
-              <w:right w:type="dxa" w:w="60"/>
-            </w:tcMar>
-            <w:vAlign w:val="center"/>
-          </w:tcPr>
-          <w:p>
-            <w:pPr>
-              <w:spacing w:after="0" w:before="0" w:line="228"/>
+              <w:top w:type="dxa" w:w="8"/>
+              <w:left w:type="dxa" w:w="60"/>
+              <w:bottom w:type="dxa" w:w="8"/>
+              <w:right w:type="dxa" w:w="60"/>
+            </w:tcMar>
+            <w:vAlign w:val="center"/>
+          </w:tcPr>
+          <w:p>
+            <w:pPr>
+              <w:spacing w:after="0" w:before="0" w:line="216"/>
               <w:jc w:val="left"/>
             </w:pPr>
             <w:r>
@@ -5235,16 +5235,16 @@
               <w:right w:val="single" w:color="A6B4B8" w:sz="4"/>
             </w:tcBorders>
             <w:tcMar>
-              <w:top w:type="dxa" w:w="18"/>
-              <w:left w:type="dxa" w:w="60"/>
-              <w:bottom w:type="dxa" w:w="18"/>
-              <w:right w:type="dxa" w:w="60"/>
-            </w:tcMar>
-            <w:vAlign w:val="center"/>
-          </w:tcPr>
-          <w:p>
-            <w:pPr>
-              <w:spacing w:after="0" w:before="0" w:line="228"/>
+              <w:top w:type="dxa" w:w="8"/>
+              <w:left w:type="dxa" w:w="60"/>
+              <w:bottom w:type="dxa" w:w="8"/>
+              <w:right w:type="dxa" w:w="60"/>
+            </w:tcMar>
+            <w:vAlign w:val="center"/>
+          </w:tcPr>
+          <w:p>
+            <w:pPr>
+              <w:spacing w:after="0" w:before="0" w:line="216"/>
               <w:jc w:val="left"/>
             </w:pPr>
             <w:r>
@@ -5266,16 +5266,16 @@
               <w:right w:val="single" w:color="A6B4B8" w:sz="4"/>
             </w:tcBorders>
             <w:tcMar>
-              <w:top w:type="dxa" w:w="18"/>
-              <w:left w:type="dxa" w:w="60"/>
-              <w:bottom w:type="dxa" w:w="18"/>
-              <w:right w:type="dxa" w:w="60"/>
-            </w:tcMar>
-            <w:vAlign w:val="center"/>
-          </w:tcPr>
-          <w:p>
-            <w:pPr>
-              <w:spacing w:after="0" w:before="0" w:line="228"/>
+              <w:top w:type="dxa" w:w="8"/>
+              <w:left w:type="dxa" w:w="60"/>
+              <w:bottom w:type="dxa" w:w="8"/>
+              <w:right w:type="dxa" w:w="60"/>
+            </w:tcMar>
+            <w:vAlign w:val="center"/>
+          </w:tcPr>
+          <w:p>
+            <w:pPr>
+              <w:spacing w:after="0" w:before="0" w:line="216"/>
               <w:jc w:val="center"/>
             </w:pPr>
             <w:r>
@@ -5326,16 +5326,16 @@
               <w:right w:val="single" w:color="A6B4B8" w:sz="4"/>
             </w:tcBorders>
             <w:tcMar>
-              <w:top w:type="dxa" w:w="18"/>
-              <w:left w:type="dxa" w:w="60"/>
-              <w:bottom w:type="dxa" w:w="18"/>
-              <w:right w:type="dxa" w:w="60"/>
-            </w:tcMar>
-            <w:vAlign w:val="center"/>
-          </w:tcPr>
-          <w:p>
-            <w:pPr>
-              <w:spacing w:after="0" w:before="0" w:line="228"/>
+              <w:top w:type="dxa" w:w="8"/>
+              <w:left w:type="dxa" w:w="60"/>
+              <w:bottom w:type="dxa" w:w="8"/>
+              <w:right w:type="dxa" w:w="60"/>
+            </w:tcMar>
+            <w:vAlign w:val="center"/>
+          </w:tcPr>
+          <w:p>
+            <w:pPr>
+              <w:spacing w:after="0" w:before="0" w:line="216"/>
               <w:jc w:val="center"/>
             </w:pPr>
             <w:r>
@@ -5357,16 +5357,16 @@
               <w:right w:val="single" w:color="A6B4B8" w:sz="4"/>
             </w:tcBorders>
             <w:tcMar>
-              <w:top w:type="dxa" w:w="18"/>
-              <w:left w:type="dxa" w:w="60"/>
-              <w:bottom w:type="dxa" w:w="18"/>
-              <w:right w:type="dxa" w:w="60"/>
-            </w:tcMar>
-            <w:vAlign w:val="center"/>
-          </w:tcPr>
-          <w:p>
-            <w:pPr>
-              <w:spacing w:after="0" w:before="0" w:line="228"/>
+              <w:top w:type="dxa" w:w="8"/>
+              <w:left w:type="dxa" w:w="60"/>
+              <w:bottom w:type="dxa" w:w="8"/>
+              <w:right w:type="dxa" w:w="60"/>
+            </w:tcMar>
+            <w:vAlign w:val="center"/>
+          </w:tcPr>
+          <w:p>
+            <w:pPr>
+              <w:spacing w:after="0" w:before="0" w:line="216"/>
               <w:jc w:val="left"/>
             </w:pPr>
             <w:r>
@@ -5388,16 +5388,16 @@
               <w:right w:val="single" w:color="A6B4B8" w:sz="4"/>
             </w:tcBorders>
             <w:tcMar>
-              <w:top w:type="dxa" w:w="18"/>
-              <w:left w:type="dxa" w:w="60"/>
-              <w:bottom w:type="dxa" w:w="18"/>
-              <w:right w:type="dxa" w:w="60"/>
-            </w:tcMar>
-            <w:vAlign w:val="center"/>
-          </w:tcPr>
-          <w:p>
-            <w:pPr>
-              <w:spacing w:after="0" w:before="0" w:line="228"/>
+              <w:top w:type="dxa" w:w="8"/>
+              <w:left w:type="dxa" w:w="60"/>
+              <w:bottom w:type="dxa" w:w="8"/>
+              <w:right w:type="dxa" w:w="60"/>
+            </w:tcMar>
+            <w:vAlign w:val="center"/>
+          </w:tcPr>
+          <w:p>
+            <w:pPr>
+              <w:spacing w:after="0" w:before="0" w:line="216"/>
               <w:jc w:val="left"/>
             </w:pPr>
             <w:r>
@@ -5420,16 +5420,16 @@
             </w:tcBorders>
             <w:shd w:fill="DFF0D8" w:val="clear"/>
             <w:tcMar>
-              <w:top w:type="dxa" w:w="18"/>
-              <w:left w:type="dxa" w:w="60"/>
-              <w:bottom w:type="dxa" w:w="18"/>
-              <w:right w:type="dxa" w:w="60"/>
-            </w:tcMar>
-            <w:vAlign w:val="center"/>
-          </w:tcPr>
-          <w:p>
-            <w:pPr>
-              <w:spacing w:after="0" w:before="0" w:line="228"/>
+              <w:top w:type="dxa" w:w="8"/>
+              <w:left w:type="dxa" w:w="60"/>
+              <w:bottom w:type="dxa" w:w="8"/>
+              <w:right w:type="dxa" w:w="60"/>
+            </w:tcMar>
+            <w:vAlign w:val="center"/>
+          </w:tcPr>
+          <w:p>
+            <w:pPr>
+              <w:spacing w:after="0" w:before="0" w:line="216"/>
               <w:jc w:val="center"/>
             </w:pPr>
             <w:r>
@@ -5454,16 +5454,16 @@
               <w:right w:val="single" w:color="A6B4B8" w:sz="4"/>
             </w:tcBorders>
             <w:tcMar>
-              <w:top w:type="dxa" w:w="18"/>
-              <w:left w:type="dxa" w:w="60"/>
-              <w:bottom w:type="dxa" w:w="18"/>
-              <w:right w:type="dxa" w:w="60"/>
-            </w:tcMar>
-            <w:vAlign w:val="center"/>
-          </w:tcPr>
-          <w:p>
-            <w:pPr>
-              <w:spacing w:after="0" w:before="0" w:line="228"/>
+              <w:top w:type="dxa" w:w="8"/>
+              <w:left w:type="dxa" w:w="60"/>
+              <w:bottom w:type="dxa" w:w="8"/>
+              <w:right w:type="dxa" w:w="60"/>
+            </w:tcMar>
+            <w:vAlign w:val="center"/>
+          </w:tcPr>
+          <w:p>
+            <w:pPr>
+              <w:spacing w:after="0" w:before="0" w:line="216"/>
               <w:jc w:val="center"/>
             </w:pPr>
             <w:r>
@@ -5485,16 +5485,16 @@
               <w:right w:val="single" w:color="A6B4B8" w:sz="4"/>
             </w:tcBorders>
             <w:tcMar>
-              <w:top w:type="dxa" w:w="18"/>
-              <w:left w:type="dxa" w:w="60"/>
-              <w:bottom w:type="dxa" w:w="18"/>
-              <w:right w:type="dxa" w:w="60"/>
-            </w:tcMar>
-            <w:vAlign w:val="center"/>
-          </w:tcPr>
-          <w:p>
-            <w:pPr>
-              <w:spacing w:after="0" w:before="0" w:line="228"/>
+              <w:top w:type="dxa" w:w="8"/>
+              <w:left w:type="dxa" w:w="60"/>
+              <w:bottom w:type="dxa" w:w="8"/>
+              <w:right w:type="dxa" w:w="60"/>
+            </w:tcMar>
+            <w:vAlign w:val="center"/>
+          </w:tcPr>
+          <w:p>
+            <w:pPr>
+              <w:spacing w:after="0" w:before="0" w:line="216"/>
               <w:jc w:val="left"/>
             </w:pPr>
             <w:r>
@@ -5516,16 +5516,16 @@
               <w:right w:val="single" w:color="A6B4B8" w:sz="4"/>
             </w:tcBorders>
             <w:tcMar>
-              <w:top w:type="dxa" w:w="18"/>
-              <w:left w:type="dxa" w:w="60"/>
-              <w:bottom w:type="dxa" w:w="18"/>
-              <w:right w:type="dxa" w:w="60"/>
-            </w:tcMar>
-            <w:vAlign w:val="center"/>
-          </w:tcPr>
-          <w:p>
-            <w:pPr>
-              <w:spacing w:after="0" w:before="0" w:line="228"/>
+              <w:top w:type="dxa" w:w="8"/>
+              <w:left w:type="dxa" w:w="60"/>
+              <w:bottom w:type="dxa" w:w="8"/>
+              <w:right w:type="dxa" w:w="60"/>
+            </w:tcMar>
+            <w:vAlign w:val="center"/>
+          </w:tcPr>
+          <w:p>
+            <w:pPr>
+              <w:spacing w:after="0" w:before="0" w:line="216"/>
               <w:jc w:val="left"/>
             </w:pPr>
             <w:r>
@@ -5547,16 +5547,16 @@
               <w:right w:val="single" w:color="A6B4B8" w:sz="4"/>
             </w:tcBorders>
             <w:tcMar>
-              <w:top w:type="dxa" w:w="18"/>
-              <w:left w:type="dxa" w:w="60"/>
-              <w:bottom w:type="dxa" w:w="18"/>
-              <w:right w:type="dxa" w:w="60"/>
-            </w:tcMar>
-            <w:vAlign w:val="center"/>
-          </w:tcPr>
-          <w:p>
-            <w:pPr>
-              <w:spacing w:after="0" w:before="0" w:line="228"/>
+              <w:top w:type="dxa" w:w="8"/>
+              <w:left w:type="dxa" w:w="60"/>
+              <w:bottom w:type="dxa" w:w="8"/>
+              <w:right w:type="dxa" w:w="60"/>
+            </w:tcMar>
+            <w:vAlign w:val="center"/>
+          </w:tcPr>
+          <w:p>
+            <w:pPr>
+              <w:spacing w:after="0" w:before="0" w:line="216"/>
               <w:jc w:val="center"/>
             </w:pPr>
             <w:r>
@@ -5578,16 +5578,16 @@
               <w:right w:val="single" w:color="A6B4B8" w:sz="4"/>
             </w:tcBorders>
             <w:tcMar>
-              <w:top w:type="dxa" w:w="18"/>
-              <w:left w:type="dxa" w:w="60"/>
-              <w:bottom w:type="dxa" w:w="18"/>
-              <w:right w:type="dxa" w:w="60"/>
-            </w:tcMar>
-            <w:vAlign w:val="center"/>
-          </w:tcPr>
-          <w:p>
-            <w:pPr>
-              <w:spacing w:after="0" w:before="0" w:line="228"/>
+              <w:top w:type="dxa" w:w="8"/>
+              <w:left w:type="dxa" w:w="60"/>
+              <w:bottom w:type="dxa" w:w="8"/>
+              <w:right w:type="dxa" w:w="60"/>
+            </w:tcMar>
+            <w:vAlign w:val="center"/>
+          </w:tcPr>
+          <w:p>
+            <w:pPr>
+              <w:spacing w:after="0" w:before="0" w:line="216"/>
               <w:jc w:val="left"/>
             </w:pPr>
             <w:r>
@@ -5609,16 +5609,16 @@
               <w:right w:val="single" w:color="A6B4B8" w:sz="4"/>
             </w:tcBorders>
             <w:tcMar>
-              <w:top w:type="dxa" w:w="18"/>
-              <w:left w:type="dxa" w:w="60"/>
-              <w:bottom w:type="dxa" w:w="18"/>
-              <w:right w:type="dxa" w:w="60"/>
-            </w:tcMar>
-            <w:vAlign w:val="center"/>
-          </w:tcPr>
-          <w:p>
-            <w:pPr>
-              <w:spacing w:after="0" w:before="0" w:line="228"/>
+              <w:top w:type="dxa" w:w="8"/>
+              <w:left w:type="dxa" w:w="60"/>
+              <w:bottom w:type="dxa" w:w="8"/>
+              <w:right w:type="dxa" w:w="60"/>
+            </w:tcMar>
+            <w:vAlign w:val="center"/>
+          </w:tcPr>
+          <w:p>
+            <w:pPr>
+              <w:spacing w:after="0" w:before="0" w:line="216"/>
               <w:jc w:val="left"/>
             </w:pPr>
             <w:r>
@@ -5645,16 +5645,16 @@
               <w:right w:val="single" w:color="A6B4B8" w:sz="4"/>
             </w:tcBorders>
             <w:tcMar>
-              <w:top w:type="dxa" w:w="18"/>
-              <w:left w:type="dxa" w:w="60"/>
-              <w:bottom w:type="dxa" w:w="18"/>
-              <w:right w:type="dxa" w:w="60"/>
-            </w:tcMar>
-            <w:vAlign w:val="center"/>
-          </w:tcPr>
-          <w:p>
-            <w:pPr>
-              <w:spacing w:after="0" w:before="0" w:line="228"/>
+              <w:top w:type="dxa" w:w="8"/>
+              <w:left w:type="dxa" w:w="60"/>
+              <w:bottom w:type="dxa" w:w="8"/>
+              <w:right w:type="dxa" w:w="60"/>
+            </w:tcMar>
+            <w:vAlign w:val="center"/>
+          </w:tcPr>
+          <w:p>
+            <w:pPr>
+              <w:spacing w:after="0" w:before="0" w:line="216"/>
               <w:jc w:val="center"/>
             </w:pPr>
             <w:r>
@@ -5676,16 +5676,16 @@
               <w:right w:val="single" w:color="A6B4B8" w:sz="4"/>
             </w:tcBorders>
             <w:tcMar>
-              <w:top w:type="dxa" w:w="18"/>
-              <w:left w:type="dxa" w:w="60"/>
-              <w:bottom w:type="dxa" w:w="18"/>
-              <w:right w:type="dxa" w:w="60"/>
-            </w:tcMar>
-            <w:vAlign w:val="center"/>
-          </w:tcPr>
-          <w:p>
-            <w:pPr>
-              <w:spacing w:after="0" w:before="0" w:line="228"/>
+              <w:top w:type="dxa" w:w="8"/>
+              <w:left w:type="dxa" w:w="60"/>
+              <w:bottom w:type="dxa" w:w="8"/>
+              <w:right w:type="dxa" w:w="60"/>
+            </w:tcMar>
+            <w:vAlign w:val="center"/>
+          </w:tcPr>
+          <w:p>
+            <w:pPr>
+              <w:spacing w:after="0" w:before="0" w:line="216"/>
               <w:jc w:val="left"/>
             </w:pPr>
             <w:r>
@@ -5707,16 +5707,16 @@
               <w:right w:val="single" w:color="A6B4B8" w:sz="4"/>
             </w:tcBorders>
             <w:tcMar>
-              <w:top w:type="dxa" w:w="18"/>
-              <w:left w:type="dxa" w:w="60"/>
-              <w:bottom w:type="dxa" w:w="18"/>
-              <w:right w:type="dxa" w:w="60"/>
-            </w:tcMar>
-            <w:vAlign w:val="center"/>
-          </w:tcPr>
-          <w:p>
-            <w:pPr>
-              <w:spacing w:after="0" w:before="0" w:line="228"/>
+              <w:top w:type="dxa" w:w="8"/>
+              <w:left w:type="dxa" w:w="60"/>
+              <w:bottom w:type="dxa" w:w="8"/>
+              <w:right w:type="dxa" w:w="60"/>
+            </w:tcMar>
+            <w:vAlign w:val="center"/>
+          </w:tcPr>
+          <w:p>
+            <w:pPr>
+              <w:spacing w:after="0" w:before="0" w:line="216"/>
               <w:jc w:val="left"/>
             </w:pPr>
             <w:r>
@@ -5739,16 +5739,16 @@
             </w:tcBorders>
             <w:shd w:fill="DFF0D8" w:val="clear"/>
             <w:tcMar>
-              <w:top w:type="dxa" w:w="18"/>
-              <w:left w:type="dxa" w:w="60"/>
-              <w:bottom w:type="dxa" w:w="18"/>
-              <w:right w:type="dxa" w:w="60"/>
-            </w:tcMar>
-            <w:vAlign w:val="center"/>
-          </w:tcPr>
-          <w:p>
-            <w:pPr>
-              <w:spacing w:after="0" w:before="0" w:line="228"/>
+              <w:top w:type="dxa" w:w="8"/>
+              <w:left w:type="dxa" w:w="60"/>
+              <w:bottom w:type="dxa" w:w="8"/>
+              <w:right w:type="dxa" w:w="60"/>
+            </w:tcMar>
+            <w:vAlign w:val="center"/>
+          </w:tcPr>
+          <w:p>
+            <w:pPr>
+              <w:spacing w:after="0" w:before="0" w:line="216"/>
               <w:jc w:val="center"/>
             </w:pPr>
             <w:r>
@@ -5773,16 +5773,16 @@
               <w:right w:val="single" w:color="A6B4B8" w:sz="4"/>
             </w:tcBorders>
             <w:tcMar>
-              <w:top w:type="dxa" w:w="18"/>
-              <w:left w:type="dxa" w:w="60"/>
-              <w:bottom w:type="dxa" w:w="18"/>
-              <w:right w:type="dxa" w:w="60"/>
-            </w:tcMar>
-            <w:vAlign w:val="center"/>
-          </w:tcPr>
-          <w:p>
-            <w:pPr>
-              <w:spacing w:after="0" w:before="0" w:line="228"/>
+              <w:top w:type="dxa" w:w="8"/>
+              <w:left w:type="dxa" w:w="60"/>
+              <w:bottom w:type="dxa" w:w="8"/>
+              <w:right w:type="dxa" w:w="60"/>
+            </w:tcMar>
+            <w:vAlign w:val="center"/>
+          </w:tcPr>
+          <w:p>
+            <w:pPr>
+              <w:spacing w:after="0" w:before="0" w:line="216"/>
               <w:jc w:val="center"/>
             </w:pPr>
             <w:r>
@@ -5804,16 +5804,16 @@
               <w:right w:val="single" w:color="A6B4B8" w:sz="4"/>
             </w:tcBorders>
             <w:tcMar>
-              <w:top w:type="dxa" w:w="18"/>
-              <w:left w:type="dxa" w:w="60"/>
-              <w:bottom w:type="dxa" w:w="18"/>
-              <w:right w:type="dxa" w:w="60"/>
-            </w:tcMar>
-            <w:vAlign w:val="center"/>
-          </w:tcPr>
-          <w:p>
-            <w:pPr>
-              <w:spacing w:after="0" w:before="0" w:line="228"/>
+              <w:top w:type="dxa" w:w="8"/>
+              <w:left w:type="dxa" w:w="60"/>
+              <w:bottom w:type="dxa" w:w="8"/>
+              <w:right w:type="dxa" w:w="60"/>
+            </w:tcMar>
+            <w:vAlign w:val="center"/>
+          </w:tcPr>
+          <w:p>
+            <w:pPr>
+              <w:spacing w:after="0" w:before="0" w:line="216"/>
               <w:jc w:val="left"/>
             </w:pPr>
             <w:r>
@@ -5835,16 +5835,16 @@
               <w:right w:val="single" w:color="A6B4B8" w:sz="4"/>
             </w:tcBorders>
             <w:tcMar>
-              <w:top w:type="dxa" w:w="18"/>
-              <w:left w:type="dxa" w:w="60"/>
-              <w:bottom w:type="dxa" w:w="18"/>
-              <w:right w:type="dxa" w:w="60"/>
-            </w:tcMar>
-            <w:vAlign w:val="center"/>
-          </w:tcPr>
-          <w:p>
-            <w:pPr>
-              <w:spacing w:after="0" w:before="0" w:line="228"/>
+              <w:top w:type="dxa" w:w="8"/>
+              <w:left w:type="dxa" w:w="60"/>
+              <w:bottom w:type="dxa" w:w="8"/>
+              <w:right w:type="dxa" w:w="60"/>
+            </w:tcMar>
+            <w:vAlign w:val="center"/>
+          </w:tcPr>
+          <w:p>
+            <w:pPr>
+              <w:spacing w:after="0" w:before="0" w:line="216"/>
               <w:jc w:val="left"/>
             </w:pPr>
             <w:r>
@@ -5866,16 +5866,16 @@
               <w:right w:val="single" w:color="A6B4B8" w:sz="4"/>
             </w:tcBorders>
             <w:tcMar>
-              <w:top w:type="dxa" w:w="18"/>
-              <w:left w:type="dxa" w:w="60"/>
-              <w:bottom w:type="dxa" w:w="18"/>
-              <w:right w:type="dxa" w:w="60"/>
-            </w:tcMar>
-            <w:vAlign w:val="center"/>
-          </w:tcPr>
-          <w:p>
-            <w:pPr>
-              <w:spacing w:after="0" w:before="0" w:line="228"/>
+              <w:top w:type="dxa" w:w="8"/>
+              <w:left w:type="dxa" w:w="60"/>
+              <w:bottom w:type="dxa" w:w="8"/>
+              <w:right w:type="dxa" w:w="60"/>
+            </w:tcMar>
+            <w:vAlign w:val="center"/>
+          </w:tcPr>
+          <w:p>
+            <w:pPr>
+              <w:spacing w:after="0" w:before="0" w:line="216"/>
               <w:jc w:val="center"/>
             </w:pPr>
             <w:r>
@@ -5897,16 +5897,16 @@
               <w:right w:val="single" w:color="A6B4B8" w:sz="4"/>
             </w:tcBorders>
             <w:tcMar>
-              <w:top w:type="dxa" w:w="18"/>
-              <w:left w:type="dxa" w:w="60"/>
-              <w:bottom w:type="dxa" w:w="18"/>
-              <w:right w:type="dxa" w:w="60"/>
-            </w:tcMar>
-            <w:vAlign w:val="center"/>
-          </w:tcPr>
-          <w:p>
-            <w:pPr>
-              <w:spacing w:after="0" w:before="0" w:line="228"/>
+              <w:top w:type="dxa" w:w="8"/>
+              <w:left w:type="dxa" w:w="60"/>
+              <w:bottom w:type="dxa" w:w="8"/>
+              <w:right w:type="dxa" w:w="60"/>
+            </w:tcMar>
+            <w:vAlign w:val="center"/>
+          </w:tcPr>
+          <w:p>
+            <w:pPr>
+              <w:spacing w:after="0" w:before="0" w:line="216"/>
               <w:jc w:val="left"/>
             </w:pPr>
             <w:r>
@@ -5928,16 +5928,16 @@
               <w:right w:val="single" w:color="A6B4B8" w:sz="4"/>
             </w:tcBorders>
             <w:tcMar>
-              <w:top w:type="dxa" w:w="18"/>
-              <w:left w:type="dxa" w:w="60"/>
-              <w:bottom w:type="dxa" w:w="18"/>
-              <w:right w:type="dxa" w:w="60"/>
-            </w:tcMar>
-            <w:vAlign w:val="center"/>
-          </w:tcPr>
-          <w:p>
-            <w:pPr>
-              <w:spacing w:after="0" w:before="0" w:line="228"/>
+              <w:top w:type="dxa" w:w="8"/>
+              <w:left w:type="dxa" w:w="60"/>
+              <w:bottom w:type="dxa" w:w="8"/>
+              <w:right w:type="dxa" w:w="60"/>
+            </w:tcMar>
+            <w:vAlign w:val="center"/>
+          </w:tcPr>
+          <w:p>
+            <w:pPr>
+              <w:spacing w:after="0" w:before="0" w:line="216"/>
               <w:jc w:val="left"/>
             </w:pPr>
             <w:r>
@@ -5965,16 +5965,16 @@
               <w:right w:val="single" w:color="A6B4B8" w:sz="4"/>
             </w:tcBorders>
             <w:tcMar>
-              <w:top w:type="dxa" w:w="18"/>
-              <w:left w:type="dxa" w:w="60"/>
-              <w:bottom w:type="dxa" w:w="18"/>
-              <w:right w:type="dxa" w:w="60"/>
-            </w:tcMar>
-            <w:vAlign w:val="center"/>
-          </w:tcPr>
-          <w:p>
-            <w:pPr>
-              <w:spacing w:after="0" w:before="0" w:line="228"/>
+              <w:top w:type="dxa" w:w="8"/>
+              <w:left w:type="dxa" w:w="60"/>
+              <w:bottom w:type="dxa" w:w="8"/>
+              <w:right w:type="dxa" w:w="60"/>
+            </w:tcMar>
+            <w:vAlign w:val="center"/>
+          </w:tcPr>
+          <w:p>
+            <w:pPr>
+              <w:spacing w:after="0" w:before="0" w:line="216"/>
               <w:jc w:val="center"/>
             </w:pPr>
             <w:r>
@@ -5997,16 +5997,16 @@
               <w:right w:val="single" w:color="A6B4B8" w:sz="4"/>
             </w:tcBorders>
             <w:tcMar>
-              <w:top w:type="dxa" w:w="18"/>
-              <w:left w:type="dxa" w:w="60"/>
-              <w:bottom w:type="dxa" w:w="18"/>
-              <w:right w:type="dxa" w:w="60"/>
-            </w:tcMar>
-            <w:vAlign w:val="center"/>
-          </w:tcPr>
-          <w:p>
-            <w:pPr>
-              <w:spacing w:after="0" w:before="0" w:line="228"/>
+              <w:top w:type="dxa" w:w="8"/>
+              <w:left w:type="dxa" w:w="60"/>
+              <w:bottom w:type="dxa" w:w="8"/>
+              <w:right w:type="dxa" w:w="60"/>
+            </w:tcMar>
+            <w:vAlign w:val="center"/>
+          </w:tcPr>
+          <w:p>
+            <w:pPr>
+              <w:spacing w:after="0" w:before="0" w:line="216"/>
               <w:jc w:val="left"/>
             </w:pPr>
             <w:r>
@@ -6029,16 +6029,16 @@
               <w:right w:val="single" w:color="A6B4B8" w:sz="4"/>
             </w:tcBorders>
             <w:tcMar>
-              <w:top w:type="dxa" w:w="18"/>
-              <w:left w:type="dxa" w:w="60"/>
-              <w:bottom w:type="dxa" w:w="18"/>
-              <w:right w:type="dxa" w:w="60"/>
-            </w:tcMar>
-            <w:vAlign w:val="center"/>
-          </w:tcPr>
-          <w:p>
-            <w:pPr>
-              <w:spacing w:after="0" w:before="0" w:line="228"/>
+              <w:top w:type="dxa" w:w="8"/>
+              <w:left w:type="dxa" w:w="60"/>
+              <w:bottom w:type="dxa" w:w="8"/>
+              <w:right w:type="dxa" w:w="60"/>
+            </w:tcMar>
+            <w:vAlign w:val="center"/>
+          </w:tcPr>
+          <w:p>
+            <w:pPr>
+              <w:spacing w:after="0" w:before="0" w:line="216"/>
               <w:jc w:val="left"/>
             </w:pPr>
             <w:r>
@@ -6062,16 +6062,16 @@
             </w:tcBorders>
             <w:shd w:fill="DFF0D8" w:val="clear"/>
             <w:tcMar>
-              <w:top w:type="dxa" w:w="18"/>
-              <w:left w:type="dxa" w:w="60"/>
-              <w:bottom w:type="dxa" w:w="18"/>
-              <w:right w:type="dxa" w:w="60"/>
-            </w:tcMar>
-            <w:vAlign w:val="center"/>
-          </w:tcPr>
-          <w:p>
-            <w:pPr>
-              <w:spacing w:after="0" w:before="0" w:line="228"/>
+              <w:top w:type="dxa" w:w="8"/>
+              <w:left w:type="dxa" w:w="60"/>
+              <w:bottom w:type="dxa" w:w="8"/>
+              <w:right w:type="dxa" w:w="60"/>
+            </w:tcMar>
+            <w:vAlign w:val="center"/>
+          </w:tcPr>
+          <w:p>
+            <w:pPr>
+              <w:spacing w:after="0" w:before="0" w:line="216"/>
               <w:jc w:val="center"/>
             </w:pPr>
             <w:r>
@@ -6097,16 +6097,16 @@
               <w:right w:val="single" w:color="A6B4B8" w:sz="4"/>
             </w:tcBorders>
             <w:tcMar>
-              <w:top w:type="dxa" w:w="18"/>
-              <w:left w:type="dxa" w:w="60"/>
-              <w:bottom w:type="dxa" w:w="18"/>
-              <w:right w:type="dxa" w:w="60"/>
-            </w:tcMar>
-            <w:vAlign w:val="center"/>
-          </w:tcPr>
-          <w:p>
-            <w:pPr>
-              <w:spacing w:after="0" w:before="0" w:line="228"/>
+              <w:top w:type="dxa" w:w="8"/>
+              <w:left w:type="dxa" w:w="60"/>
+              <w:bottom w:type="dxa" w:w="8"/>
+              <w:right w:type="dxa" w:w="60"/>
+            </w:tcMar>
+            <w:vAlign w:val="center"/>
+          </w:tcPr>
+          <w:p>
+            <w:pPr>
+              <w:spacing w:after="0" w:before="0" w:line="216"/>
               <w:jc w:val="center"/>
             </w:pPr>
             <w:r>
@@ -6129,16 +6129,16 @@
               <w:right w:val="single" w:color="A6B4B8" w:sz="4"/>
             </w:tcBorders>
             <w:tcMar>
-              <w:top w:type="dxa" w:w="18"/>
-              <w:left w:type="dxa" w:w="60"/>
-              <w:bottom w:type="dxa" w:w="18"/>
-              <w:right w:type="dxa" w:w="60"/>
-            </w:tcMar>
-            <w:vAlign w:val="center"/>
-          </w:tcPr>
-          <w:p>
-            <w:pPr>
-              <w:spacing w:after="0" w:before="0" w:line="228"/>
+              <w:top w:type="dxa" w:w="8"/>
+              <w:left w:type="dxa" w:w="60"/>
+              <w:bottom w:type="dxa" w:w="8"/>
+              <w:right w:type="dxa" w:w="60"/>
+            </w:tcMar>
+            <w:vAlign w:val="center"/>
+          </w:tcPr>
+          <w:p>
+            <w:pPr>
+              <w:spacing w:after="0" w:before="0" w:line="216"/>
               <w:jc w:val="left"/>
             </w:pPr>
             <w:r>
@@ -6160,16 +6160,16 @@
               <w:right w:val="single" w:color="A6B4B8" w:sz="4"/>
             </w:tcBorders>
             <w:tcMar>
-              <w:top w:type="dxa" w:w="18"/>
-              <w:left w:type="dxa" w:w="60"/>
-              <w:bottom w:type="dxa" w:w="18"/>
-              <w:right w:type="dxa" w:w="60"/>
-            </w:tcMar>
-            <w:vAlign w:val="center"/>
-          </w:tcPr>
-          <w:p>
-            <w:pPr>
-              <w:spacing w:after="0" w:before="0" w:line="228"/>
+              <w:top w:type="dxa" w:w="8"/>
+              <w:left w:type="dxa" w:w="60"/>
+              <w:bottom w:type="dxa" w:w="8"/>
+              <w:right w:type="dxa" w:w="60"/>
+            </w:tcMar>
+            <w:vAlign w:val="center"/>
+          </w:tcPr>
+          <w:p>
+            <w:pPr>
+              <w:spacing w:after="0" w:before="0" w:line="216"/>
               <w:jc w:val="left"/>
             </w:pPr>
             <w:r>
@@ -6191,16 +6191,16 @@
               <w:right w:val="single" w:color="A6B4B8" w:sz="4"/>
             </w:tcBorders>
             <w:tcMar>
-              <w:top w:type="dxa" w:w="18"/>
-              <w:left w:type="dxa" w:w="60"/>
-              <w:bottom w:type="dxa" w:w="18"/>
-              <w:right w:type="dxa" w:w="60"/>
-            </w:tcMar>
-            <w:vAlign w:val="center"/>
-          </w:tcPr>
-          <w:p>
-            <w:pPr>
-              <w:spacing w:after="0" w:before="0" w:line="228"/>
+              <w:top w:type="dxa" w:w="8"/>
+              <w:left w:type="dxa" w:w="60"/>
+              <w:bottom w:type="dxa" w:w="8"/>
+              <w:right w:type="dxa" w:w="60"/>
+            </w:tcMar>
+            <w:vAlign w:val="center"/>
+          </w:tcPr>
+          <w:p>
+            <w:pPr>
+              <w:spacing w:after="0" w:before="0" w:line="216"/>
               <w:jc w:val="center"/>
             </w:pPr>
             <w:r>
@@ -6223,16 +6223,16 @@
               <w:right w:val="single" w:color="A6B4B8" w:sz="4"/>
             </w:tcBorders>
             <w:tcMar>
-              <w:top w:type="dxa" w:w="18"/>
-              <w:left w:type="dxa" w:w="60"/>
-              <w:bottom w:type="dxa" w:w="18"/>
-              <w:right w:type="dxa" w:w="60"/>
-            </w:tcMar>
-            <w:vAlign w:val="center"/>
-          </w:tcPr>
-          <w:p>
-            <w:pPr>
-              <w:spacing w:after="0" w:before="0" w:line="228"/>
+              <w:top w:type="dxa" w:w="8"/>
+              <w:left w:type="dxa" w:w="60"/>
+              <w:bottom w:type="dxa" w:w="8"/>
+              <w:right w:type="dxa" w:w="60"/>
+            </w:tcMar>
+            <w:vAlign w:val="center"/>
+          </w:tcPr>
+          <w:p>
+            <w:pPr>
+              <w:spacing w:after="0" w:before="0" w:line="216"/>
               <w:jc w:val="left"/>
             </w:pPr>
             <w:r>
@@ -6255,16 +6255,16 @@
               <w:right w:val="single" w:color="A6B4B8" w:sz="4"/>
             </w:tcBorders>
             <w:tcMar>
-              <w:top w:type="dxa" w:w="18"/>
-              <w:left w:type="dxa" w:w="60"/>
-              <w:bottom w:type="dxa" w:w="18"/>
-              <w:right w:type="dxa" w:w="60"/>
-            </w:tcMar>
-            <w:vAlign w:val="center"/>
-          </w:tcPr>
-          <w:p>
-            <w:pPr>
-              <w:spacing w:after="0" w:before="0" w:line="228"/>
+              <w:top w:type="dxa" w:w="8"/>
+              <w:left w:type="dxa" w:w="60"/>
+              <w:bottom w:type="dxa" w:w="8"/>
+              <w:right w:type="dxa" w:w="60"/>
+            </w:tcMar>
+            <w:vAlign w:val="center"/>
+          </w:tcPr>
+          <w:p>
+            <w:pPr>
+              <w:spacing w:after="0" w:before="0" w:line="216"/>
               <w:jc w:val="left"/>
             </w:pPr>
             <w:r>
@@ -6363,16 +6363,16 @@
               <w:right w:val="single" w:color="A6B4B8" w:sz="4"/>
             </w:tcBorders>
             <w:tcMar>
-              <w:top w:type="dxa" w:w="18"/>
-              <w:left w:type="dxa" w:w="60"/>
-              <w:bottom w:type="dxa" w:w="18"/>
-              <w:right w:type="dxa" w:w="60"/>
-            </w:tcMar>
-            <w:vAlign w:val="center"/>
-          </w:tcPr>
-          <w:p>
-            <w:pPr>
-              <w:spacing w:after="0" w:before="0" w:line="228"/>
+              <w:top w:type="dxa" w:w="8"/>
+              <w:left w:type="dxa" w:w="60"/>
+              <w:bottom w:type="dxa" w:w="8"/>
+              <w:right w:type="dxa" w:w="60"/>
+            </w:tcMar>
+            <w:vAlign w:val="center"/>
+          </w:tcPr>
+          <w:p>
+            <w:pPr>
+              <w:spacing w:after="0" w:before="0" w:line="216"/>
               <w:jc w:val="left"/>
             </w:pPr>
             <w:r>
@@ -6394,16 +6394,16 @@
               <w:right w:val="single" w:color="A6B4B8" w:sz="4"/>
             </w:tcBorders>
             <w:tcMar>
-              <w:top w:type="dxa" w:w="18"/>
-              <w:left w:type="dxa" w:w="60"/>
-              <w:bottom w:type="dxa" w:w="18"/>
-              <w:right w:type="dxa" w:w="60"/>
-            </w:tcMar>
-            <w:vAlign w:val="center"/>
-          </w:tcPr>
-          <w:p>
-            <w:pPr>
-              <w:spacing w:after="0" w:before="0" w:line="228"/>
+              <w:top w:type="dxa" w:w="8"/>
+              <w:left w:type="dxa" w:w="60"/>
+              <w:bottom w:type="dxa" w:w="8"/>
+              <w:right w:type="dxa" w:w="60"/>
+            </w:tcMar>
+            <w:vAlign w:val="center"/>
+          </w:tcPr>
+          <w:p>
+            <w:pPr>
+              <w:spacing w:after="0" w:before="0" w:line="216"/>
               <w:jc w:val="center"/>
             </w:pPr>
             <w:r>
@@ -6455,16 +6455,16 @@
               <w:right w:val="single" w:color="A6B4B8" w:sz="4"/>
             </w:tcBorders>
             <w:tcMar>
-              <w:top w:type="dxa" w:w="18"/>
-              <w:left w:type="dxa" w:w="60"/>
-              <w:bottom w:type="dxa" w:w="18"/>
-              <w:right w:type="dxa" w:w="60"/>
-            </w:tcMar>
-            <w:vAlign w:val="center"/>
-          </w:tcPr>
-          <w:p>
-            <w:pPr>
-              <w:spacing w:after="0" w:before="0" w:line="228"/>
+              <w:top w:type="dxa" w:w="8"/>
+              <w:left w:type="dxa" w:w="60"/>
+              <w:bottom w:type="dxa" w:w="8"/>
+              <w:right w:type="dxa" w:w="60"/>
+            </w:tcMar>
+            <w:vAlign w:val="center"/>
+          </w:tcPr>
+          <w:p>
+            <w:pPr>
+              <w:spacing w:after="0" w:before="0" w:line="216"/>
               <w:jc w:val="center"/>
             </w:pPr>
             <w:r>
@@ -6487,16 +6487,16 @@
               <w:right w:val="single" w:color="A6B4B8" w:sz="4"/>
             </w:tcBorders>
             <w:tcMar>
-              <w:top w:type="dxa" w:w="18"/>
-              <w:left w:type="dxa" w:w="60"/>
-              <w:bottom w:type="dxa" w:w="18"/>
-              <w:right w:type="dxa" w:w="60"/>
-            </w:tcMar>
-            <w:vAlign w:val="center"/>
-          </w:tcPr>
-          <w:p>
-            <w:pPr>
-              <w:spacing w:after="0" w:before="0" w:line="228"/>
+              <w:top w:type="dxa" w:w="8"/>
+              <w:left w:type="dxa" w:w="60"/>
+              <w:bottom w:type="dxa" w:w="8"/>
+              <w:right w:type="dxa" w:w="60"/>
+            </w:tcMar>
+            <w:vAlign w:val="center"/>
+          </w:tcPr>
+          <w:p>
+            <w:pPr>
+              <w:spacing w:after="0" w:before="0" w:line="216"/>
               <w:jc w:val="left"/>
             </w:pPr>
             <w:r>
@@ -6519,16 +6519,16 @@
               <w:right w:val="single" w:color="A6B4B8" w:sz="4"/>
             </w:tcBorders>
             <w:tcMar>
-              <w:top w:type="dxa" w:w="18"/>
-              <w:left w:type="dxa" w:w="60"/>
-              <w:bottom w:type="dxa" w:w="18"/>
-              <w:right w:type="dxa" w:w="60"/>
-            </w:tcMar>
-            <w:vAlign w:val="center"/>
-          </w:tcPr>
-          <w:p>
-            <w:pPr>
-              <w:spacing w:after="0" w:before="0" w:line="228"/>
+              <w:top w:type="dxa" w:w="8"/>
+              <w:left w:type="dxa" w:w="60"/>
+              <w:bottom w:type="dxa" w:w="8"/>
+              <w:right w:type="dxa" w:w="60"/>
+            </w:tcMar>
+            <w:vAlign w:val="center"/>
+          </w:tcPr>
+          <w:p>
+            <w:pPr>
+              <w:spacing w:after="0" w:before="0" w:line="216"/>
               <w:jc w:val="left"/>
             </w:pPr>
             <w:r>
@@ -6552,16 +6552,16 @@
             </w:tcBorders>
             <w:shd w:fill="EEF2DC" w:val="clear"/>
             <w:tcMar>
-              <w:top w:type="dxa" w:w="18"/>
-              <w:left w:type="dxa" w:w="60"/>
-              <w:bottom w:type="dxa" w:w="18"/>
-              <w:right w:type="dxa" w:w="60"/>
-            </w:tcMar>
-            <w:vAlign w:val="center"/>
-          </w:tcPr>
-          <w:p>
-            <w:pPr>
-              <w:spacing w:after="0" w:before="0" w:line="228"/>
+              <w:top w:type="dxa" w:w="8"/>
+              <w:left w:type="dxa" w:w="60"/>
+              <w:bottom w:type="dxa" w:w="8"/>
+              <w:right w:type="dxa" w:w="60"/>
+            </w:tcMar>
+            <w:vAlign w:val="center"/>
+          </w:tcPr>
+          <w:p>
+            <w:pPr>
+              <w:spacing w:after="0" w:before="0" w:line="216"/>
               <w:jc w:val="center"/>
             </w:pPr>
             <w:r>
@@ -6587,16 +6587,16 @@
               <w:right w:val="single" w:color="A6B4B8" w:sz="4"/>
             </w:tcBorders>
             <w:tcMar>
-              <w:top w:type="dxa" w:w="18"/>
-              <w:left w:type="dxa" w:w="60"/>
-              <w:bottom w:type="dxa" w:w="18"/>
-              <w:right w:type="dxa" w:w="60"/>
-            </w:tcMar>
-            <w:vAlign w:val="center"/>
-          </w:tcPr>
-          <w:p>
-            <w:pPr>
-              <w:spacing w:after="0" w:before="0" w:line="228"/>
+              <w:top w:type="dxa" w:w="8"/>
+              <w:left w:type="dxa" w:w="60"/>
+              <w:bottom w:type="dxa" w:w="8"/>
+              <w:right w:type="dxa" w:w="60"/>
+            </w:tcMar>
+            <w:vAlign w:val="center"/>
+          </w:tcPr>
+          <w:p>
+            <w:pPr>
+              <w:spacing w:after="0" w:before="0" w:line="216"/>
               <w:jc w:val="center"/>
             </w:pPr>
             <w:r>
@@ -6619,16 +6619,16 @@
               <w:right w:val="single" w:color="A6B4B8" w:sz="4"/>
             </w:tcBorders>
             <w:tcMar>
-              <w:top w:type="dxa" w:w="18"/>
-              <w:left w:type="dxa" w:w="60"/>
-              <w:bottom w:type="dxa" w:w="18"/>
-              <w:right w:type="dxa" w:w="60"/>
-            </w:tcMar>
-            <w:vAlign w:val="center"/>
-          </w:tcPr>
-          <w:p>
-            <w:pPr>
-              <w:spacing w:after="0" w:before="0" w:line="228"/>
+              <w:top w:type="dxa" w:w="8"/>
+              <w:left w:type="dxa" w:w="60"/>
+              <w:bottom w:type="dxa" w:w="8"/>
+              <w:right w:type="dxa" w:w="60"/>
+            </w:tcMar>
+            <w:vAlign w:val="center"/>
+          </w:tcPr>
+          <w:p>
+            <w:pPr>
+              <w:spacing w:after="0" w:before="0" w:line="216"/>
               <w:jc w:val="left"/>
             </w:pPr>
             <w:r>
@@ -6650,16 +6650,16 @@
               <w:right w:val="single" w:color="A6B4B8" w:sz="4"/>
             </w:tcBorders>
             <w:tcMar>
-              <w:top w:type="dxa" w:w="18"/>
-              <w:left w:type="dxa" w:w="60"/>
-              <w:bottom w:type="dxa" w:w="18"/>
-              <w:right w:type="dxa" w:w="60"/>
-            </w:tcMar>
-            <w:vAlign w:val="center"/>
-          </w:tcPr>
-          <w:p>
-            <w:pPr>
-              <w:spacing w:after="0" w:before="0" w:line="228"/>
+              <w:top w:type="dxa" w:w="8"/>
+              <w:left w:type="dxa" w:w="60"/>
+              <w:bottom w:type="dxa" w:w="8"/>
+              <w:right w:type="dxa" w:w="60"/>
+            </w:tcMar>
+            <w:vAlign w:val="center"/>
+          </w:tcPr>
+          <w:p>
+            <w:pPr>
+              <w:spacing w:after="0" w:before="0" w:line="216"/>
               <w:jc w:val="left"/>
             </w:pPr>
             <w:r>
@@ -6681,16 +6681,16 @@
               <w:right w:val="single" w:color="A6B4B8" w:sz="4"/>
             </w:tcBorders>
             <w:tcMar>
-              <w:top w:type="dxa" w:w="18"/>
-              <w:left w:type="dxa" w:w="60"/>
-              <w:bottom w:type="dxa" w:w="18"/>
-              <w:right w:type="dxa" w:w="60"/>
-            </w:tcMar>
-            <w:vAlign w:val="center"/>
-          </w:tcPr>
-          <w:p>
-            <w:pPr>
-              <w:spacing w:after="0" w:before="0" w:line="228"/>
+              <w:top w:type="dxa" w:w="8"/>
+              <w:left w:type="dxa" w:w="60"/>
+              <w:bottom w:type="dxa" w:w="8"/>
+              <w:right w:type="dxa" w:w="60"/>
+            </w:tcMar>
+            <w:vAlign w:val="center"/>
+          </w:tcPr>
+          <w:p>
+            <w:pPr>
+              <w:spacing w:after="0" w:before="0" w:line="216"/>
               <w:jc w:val="center"/>
             </w:pPr>
             <w:r>
@@ -6713,16 +6713,16 @@
               <w:right w:val="single" w:color="A6B4B8" w:sz="4"/>
             </w:tcBorders>
             <w:tcMar>
-              <w:top w:type="dxa" w:w="18"/>
-              <w:left w:type="dxa" w:w="60"/>
-              <w:bottom w:type="dxa" w:w="18"/>
-              <w:right w:type="dxa" w:w="60"/>
-            </w:tcMar>
-            <w:vAlign w:val="center"/>
-          </w:tcPr>
-          <w:p>
-            <w:pPr>
-              <w:spacing w:after="0" w:before="0" w:line="228"/>
+              <w:top w:type="dxa" w:w="8"/>
+              <w:left w:type="dxa" w:w="60"/>
+              <w:bottom w:type="dxa" w:w="8"/>
+              <w:right w:type="dxa" w:w="60"/>
+            </w:tcMar>
+            <w:vAlign w:val="center"/>
+          </w:tcPr>
+          <w:p>
+            <w:pPr>
+              <w:spacing w:after="0" w:before="0" w:line="216"/>
               <w:jc w:val="left"/>
             </w:pPr>
             <w:r>
@@ -6745,16 +6745,16 @@
               <w:right w:val="single" w:color="A6B4B8" w:sz="4"/>
             </w:tcBorders>
             <w:tcMar>
-              <w:top w:type="dxa" w:w="18"/>
-              <w:left w:type="dxa" w:w="60"/>
-              <w:bottom w:type="dxa" w:w="18"/>
-              <w:right w:type="dxa" w:w="60"/>
-            </w:tcMar>
-            <w:vAlign w:val="center"/>
-          </w:tcPr>
-          <w:p>
-            <w:pPr>
-              <w:spacing w:after="0" w:before="0" w:line="228"/>
+              <w:top w:type="dxa" w:w="8"/>
+              <w:left w:type="dxa" w:w="60"/>
+              <w:bottom w:type="dxa" w:w="8"/>
+              <w:right w:type="dxa" w:w="60"/>
+            </w:tcMar>
+            <w:vAlign w:val="center"/>
+          </w:tcPr>
+          <w:p>
+            <w:pPr>
+              <w:spacing w:after="0" w:before="0" w:line="216"/>
               <w:jc w:val="left"/>
             </w:pPr>
             <w:r>
@@ -6853,16 +6853,16 @@
               <w:right w:val="single" w:color="A6B4B8" w:sz="4"/>
             </w:tcBorders>
             <w:tcMar>
-              <w:top w:type="dxa" w:w="18"/>
-              <w:left w:type="dxa" w:w="60"/>
-              <w:bottom w:type="dxa" w:w="18"/>
-              <w:right w:type="dxa" w:w="60"/>
-            </w:tcMar>
-            <w:vAlign w:val="center"/>
-          </w:tcPr>
-          <w:p>
-            <w:pPr>
-              <w:spacing w:after="0" w:before="0" w:line="228"/>
+              <w:top w:type="dxa" w:w="8"/>
+              <w:left w:type="dxa" w:w="60"/>
+              <w:bottom w:type="dxa" w:w="8"/>
+              <w:right w:type="dxa" w:w="60"/>
+            </w:tcMar>
+            <w:vAlign w:val="center"/>
+          </w:tcPr>
+          <w:p>
+            <w:pPr>
+              <w:spacing w:after="0" w:before="0" w:line="216"/>
               <w:jc w:val="left"/>
             </w:pPr>
             <w:r>
@@ -6884,16 +6884,16 @@
               <w:right w:val="single" w:color="A6B4B8" w:sz="4"/>
             </w:tcBorders>
             <w:tcMar>
-              <w:top w:type="dxa" w:w="18"/>
-              <w:left w:type="dxa" w:w="60"/>
-              <w:bottom w:type="dxa" w:w="18"/>
-              <w:right w:type="dxa" w:w="60"/>
-            </w:tcMar>
-            <w:vAlign w:val="center"/>
-          </w:tcPr>
-          <w:p>
-            <w:pPr>
-              <w:spacing w:after="0" w:before="0" w:line="228"/>
+              <w:top w:type="dxa" w:w="8"/>
+              <w:left w:type="dxa" w:w="60"/>
+              <w:bottom w:type="dxa" w:w="8"/>
+              <w:right w:type="dxa" w:w="60"/>
+            </w:tcMar>
+            <w:vAlign w:val="center"/>
+          </w:tcPr>
+          <w:p>
+            <w:pPr>
+              <w:spacing w:after="0" w:before="0" w:line="216"/>
               <w:jc w:val="center"/>
             </w:pPr>
             <w:r>
@@ -6944,16 +6944,16 @@
               <w:right w:val="single" w:color="A6B4B8" w:sz="4"/>
             </w:tcBorders>
             <w:tcMar>
-              <w:top w:type="dxa" w:w="18"/>
-              <w:left w:type="dxa" w:w="60"/>
-              <w:bottom w:type="dxa" w:w="18"/>
-              <w:right w:type="dxa" w:w="60"/>
-            </w:tcMar>
-            <w:vAlign w:val="center"/>
-          </w:tcPr>
-          <w:p>
-            <w:pPr>
-              <w:spacing w:after="0" w:before="0" w:line="228"/>
+              <w:top w:type="dxa" w:w="8"/>
+              <w:left w:type="dxa" w:w="60"/>
+              <w:bottom w:type="dxa" w:w="8"/>
+              <w:right w:type="dxa" w:w="60"/>
+            </w:tcMar>
+            <w:vAlign w:val="center"/>
+          </w:tcPr>
+          <w:p>
+            <w:pPr>
+              <w:spacing w:after="0" w:before="0" w:line="216"/>
               <w:jc w:val="center"/>
             </w:pPr>
             <w:r>
@@ -6975,16 +6975,16 @@
               <w:right w:val="single" w:color="A6B4B8" w:sz="4"/>
             </w:tcBorders>
             <w:tcMar>
-              <w:top w:type="dxa" w:w="18"/>
-              <w:left w:type="dxa" w:w="60"/>
-              <w:bottom w:type="dxa" w:w="18"/>
-              <w:right w:type="dxa" w:w="60"/>
-            </w:tcMar>
-            <w:vAlign w:val="center"/>
-          </w:tcPr>
-          <w:p>
-            <w:pPr>
-              <w:spacing w:after="0" w:before="0" w:line="228"/>
+              <w:top w:type="dxa" w:w="8"/>
+              <w:left w:type="dxa" w:w="60"/>
+              <w:bottom w:type="dxa" w:w="8"/>
+              <w:right w:type="dxa" w:w="60"/>
+            </w:tcMar>
+            <w:vAlign w:val="center"/>
+          </w:tcPr>
+          <w:p>
+            <w:pPr>
+              <w:spacing w:after="0" w:before="0" w:line="216"/>
               <w:jc w:val="left"/>
             </w:pPr>
             <w:r>
@@ -7006,16 +7006,16 @@
               <w:right w:val="single" w:color="A6B4B8" w:sz="4"/>
             </w:tcBorders>
             <w:tcMar>
-              <w:top w:type="dxa" w:w="18"/>
-              <w:left w:type="dxa" w:w="60"/>
-              <w:bottom w:type="dxa" w:w="18"/>
-              <w:right w:type="dxa" w:w="60"/>
-            </w:tcMar>
-            <w:vAlign w:val="center"/>
-          </w:tcPr>
-          <w:p>
-            <w:pPr>
-              <w:spacing w:after="0" w:before="0" w:line="228"/>
+              <w:top w:type="dxa" w:w="8"/>
+              <w:left w:type="dxa" w:w="60"/>
+              <w:bottom w:type="dxa" w:w="8"/>
+              <w:right w:type="dxa" w:w="60"/>
+            </w:tcMar>
+            <w:vAlign w:val="center"/>
+          </w:tcPr>
+          <w:p>
+            <w:pPr>
+              <w:spacing w:after="0" w:before="0" w:line="216"/>
               <w:jc w:val="left"/>
             </w:pPr>
             <w:r>
@@ -7038,16 +7038,16 @@
             </w:tcBorders>
             <w:shd w:fill="DFF0D8" w:val="clear"/>
             <w:tcMar>
-              <w:top w:type="dxa" w:w="18"/>
-              <w:left w:type="dxa" w:w="60"/>
-              <w:bottom w:type="dxa" w:w="18"/>
-              <w:right w:type="dxa" w:w="60"/>
-            </w:tcMar>
-            <w:vAlign w:val="center"/>
-          </w:tcPr>
-          <w:p>
-            <w:pPr>
-              <w:spacing w:after="0" w:before="0" w:line="228"/>
+              <w:top w:type="dxa" w:w="8"/>
+              <w:left w:type="dxa" w:w="60"/>
+              <w:bottom w:type="dxa" w:w="8"/>
+              <w:right w:type="dxa" w:w="60"/>
+            </w:tcMar>
+            <w:vAlign w:val="center"/>
+          </w:tcPr>
+          <w:p>
+            <w:pPr>
+              <w:spacing w:after="0" w:before="0" w:line="216"/>
               <w:jc w:val="center"/>
             </w:pPr>
             <w:r>
@@ -7072,16 +7072,16 @@
               <w:right w:val="single" w:color="A6B4B8" w:sz="4"/>
             </w:tcBorders>
             <w:tcMar>
-              <w:top w:type="dxa" w:w="18"/>
-              <w:left w:type="dxa" w:w="60"/>
-              <w:bottom w:type="dxa" w:w="18"/>
-              <w:right w:type="dxa" w:w="60"/>
-            </w:tcMar>
-            <w:vAlign w:val="center"/>
-          </w:tcPr>
-          <w:p>
-            <w:pPr>
-              <w:spacing w:after="0" w:before="0" w:line="228"/>
+              <w:top w:type="dxa" w:w="8"/>
+              <w:left w:type="dxa" w:w="60"/>
+              <w:bottom w:type="dxa" w:w="8"/>
+              <w:right w:type="dxa" w:w="60"/>
+            </w:tcMar>
+            <w:vAlign w:val="center"/>
+          </w:tcPr>
+          <w:p>
+            <w:pPr>
+              <w:spacing w:after="0" w:before="0" w:line="216"/>
               <w:jc w:val="center"/>
             </w:pPr>
             <w:r>
@@ -7103,16 +7103,16 @@
               <w:right w:val="single" w:color="A6B4B8" w:sz="4"/>
             </w:tcBorders>
             <w:tcMar>
-              <w:top w:type="dxa" w:w="18"/>
-              <w:left w:type="dxa" w:w="60"/>
-              <w:bottom w:type="dxa" w:w="18"/>
-              <w:right w:type="dxa" w:w="60"/>
-            </w:tcMar>
-            <w:vAlign w:val="center"/>
-          </w:tcPr>
-          <w:p>
-            <w:pPr>
-              <w:spacing w:after="0" w:before="0" w:line="228"/>
+              <w:top w:type="dxa" w:w="8"/>
+              <w:left w:type="dxa" w:w="60"/>
+              <w:bottom w:type="dxa" w:w="8"/>
+              <w:right w:type="dxa" w:w="60"/>
+            </w:tcMar>
+            <w:vAlign w:val="center"/>
+          </w:tcPr>
+          <w:p>
+            <w:pPr>
+              <w:spacing w:after="0" w:before="0" w:line="216"/>
               <w:jc w:val="left"/>
             </w:pPr>
             <w:r>
@@ -7134,16 +7134,16 @@
               <w:right w:val="single" w:color="A6B4B8" w:sz="4"/>
             </w:tcBorders>
             <w:tcMar>
-              <w:top w:type="dxa" w:w="18"/>
-              <w:left w:type="dxa" w:w="60"/>
-              <w:bottom w:type="dxa" w:w="18"/>
-              <w:right w:type="dxa" w:w="60"/>
-            </w:tcMar>
-            <w:vAlign w:val="center"/>
-          </w:tcPr>
-          <w:p>
-            <w:pPr>
-              <w:spacing w:after="0" w:before="0" w:line="228"/>
+              <w:top w:type="dxa" w:w="8"/>
+              <w:left w:type="dxa" w:w="60"/>
+              <w:bottom w:type="dxa" w:w="8"/>
+              <w:right w:type="dxa" w:w="60"/>
+            </w:tcMar>
+            <w:vAlign w:val="center"/>
+          </w:tcPr>
+          <w:p>
+            <w:pPr>
+              <w:spacing w:after="0" w:before="0" w:line="216"/>
               <w:jc w:val="left"/>
             </w:pPr>
             <w:r>
@@ -7165,16 +7165,16 @@
               <w:right w:val="single" w:color="A6B4B8" w:sz="4"/>
             </w:tcBorders>
             <w:tcMar>
-              <w:top w:type="dxa" w:w="18"/>
-              <w:left w:type="dxa" w:w="60"/>
-              <w:bottom w:type="dxa" w:w="18"/>
-              <w:right w:type="dxa" w:w="60"/>
-            </w:tcMar>
-            <w:vAlign w:val="center"/>
-          </w:tcPr>
-          <w:p>
-            <w:pPr>
-              <w:spacing w:after="0" w:before="0" w:line="228"/>
+              <w:top w:type="dxa" w:w="8"/>
+              <w:left w:type="dxa" w:w="60"/>
+              <w:bottom w:type="dxa" w:w="8"/>
+              <w:right w:type="dxa" w:w="60"/>
+            </w:tcMar>
+            <w:vAlign w:val="center"/>
+          </w:tcPr>
+          <w:p>
+            <w:pPr>
+              <w:spacing w:after="0" w:before="0" w:line="216"/>
               <w:jc w:val="center"/>
             </w:pPr>
             <w:r>
@@ -7196,16 +7196,16 @@
               <w:right w:val="single" w:color="A6B4B8" w:sz="4"/>
             </w:tcBorders>
             <w:tcMar>
-              <w:top w:type="dxa" w:w="18"/>
-              <w:left w:type="dxa" w:w="60"/>
-              <w:bottom w:type="dxa" w:w="18"/>
-              <w:right w:type="dxa" w:w="60"/>
-            </w:tcMar>
-            <w:vAlign w:val="center"/>
-          </w:tcPr>
-          <w:p>
-            <w:pPr>
-              <w:spacing w:after="0" w:before="0" w:line="228"/>
+              <w:top w:type="dxa" w:w="8"/>
+              <w:left w:type="dxa" w:w="60"/>
+              <w:bottom w:type="dxa" w:w="8"/>
+              <w:right w:type="dxa" w:w="60"/>
+            </w:tcMar>
+            <w:vAlign w:val="center"/>
+          </w:tcPr>
+          <w:p>
+            <w:pPr>
+              <w:spacing w:after="0" w:before="0" w:line="216"/>
               <w:jc w:val="left"/>
             </w:pPr>
             <w:r>
@@ -7227,16 +7227,16 @@
               <w:right w:val="single" w:color="A6B4B8" w:sz="4"/>
             </w:tcBorders>
             <w:tcMar>
-              <w:top w:type="dxa" w:w="18"/>
-              <w:left w:type="dxa" w:w="60"/>
-              <w:bottom w:type="dxa" w:w="18"/>
-              <w:right w:type="dxa" w:w="60"/>
-            </w:tcMar>
-            <w:vAlign w:val="center"/>
-          </w:tcPr>
-          <w:p>
-            <w:pPr>
-              <w:spacing w:after="0" w:before="0" w:line="228"/>
+              <w:top w:type="dxa" w:w="8"/>
+              <w:left w:type="dxa" w:w="60"/>
+              <w:bottom w:type="dxa" w:w="8"/>
+              <w:right w:type="dxa" w:w="60"/>
+            </w:tcMar>
+            <w:vAlign w:val="center"/>
+          </w:tcPr>
+          <w:p>
+            <w:pPr>
+              <w:spacing w:after="0" w:before="0" w:line="216"/>
               <w:jc w:val="left"/>
             </w:pPr>
             <w:r>
@@ -7264,16 +7264,16 @@
               <w:right w:val="single" w:color="A6B4B8" w:sz="4"/>
             </w:tcBorders>
             <w:tcMar>
-              <w:top w:type="dxa" w:w="18"/>
-              <w:left w:type="dxa" w:w="60"/>
-              <w:bottom w:type="dxa" w:w="18"/>
-              <w:right w:type="dxa" w:w="60"/>
-            </w:tcMar>
-            <w:vAlign w:val="center"/>
-          </w:tcPr>
-          <w:p>
-            <w:pPr>
-              <w:spacing w:after="0" w:before="0" w:line="228"/>
+              <w:top w:type="dxa" w:w="8"/>
+              <w:left w:type="dxa" w:w="60"/>
+              <w:bottom w:type="dxa" w:w="8"/>
+              <w:right w:type="dxa" w:w="60"/>
+            </w:tcMar>
+            <w:vAlign w:val="center"/>
+          </w:tcPr>
+          <w:p>
+            <w:pPr>
+              <w:spacing w:after="0" w:before="0" w:line="216"/>
               <w:jc w:val="center"/>
             </w:pPr>
             <w:r>
@@ -7296,16 +7296,16 @@
               <w:right w:val="single" w:color="A6B4B8" w:sz="4"/>
             </w:tcBorders>
             <w:tcMar>
-              <w:top w:type="dxa" w:w="18"/>
-              <w:left w:type="dxa" w:w="60"/>
-              <w:bottom w:type="dxa" w:w="18"/>
-              <w:right w:type="dxa" w:w="60"/>
-            </w:tcMar>
-            <w:vAlign w:val="center"/>
-          </w:tcPr>
-          <w:p>
-            <w:pPr>
-              <w:spacing w:after="0" w:before="0" w:line="228"/>
+              <w:top w:type="dxa" w:w="8"/>
+              <w:left w:type="dxa" w:w="60"/>
+              <w:bottom w:type="dxa" w:w="8"/>
+              <w:right w:type="dxa" w:w="60"/>
+            </w:tcMar>
+            <w:vAlign w:val="center"/>
+          </w:tcPr>
+          <w:p>
+            <w:pPr>
+              <w:spacing w:after="0" w:before="0" w:line="216"/>
               <w:jc w:val="left"/>
             </w:pPr>
             <w:r>
@@ -7328,16 +7328,16 @@
               <w:right w:val="single" w:color="A6B4B8" w:sz="4"/>
             </w:tcBorders>
             <w:tcMar>
-              <w:top w:type="dxa" w:w="18"/>
-              <w:left w:type="dxa" w:w="60"/>
-              <w:bottom w:type="dxa" w:w="18"/>
-              <w:right w:type="dxa" w:w="60"/>
-            </w:tcMar>
-            <w:vAlign w:val="center"/>
-          </w:tcPr>
-          <w:p>
-            <w:pPr>
-              <w:spacing w:after="0" w:before="0" w:line="228"/>
+              <w:top w:type="dxa" w:w="8"/>
+              <w:left w:type="dxa" w:w="60"/>
+              <w:bottom w:type="dxa" w:w="8"/>
+              <w:right w:type="dxa" w:w="60"/>
+            </w:tcMar>
+            <w:vAlign w:val="center"/>
+          </w:tcPr>
+          <w:p>
+            <w:pPr>
+              <w:spacing w:after="0" w:before="0" w:line="216"/>
               <w:jc w:val="left"/>
             </w:pPr>
             <w:r>
@@ -7361,16 +7361,16 @@
             </w:tcBorders>
             <w:shd w:fill="DFF0D8" w:val="clear"/>
             <w:tcMar>
-              <w:top w:type="dxa" w:w="18"/>
-              <w:left w:type="dxa" w:w="60"/>
-              <w:bottom w:type="dxa" w:w="18"/>
-              <w:right w:type="dxa" w:w="60"/>
-            </w:tcMar>
-            <w:vAlign w:val="center"/>
-          </w:tcPr>
-          <w:p>
-            <w:pPr>
-              <w:spacing w:after="0" w:before="0" w:line="228"/>
+              <w:top w:type="dxa" w:w="8"/>
+              <w:left w:type="dxa" w:w="60"/>
+              <w:bottom w:type="dxa" w:w="8"/>
+              <w:right w:type="dxa" w:w="60"/>
+            </w:tcMar>
+            <w:vAlign w:val="center"/>
+          </w:tcPr>
+          <w:p>
+            <w:pPr>
+              <w:spacing w:after="0" w:before="0" w:line="216"/>
               <w:jc w:val="center"/>
             </w:pPr>
             <w:r>
@@ -7396,16 +7396,16 @@
               <w:right w:val="single" w:color="A6B4B8" w:sz="4"/>
             </w:tcBorders>
             <w:tcMar>
-              <w:top w:type="dxa" w:w="18"/>
-              <w:left w:type="dxa" w:w="60"/>
-              <w:bottom w:type="dxa" w:w="18"/>
-              <w:right w:type="dxa" w:w="60"/>
-            </w:tcMar>
-            <w:vAlign w:val="center"/>
-          </w:tcPr>
-          <w:p>
-            <w:pPr>
-              <w:spacing w:after="0" w:before="0" w:line="228"/>
+              <w:top w:type="dxa" w:w="8"/>
+              <w:left w:type="dxa" w:w="60"/>
+              <w:bottom w:type="dxa" w:w="8"/>
+              <w:right w:type="dxa" w:w="60"/>
+            </w:tcMar>
+            <w:vAlign w:val="center"/>
+          </w:tcPr>
+          <w:p>
+            <w:pPr>
+              <w:spacing w:after="0" w:before="0" w:line="216"/>
               <w:jc w:val="center"/>
             </w:pPr>
             <w:r>
@@ -7428,16 +7428,16 @@
               <w:right w:val="single" w:color="A6B4B8" w:sz="4"/>
             </w:tcBorders>
             <w:tcMar>
-              <w:top w:type="dxa" w:w="18"/>
-              <w:left w:type="dxa" w:w="60"/>
-              <w:bottom w:type="dxa" w:w="18"/>
-              <w:right w:type="dxa" w:w="60"/>
-            </w:tcMar>
-            <w:vAlign w:val="center"/>
-          </w:tcPr>
-          <w:p>
-            <w:pPr>
-              <w:spacing w:after="0" w:before="0" w:line="228"/>
+              <w:top w:type="dxa" w:w="8"/>
+              <w:left w:type="dxa" w:w="60"/>
+              <w:bottom w:type="dxa" w:w="8"/>
+              <w:right w:type="dxa" w:w="60"/>
+            </w:tcMar>
+            <w:vAlign w:val="center"/>
+          </w:tcPr>
+          <w:p>
+            <w:pPr>
+              <w:spacing w:after="0" w:before="0" w:line="216"/>
               <w:jc w:val="left"/>
             </w:pPr>
             <w:r>
@@ -7459,16 +7459,16 @@
               <w:right w:val="single" w:color="A6B4B8" w:sz="4"/>
             </w:tcBorders>
             <w:tcMar>
-              <w:top w:type="dxa" w:w="18"/>
-              <w:left w:type="dxa" w:w="60"/>
-              <w:bottom w:type="dxa" w:w="18"/>
-              <w:right w:type="dxa" w:w="60"/>
-            </w:tcMar>
-            <w:vAlign w:val="center"/>
-          </w:tcPr>
-          <w:p>
-            <w:pPr>
-              <w:spacing w:after="0" w:before="0" w:line="228"/>
+              <w:top w:type="dxa" w:w="8"/>
+              <w:left w:type="dxa" w:w="60"/>
+              <w:bottom w:type="dxa" w:w="8"/>
+              <w:right w:type="dxa" w:w="60"/>
+            </w:tcMar>
+            <w:vAlign w:val="center"/>
+          </w:tcPr>
+          <w:p>
+            <w:pPr>
+              <w:spacing w:after="0" w:before="0" w:line="216"/>
               <w:jc w:val="left"/>
             </w:pPr>
             <w:r>
@@ -7490,16 +7490,16 @@
               <w:right w:val="single" w:color="A6B4B8" w:sz="4"/>
             </w:tcBorders>
             <w:tcMar>
-              <w:top w:type="dxa" w:w="18"/>
-              <w:left w:type="dxa" w:w="60"/>
-              <w:bottom w:type="dxa" w:w="18"/>
-              <w:right w:type="dxa" w:w="60"/>
-            </w:tcMar>
-            <w:vAlign w:val="center"/>
-          </w:tcPr>
-          <w:p>
-            <w:pPr>
-              <w:spacing w:after="0" w:before="0" w:line="228"/>
+              <w:top w:type="dxa" w:w="8"/>
+              <w:left w:type="dxa" w:w="60"/>
+              <w:bottom w:type="dxa" w:w="8"/>
+              <w:right w:type="dxa" w:w="60"/>
+            </w:tcMar>
+            <w:vAlign w:val="center"/>
+          </w:tcPr>
+          <w:p>
+            <w:pPr>
+              <w:spacing w:after="0" w:before="0" w:line="216"/>
               <w:jc w:val="center"/>
             </w:pPr>
             <w:r>
@@ -7522,16 +7522,16 @@
               <w:right w:val="single" w:color="A6B4B8" w:sz="4"/>
             </w:tcBorders>
             <w:tcMar>
-              <w:top w:type="dxa" w:w="18"/>
-              <w:left w:type="dxa" w:w="60"/>
-              <w:bottom w:type="dxa" w:w="18"/>
-              <w:right w:type="dxa" w:w="60"/>
-            </w:tcMar>
-            <w:vAlign w:val="center"/>
-          </w:tcPr>
-          <w:p>
-            <w:pPr>
-              <w:spacing w:after="0" w:before="0" w:line="228"/>
+              <w:top w:type="dxa" w:w="8"/>
+              <w:left w:type="dxa" w:w="60"/>
+              <w:bottom w:type="dxa" w:w="8"/>
+              <w:right w:type="dxa" w:w="60"/>
+            </w:tcMar>
+            <w:vAlign w:val="center"/>
+          </w:tcPr>
+          <w:p>
+            <w:pPr>
+              <w:spacing w:after="0" w:before="0" w:line="216"/>
               <w:jc w:val="left"/>
             </w:pPr>
             <w:r>
@@ -7554,16 +7554,16 @@
               <w:right w:val="single" w:color="A6B4B8" w:sz="4"/>
             </w:tcBorders>
             <w:tcMar>
-              <w:top w:type="dxa" w:w="18"/>
-              <w:left w:type="dxa" w:w="60"/>
-              <w:bottom w:type="dxa" w:w="18"/>
-              <w:right w:type="dxa" w:w="60"/>
-            </w:tcMar>
-            <w:vAlign w:val="center"/>
-          </w:tcPr>
-          <w:p>
-            <w:pPr>
-              <w:spacing w:after="0" w:before="0" w:line="228"/>
+              <w:top w:type="dxa" w:w="8"/>
+              <w:left w:type="dxa" w:w="60"/>
+              <w:bottom w:type="dxa" w:w="8"/>
+              <w:right w:type="dxa" w:w="60"/>
+            </w:tcMar>
+            <w:vAlign w:val="center"/>
+          </w:tcPr>
+          <w:p>
+            <w:pPr>
+              <w:spacing w:after="0" w:before="0" w:line="216"/>
               <w:jc w:val="left"/>
             </w:pPr>
             <w:r>
@@ -7662,16 +7662,16 @@
               <w:right w:val="single" w:color="A6B4B8" w:sz="4"/>
             </w:tcBorders>
             <w:tcMar>
-              <w:top w:type="dxa" w:w="18"/>
-              <w:left w:type="dxa" w:w="60"/>
-              <w:bottom w:type="dxa" w:w="18"/>
-              <w:right w:type="dxa" w:w="60"/>
-            </w:tcMar>
-            <w:vAlign w:val="center"/>
-          </w:tcPr>
-          <w:p>
-            <w:pPr>
-              <w:spacing w:after="0" w:before="0" w:line="228"/>
+              <w:top w:type="dxa" w:w="8"/>
+              <w:left w:type="dxa" w:w="60"/>
+              <w:bottom w:type="dxa" w:w="8"/>
+              <w:right w:type="dxa" w:w="60"/>
+            </w:tcMar>
+            <w:vAlign w:val="center"/>
+          </w:tcPr>
+          <w:p>
+            <w:pPr>
+              <w:spacing w:after="0" w:before="0" w:line="216"/>
               <w:jc w:val="left"/>
             </w:pPr>
             <w:r>
@@ -7693,16 +7693,16 @@
               <w:right w:val="single" w:color="A6B4B8" w:sz="4"/>
             </w:tcBorders>
             <w:tcMar>
-              <w:top w:type="dxa" w:w="18"/>
-              <w:left w:type="dxa" w:w="60"/>
-              <w:bottom w:type="dxa" w:w="18"/>
-              <w:right w:type="dxa" w:w="60"/>
-            </w:tcMar>
-            <w:vAlign w:val="center"/>
-          </w:tcPr>
-          <w:p>
-            <w:pPr>
-              <w:spacing w:after="0" w:before="0" w:line="228"/>
+              <w:top w:type="dxa" w:w="8"/>
+              <w:left w:type="dxa" w:w="60"/>
+              <w:bottom w:type="dxa" w:w="8"/>
+              <w:right w:type="dxa" w:w="60"/>
+            </w:tcMar>
+            <w:vAlign w:val="center"/>
+          </w:tcPr>
+          <w:p>
+            <w:pPr>
+              <w:spacing w:after="0" w:before="0" w:line="216"/>
               <w:jc w:val="center"/>
             </w:pPr>
             <w:r>
@@ -7753,16 +7753,16 @@
               <w:right w:val="single" w:color="A6B4B8" w:sz="4"/>
             </w:tcBorders>
             <w:tcMar>
-              <w:top w:type="dxa" w:w="18"/>
-              <w:left w:type="dxa" w:w="60"/>
-              <w:bottom w:type="dxa" w:w="18"/>
-              <w:right w:type="dxa" w:w="60"/>
-            </w:tcMar>
-            <w:vAlign w:val="center"/>
-          </w:tcPr>
-          <w:p>
-            <w:pPr>
-              <w:spacing w:after="0" w:before="0" w:line="228"/>
+              <w:top w:type="dxa" w:w="8"/>
+              <w:left w:type="dxa" w:w="60"/>
+              <w:bottom w:type="dxa" w:w="8"/>
+              <w:right w:type="dxa" w:w="60"/>
+            </w:tcMar>
+            <w:vAlign w:val="center"/>
+          </w:tcPr>
+          <w:p>
+            <w:pPr>
+              <w:spacing w:after="0" w:before="0" w:line="216"/>
               <w:jc w:val="center"/>
             </w:pPr>
             <w:r>
@@ -7784,16 +7784,16 @@
               <w:right w:val="single" w:color="A6B4B8" w:sz="4"/>
             </w:tcBorders>
             <w:tcMar>
-              <w:top w:type="dxa" w:w="18"/>
-              <w:left w:type="dxa" w:w="60"/>
-              <w:bottom w:type="dxa" w:w="18"/>
-              <w:right w:type="dxa" w:w="60"/>
-            </w:tcMar>
-            <w:vAlign w:val="center"/>
-          </w:tcPr>
-          <w:p>
-            <w:pPr>
-              <w:spacing w:after="0" w:before="0" w:line="228"/>
+              <w:top w:type="dxa" w:w="8"/>
+              <w:left w:type="dxa" w:w="60"/>
+              <w:bottom w:type="dxa" w:w="8"/>
+              <w:right w:type="dxa" w:w="60"/>
+            </w:tcMar>
+            <w:vAlign w:val="center"/>
+          </w:tcPr>
+          <w:p>
+            <w:pPr>
+              <w:spacing w:after="0" w:before="0" w:line="216"/>
               <w:jc w:val="left"/>
             </w:pPr>
             <w:r>
@@ -7815,16 +7815,16 @@
               <w:right w:val="single" w:color="A6B4B8" w:sz="4"/>
             </w:tcBorders>
             <w:tcMar>
-              <w:top w:type="dxa" w:w="18"/>
-              <w:left w:type="dxa" w:w="60"/>
-              <w:bottom w:type="dxa" w:w="18"/>
-              <w:right w:type="dxa" w:w="60"/>
-            </w:tcMar>
-            <w:vAlign w:val="center"/>
-          </w:tcPr>
-          <w:p>
-            <w:pPr>
-              <w:spacing w:after="0" w:before="0" w:line="228"/>
+              <w:top w:type="dxa" w:w="8"/>
+              <w:left w:type="dxa" w:w="60"/>
+              <w:bottom w:type="dxa" w:w="8"/>
+              <w:right w:type="dxa" w:w="60"/>
+            </w:tcMar>
+            <w:vAlign w:val="center"/>
+          </w:tcPr>
+          <w:p>
+            <w:pPr>
+              <w:spacing w:after="0" w:before="0" w:line="216"/>
               <w:jc w:val="left"/>
             </w:pPr>
             <w:r>
@@ -7847,16 +7847,16 @@
             </w:tcBorders>
             <w:shd w:fill="DFF0D8" w:val="clear"/>
             <w:tcMar>
-              <w:top w:type="dxa" w:w="18"/>
-              <w:left w:type="dxa" w:w="60"/>
-              <w:bottom w:type="dxa" w:w="18"/>
-              <w:right w:type="dxa" w:w="60"/>
-            </w:tcMar>
-            <w:vAlign w:val="center"/>
-          </w:tcPr>
-          <w:p>
-            <w:pPr>
-              <w:spacing w:after="0" w:before="0" w:line="228"/>
+              <w:top w:type="dxa" w:w="8"/>
+              <w:left w:type="dxa" w:w="60"/>
+              <w:bottom w:type="dxa" w:w="8"/>
+              <w:right w:type="dxa" w:w="60"/>
+            </w:tcMar>
+            <w:vAlign w:val="center"/>
+          </w:tcPr>
+          <w:p>
+            <w:pPr>
+              <w:spacing w:after="0" w:before="0" w:line="216"/>
               <w:jc w:val="center"/>
             </w:pPr>
             <w:r>
@@ -7881,16 +7881,16 @@
               <w:right w:val="single" w:color="A6B4B8" w:sz="4"/>
             </w:tcBorders>
             <w:tcMar>
-              <w:top w:type="dxa" w:w="18"/>
-              <w:left w:type="dxa" w:w="60"/>
-              <w:bottom w:type="dxa" w:w="18"/>
-              <w:right w:type="dxa" w:w="60"/>
-            </w:tcMar>
-            <w:vAlign w:val="center"/>
-          </w:tcPr>
-          <w:p>
-            <w:pPr>
-              <w:spacing w:after="0" w:before="0" w:line="228"/>
+              <w:top w:type="dxa" w:w="8"/>
+              <w:left w:type="dxa" w:w="60"/>
+              <w:bottom w:type="dxa" w:w="8"/>
+              <w:right w:type="dxa" w:w="60"/>
+            </w:tcMar>
+            <w:vAlign w:val="center"/>
+          </w:tcPr>
+          <w:p>
+            <w:pPr>
+              <w:spacing w:after="0" w:before="0" w:line="216"/>
               <w:jc w:val="center"/>
             </w:pPr>
             <w:r>
@@ -7912,16 +7912,16 @@
               <w:right w:val="single" w:color="A6B4B8" w:sz="4"/>
             </w:tcBorders>
             <w:tcMar>
-              <w:top w:type="dxa" w:w="18"/>
-              <w:left w:type="dxa" w:w="60"/>
-              <w:bottom w:type="dxa" w:w="18"/>
-              <w:right w:type="dxa" w:w="60"/>
-            </w:tcMar>
-            <w:vAlign w:val="center"/>
-          </w:tcPr>
-          <w:p>
-            <w:pPr>
-              <w:spacing w:after="0" w:before="0" w:line="228"/>
+              <w:top w:type="dxa" w:w="8"/>
+              <w:left w:type="dxa" w:w="60"/>
+              <w:bottom w:type="dxa" w:w="8"/>
+              <w:right w:type="dxa" w:w="60"/>
+            </w:tcMar>
+            <w:vAlign w:val="center"/>
+          </w:tcPr>
+          <w:p>
+            <w:pPr>
+              <w:spacing w:after="0" w:before="0" w:line="216"/>
               <w:jc w:val="left"/>
             </w:pPr>
             <w:r>
@@ -7943,16 +7943,16 @@
               <w:right w:val="single" w:color="A6B4B8" w:sz="4"/>
             </w:tcBorders>
             <w:tcMar>
-              <w:top w:type="dxa" w:w="18"/>
-              <w:left w:type="dxa" w:w="60"/>
-              <w:bottom w:type="dxa" w:w="18"/>
-              <w:right w:type="dxa" w:w="60"/>
-            </w:tcMar>
-            <w:vAlign w:val="center"/>
-          </w:tcPr>
-          <w:p>
-            <w:pPr>
-              <w:spacing w:after="0" w:before="0" w:line="228"/>
+              <w:top w:type="dxa" w:w="8"/>
+              <w:left w:type="dxa" w:w="60"/>
+              <w:bottom w:type="dxa" w:w="8"/>
+              <w:right w:type="dxa" w:w="60"/>
+            </w:tcMar>
+            <w:vAlign w:val="center"/>
+          </w:tcPr>
+          <w:p>
+            <w:pPr>
+              <w:spacing w:after="0" w:before="0" w:line="216"/>
               <w:jc w:val="left"/>
             </w:pPr>
             <w:r>
@@ -7974,16 +7974,16 @@
               <w:right w:val="single" w:color="A6B4B8" w:sz="4"/>
             </w:tcBorders>
             <w:tcMar>
-              <w:top w:type="dxa" w:w="18"/>
-              <w:left w:type="dxa" w:w="60"/>
-              <w:bottom w:type="dxa" w:w="18"/>
-              <w:right w:type="dxa" w:w="60"/>
-            </w:tcMar>
-            <w:vAlign w:val="center"/>
-          </w:tcPr>
-          <w:p>
-            <w:pPr>
-              <w:spacing w:after="0" w:before="0" w:line="228"/>
+              <w:top w:type="dxa" w:w="8"/>
+              <w:left w:type="dxa" w:w="60"/>
+              <w:bottom w:type="dxa" w:w="8"/>
+              <w:right w:type="dxa" w:w="60"/>
+            </w:tcMar>
+            <w:vAlign w:val="center"/>
+          </w:tcPr>
+          <w:p>
+            <w:pPr>
+              <w:spacing w:after="0" w:before="0" w:line="216"/>
               <w:jc w:val="center"/>
             </w:pPr>
             <w:r>
@@ -8005,16 +8005,16 @@
               <w:right w:val="single" w:color="A6B4B8" w:sz="4"/>
             </w:tcBorders>
             <w:tcMar>
-              <w:top w:type="dxa" w:w="18"/>
-              <w:left w:type="dxa" w:w="60"/>
-              <w:bottom w:type="dxa" w:w="18"/>
-              <w:right w:type="dxa" w:w="60"/>
-            </w:tcMar>
-            <w:vAlign w:val="center"/>
-          </w:tcPr>
-          <w:p>
-            <w:pPr>
-              <w:spacing w:after="0" w:before="0" w:line="228"/>
+              <w:top w:type="dxa" w:w="8"/>
+              <w:left w:type="dxa" w:w="60"/>
+              <w:bottom w:type="dxa" w:w="8"/>
+              <w:right w:type="dxa" w:w="60"/>
+            </w:tcMar>
+            <w:vAlign w:val="center"/>
+          </w:tcPr>
+          <w:p>
+            <w:pPr>
+              <w:spacing w:after="0" w:before="0" w:line="216"/>
               <w:jc w:val="left"/>
             </w:pPr>
             <w:r>
@@ -8036,16 +8036,16 @@
               <w:right w:val="single" w:color="A6B4B8" w:sz="4"/>
             </w:tcBorders>
             <w:tcMar>
-              <w:top w:type="dxa" w:w="18"/>
-              <w:left w:type="dxa" w:w="60"/>
-              <w:bottom w:type="dxa" w:w="18"/>
-              <w:right w:type="dxa" w:w="60"/>
-            </w:tcMar>
-            <w:vAlign w:val="center"/>
-          </w:tcPr>
-          <w:p>
-            <w:pPr>
-              <w:spacing w:after="0" w:before="0" w:line="228"/>
+              <w:top w:type="dxa" w:w="8"/>
+              <w:left w:type="dxa" w:w="60"/>
+              <w:bottom w:type="dxa" w:w="8"/>
+              <w:right w:type="dxa" w:w="60"/>
+            </w:tcMar>
+            <w:vAlign w:val="center"/>
+          </w:tcPr>
+          <w:p>
+            <w:pPr>
+              <w:spacing w:after="0" w:before="0" w:line="216"/>
               <w:jc w:val="left"/>
             </w:pPr>
             <w:r>
@@ -8072,16 +8072,16 @@
               <w:right w:val="single" w:color="A6B4B8" w:sz="4"/>
             </w:tcBorders>
             <w:tcMar>
-              <w:top w:type="dxa" w:w="18"/>
-              <w:left w:type="dxa" w:w="60"/>
-              <w:bottom w:type="dxa" w:w="18"/>
-              <w:right w:type="dxa" w:w="60"/>
-            </w:tcMar>
-            <w:vAlign w:val="center"/>
-          </w:tcPr>
-          <w:p>
-            <w:pPr>
-              <w:spacing w:after="0" w:before="0" w:line="228"/>
+              <w:top w:type="dxa" w:w="8"/>
+              <w:left w:type="dxa" w:w="60"/>
+              <w:bottom w:type="dxa" w:w="8"/>
+              <w:right w:type="dxa" w:w="60"/>
+            </w:tcMar>
+            <w:vAlign w:val="center"/>
+          </w:tcPr>
+          <w:p>
+            <w:pPr>
+              <w:spacing w:after="0" w:before="0" w:line="216"/>
               <w:jc w:val="center"/>
             </w:pPr>
             <w:r>
@@ -8103,16 +8103,16 @@
               <w:right w:val="single" w:color="A6B4B8" w:sz="4"/>
             </w:tcBorders>
             <w:tcMar>
-              <w:top w:type="dxa" w:w="18"/>
-              <w:left w:type="dxa" w:w="60"/>
-              <w:bottom w:type="dxa" w:w="18"/>
-              <w:right w:type="dxa" w:w="60"/>
-            </w:tcMar>
-            <w:vAlign w:val="center"/>
-          </w:tcPr>
-          <w:p>
-            <w:pPr>
-              <w:spacing w:after="0" w:before="0" w:line="228"/>
+              <w:top w:type="dxa" w:w="8"/>
+              <w:left w:type="dxa" w:w="60"/>
+              <w:bottom w:type="dxa" w:w="8"/>
+              <w:right w:type="dxa" w:w="60"/>
+            </w:tcMar>
+            <w:vAlign w:val="center"/>
+          </w:tcPr>
+          <w:p>
+            <w:pPr>
+              <w:spacing w:after="0" w:before="0" w:line="216"/>
               <w:jc w:val="left"/>
             </w:pPr>
             <w:r>
@@ -8134,16 +8134,16 @@
               <w:right w:val="single" w:color="A6B4B8" w:sz="4"/>
             </w:tcBorders>
             <w:tcMar>
-              <w:top w:type="dxa" w:w="18"/>
-              <w:left w:type="dxa" w:w="60"/>
-              <w:bottom w:type="dxa" w:w="18"/>
-              <w:right w:type="dxa" w:w="60"/>
-            </w:tcMar>
-            <w:vAlign w:val="center"/>
-          </w:tcPr>
-          <w:p>
-            <w:pPr>
-              <w:spacing w:after="0" w:before="0" w:line="228"/>
+              <w:top w:type="dxa" w:w="8"/>
+              <w:left w:type="dxa" w:w="60"/>
+              <w:bottom w:type="dxa" w:w="8"/>
+              <w:right w:type="dxa" w:w="60"/>
+            </w:tcMar>
+            <w:vAlign w:val="center"/>
+          </w:tcPr>
+          <w:p>
+            <w:pPr>
+              <w:spacing w:after="0" w:before="0" w:line="216"/>
               <w:jc w:val="left"/>
             </w:pPr>
             <w:r>
@@ -8166,16 +8166,16 @@
             </w:tcBorders>
             <w:shd w:fill="EEF2DC" w:val="clear"/>
             <w:tcMar>
-              <w:top w:type="dxa" w:w="18"/>
-              <w:left w:type="dxa" w:w="60"/>
-              <w:bottom w:type="dxa" w:w="18"/>
-              <w:right w:type="dxa" w:w="60"/>
-            </w:tcMar>
-            <w:vAlign w:val="center"/>
-          </w:tcPr>
-          <w:p>
-            <w:pPr>
-              <w:spacing w:after="0" w:before="0" w:line="228"/>
+              <w:top w:type="dxa" w:w="8"/>
+              <w:left w:type="dxa" w:w="60"/>
+              <w:bottom w:type="dxa" w:w="8"/>
+              <w:right w:type="dxa" w:w="60"/>
+            </w:tcMar>
+            <w:vAlign w:val="center"/>
+          </w:tcPr>
+          <w:p>
+            <w:pPr>
+              <w:spacing w:after="0" w:before="0" w:line="216"/>
               <w:jc w:val="center"/>
             </w:pPr>
             <w:r>
@@ -8200,16 +8200,16 @@
               <w:right w:val="single" w:color="A6B4B8" w:sz="4"/>
             </w:tcBorders>
             <w:tcMar>
-              <w:top w:type="dxa" w:w="18"/>
-              <w:left w:type="dxa" w:w="60"/>
-              <w:bottom w:type="dxa" w:w="18"/>
-              <w:right w:type="dxa" w:w="60"/>
-            </w:tcMar>
-            <w:vAlign w:val="center"/>
-          </w:tcPr>
-          <w:p>
-            <w:pPr>
-              <w:spacing w:after="0" w:before="0" w:line="228"/>
+              <w:top w:type="dxa" w:w="8"/>
+              <w:left w:type="dxa" w:w="60"/>
+              <w:bottom w:type="dxa" w:w="8"/>
+              <w:right w:type="dxa" w:w="60"/>
+            </w:tcMar>
+            <w:vAlign w:val="center"/>
+          </w:tcPr>
+          <w:p>
+            <w:pPr>
+              <w:spacing w:after="0" w:before="0" w:line="216"/>
               <w:jc w:val="center"/>
             </w:pPr>
             <w:r>
@@ -8231,16 +8231,16 @@
               <w:right w:val="single" w:color="A6B4B8" w:sz="4"/>
             </w:tcBorders>
             <w:tcMar>
-              <w:top w:type="dxa" w:w="18"/>
-              <w:left w:type="dxa" w:w="60"/>
-              <w:bottom w:type="dxa" w:w="18"/>
-              <w:right w:type="dxa" w:w="60"/>
-            </w:tcMar>
-            <w:vAlign w:val="center"/>
-          </w:tcPr>
-          <w:p>
-            <w:pPr>
-              <w:spacing w:after="0" w:before="0" w:line="228"/>
+              <w:top w:type="dxa" w:w="8"/>
+              <w:left w:type="dxa" w:w="60"/>
+              <w:bottom w:type="dxa" w:w="8"/>
+              <w:right w:type="dxa" w:w="60"/>
+            </w:tcMar>
+            <w:vAlign w:val="center"/>
+          </w:tcPr>
+          <w:p>
+            <w:pPr>
+              <w:spacing w:after="0" w:before="0" w:line="216"/>
               <w:jc w:val="left"/>
             </w:pPr>
             <w:r>
@@ -8262,16 +8262,16 @@
               <w:right w:val="single" w:color="A6B4B8" w:sz="4"/>
             </w:tcBorders>
             <w:tcMar>
-              <w:top w:type="dxa" w:w="18"/>
-              <w:left w:type="dxa" w:w="60"/>
-              <w:bottom w:type="dxa" w:w="18"/>
-              <w:right w:type="dxa" w:w="60"/>
-            </w:tcMar>
-            <w:vAlign w:val="center"/>
-          </w:tcPr>
-          <w:p>
-            <w:pPr>
-              <w:spacing w:after="0" w:before="0" w:line="228"/>
+              <w:top w:type="dxa" w:w="8"/>
+              <w:left w:type="dxa" w:w="60"/>
+              <w:bottom w:type="dxa" w:w="8"/>
+              <w:right w:type="dxa" w:w="60"/>
+            </w:tcMar>
+            <w:vAlign w:val="center"/>
+          </w:tcPr>
+          <w:p>
+            <w:pPr>
+              <w:spacing w:after="0" w:before="0" w:line="216"/>
               <w:jc w:val="left"/>
             </w:pPr>
             <w:r>
@@ -8293,16 +8293,16 @@
               <w:right w:val="single" w:color="A6B4B8" w:sz="4"/>
             </w:tcBorders>
             <w:tcMar>
-              <w:top w:type="dxa" w:w="18"/>
-              <w:left w:type="dxa" w:w="60"/>
-              <w:bottom w:type="dxa" w:w="18"/>
-              <w:right w:type="dxa" w:w="60"/>
-            </w:tcMar>
-            <w:vAlign w:val="center"/>
-          </w:tcPr>
-          <w:p>
-            <w:pPr>
-              <w:spacing w:after="0" w:before="0" w:line="228"/>
+              <w:top w:type="dxa" w:w="8"/>
+              <w:left w:type="dxa" w:w="60"/>
+              <w:bottom w:type="dxa" w:w="8"/>
+              <w:right w:type="dxa" w:w="60"/>
+            </w:tcMar>
+            <w:vAlign w:val="center"/>
+          </w:tcPr>
+          <w:p>
+            <w:pPr>
+              <w:spacing w:after="0" w:before="0" w:line="216"/>
               <w:jc w:val="center"/>
             </w:pPr>
             <w:r>
@@ -8324,16 +8324,16 @@
               <w:right w:val="single" w:color="A6B4B8" w:sz="4"/>
             </w:tcBorders>
             <w:tcMar>
-              <w:top w:type="dxa" w:w="18"/>
-              <w:left w:type="dxa" w:w="60"/>
-              <w:bottom w:type="dxa" w:w="18"/>
-              <w:right w:type="dxa" w:w="60"/>
-            </w:tcMar>
-            <w:vAlign w:val="center"/>
-          </w:tcPr>
-          <w:p>
-            <w:pPr>
-              <w:spacing w:after="0" w:before="0" w:line="228"/>
+              <w:top w:type="dxa" w:w="8"/>
+              <w:left w:type="dxa" w:w="60"/>
+              <w:bottom w:type="dxa" w:w="8"/>
+              <w:right w:type="dxa" w:w="60"/>
+            </w:tcMar>
+            <w:vAlign w:val="center"/>
+          </w:tcPr>
+          <w:p>
+            <w:pPr>
+              <w:spacing w:after="0" w:before="0" w:line="216"/>
               <w:jc w:val="left"/>
             </w:pPr>
             <w:r>
@@ -8355,16 +8355,16 @@
               <w:right w:val="single" w:color="A6B4B8" w:sz="4"/>
             </w:tcBorders>
             <w:tcMar>
-              <w:top w:type="dxa" w:w="18"/>
-              <w:left w:type="dxa" w:w="60"/>
-              <w:bottom w:type="dxa" w:w="18"/>
-              <w:right w:type="dxa" w:w="60"/>
-            </w:tcMar>
-            <w:vAlign w:val="center"/>
-          </w:tcPr>
-          <w:p>
-            <w:pPr>
-              <w:spacing w:after="0" w:before="0" w:line="228"/>
+              <w:top w:type="dxa" w:w="8"/>
+              <w:left w:type="dxa" w:w="60"/>
+              <w:bottom w:type="dxa" w:w="8"/>
+              <w:right w:type="dxa" w:w="60"/>
+            </w:tcMar>
+            <w:vAlign w:val="center"/>
+          </w:tcPr>
+          <w:p>
+            <w:pPr>
+              <w:spacing w:after="0" w:before="0" w:line="216"/>
               <w:jc w:val="left"/>
             </w:pPr>
             <w:r>
@@ -8391,16 +8391,16 @@
               <w:right w:val="single" w:color="A6B4B8" w:sz="4"/>
             </w:tcBorders>
             <w:tcMar>
-              <w:top w:type="dxa" w:w="18"/>
-              <w:left w:type="dxa" w:w="60"/>
-              <w:bottom w:type="dxa" w:w="18"/>
-              <w:right w:type="dxa" w:w="60"/>
-            </w:tcMar>
-            <w:vAlign w:val="center"/>
-          </w:tcPr>
-          <w:p>
-            <w:pPr>
-              <w:spacing w:after="0" w:before="0" w:line="228"/>
+              <w:top w:type="dxa" w:w="8"/>
+              <w:left w:type="dxa" w:w="60"/>
+              <w:bottom w:type="dxa" w:w="8"/>
+              <w:right w:type="dxa" w:w="60"/>
+            </w:tcMar>
+            <w:vAlign w:val="center"/>
+          </w:tcPr>
+          <w:p>
+            <w:pPr>
+              <w:spacing w:after="0" w:before="0" w:line="216"/>
               <w:jc w:val="center"/>
             </w:pPr>
             <w:r>
@@ -8422,16 +8422,16 @@
               <w:right w:val="single" w:color="A6B4B8" w:sz="4"/>
             </w:tcBorders>
             <w:tcMar>
-              <w:top w:type="dxa" w:w="18"/>
-              <w:left w:type="dxa" w:w="60"/>
-              <w:bottom w:type="dxa" w:w="18"/>
-              <w:right w:type="dxa" w:w="60"/>
-            </w:tcMar>
-            <w:vAlign w:val="center"/>
-          </w:tcPr>
-          <w:p>
-            <w:pPr>
-              <w:spacing w:after="0" w:before="0" w:line="228"/>
+              <w:top w:type="dxa" w:w="8"/>
+              <w:left w:type="dxa" w:w="60"/>
+              <w:bottom w:type="dxa" w:w="8"/>
+              <w:right w:type="dxa" w:w="60"/>
+            </w:tcMar>
+            <w:vAlign w:val="center"/>
+          </w:tcPr>
+          <w:p>
+            <w:pPr>
+              <w:spacing w:after="0" w:before="0" w:line="216"/>
               <w:jc w:val="left"/>
             </w:pPr>
             <w:r>
@@ -8453,16 +8453,16 @@
               <w:right w:val="single" w:color="A6B4B8" w:sz="4"/>
             </w:tcBorders>
             <w:tcMar>
-              <w:top w:type="dxa" w:w="18"/>
-              <w:left w:type="dxa" w:w="60"/>
-              <w:bottom w:type="dxa" w:w="18"/>
-              <w:right w:type="dxa" w:w="60"/>
-            </w:tcMar>
-            <w:vAlign w:val="center"/>
-          </w:tcPr>
-          <w:p>
-            <w:pPr>
-              <w:spacing w:after="0" w:before="0" w:line="228"/>
+              <w:top w:type="dxa" w:w="8"/>
+              <w:left w:type="dxa" w:w="60"/>
+              <w:bottom w:type="dxa" w:w="8"/>
+              <w:right w:type="dxa" w:w="60"/>
+            </w:tcMar>
+            <w:vAlign w:val="center"/>
+          </w:tcPr>
+          <w:p>
+            <w:pPr>
+              <w:spacing w:after="0" w:before="0" w:line="216"/>
               <w:jc w:val="left"/>
             </w:pPr>
             <w:r>
@@ -8485,16 +8485,16 @@
             </w:tcBorders>
             <w:shd w:fill="DFF0D8" w:val="clear"/>
             <w:tcMar>
-              <w:top w:type="dxa" w:w="18"/>
-              <w:left w:type="dxa" w:w="60"/>
-              <w:bottom w:type="dxa" w:w="18"/>
-              <w:right w:type="dxa" w:w="60"/>
-            </w:tcMar>
-            <w:vAlign w:val="center"/>
-          </w:tcPr>
-          <w:p>
-            <w:pPr>
-              <w:spacing w:after="0" w:before="0" w:line="228"/>
+              <w:top w:type="dxa" w:w="8"/>
+              <w:left w:type="dxa" w:w="60"/>
+              <w:bottom w:type="dxa" w:w="8"/>
+              <w:right w:type="dxa" w:w="60"/>
+            </w:tcMar>
+            <w:vAlign w:val="center"/>
+          </w:tcPr>
+          <w:p>
+            <w:pPr>
+              <w:spacing w:after="0" w:before="0" w:line="216"/>
               <w:jc w:val="center"/>
             </w:pPr>
             <w:r>
@@ -8519,16 +8519,16 @@
               <w:right w:val="single" w:color="A6B4B8" w:sz="4"/>
             </w:tcBorders>
             <w:tcMar>
-              <w:top w:type="dxa" w:w="18"/>
-              <w:left w:type="dxa" w:w="60"/>
-              <w:bottom w:type="dxa" w:w="18"/>
-              <w:right w:type="dxa" w:w="60"/>
-            </w:tcMar>
-            <w:vAlign w:val="center"/>
-          </w:tcPr>
-          <w:p>
-            <w:pPr>
-              <w:spacing w:after="0" w:before="0" w:line="228"/>
+              <w:top w:type="dxa" w:w="8"/>
+              <w:left w:type="dxa" w:w="60"/>
+              <w:bottom w:type="dxa" w:w="8"/>
+              <w:right w:type="dxa" w:w="60"/>
+            </w:tcMar>
+            <w:vAlign w:val="center"/>
+          </w:tcPr>
+          <w:p>
+            <w:pPr>
+              <w:spacing w:after="0" w:before="0" w:line="216"/>
               <w:jc w:val="center"/>
             </w:pPr>
             <w:r>
@@ -8550,16 +8550,16 @@
               <w:right w:val="single" w:color="A6B4B8" w:sz="4"/>
             </w:tcBorders>
             <w:tcMar>
-              <w:top w:type="dxa" w:w="18"/>
-              <w:left w:type="dxa" w:w="60"/>
-              <w:bottom w:type="dxa" w:w="18"/>
-              <w:right w:type="dxa" w:w="60"/>
-            </w:tcMar>
-            <w:vAlign w:val="center"/>
-          </w:tcPr>
-          <w:p>
-            <w:pPr>
-              <w:spacing w:after="0" w:before="0" w:line="228"/>
+              <w:top w:type="dxa" w:w="8"/>
+              <w:left w:type="dxa" w:w="60"/>
+              <w:bottom w:type="dxa" w:w="8"/>
+              <w:right w:type="dxa" w:w="60"/>
+            </w:tcMar>
+            <w:vAlign w:val="center"/>
+          </w:tcPr>
+          <w:p>
+            <w:pPr>
+              <w:spacing w:after="0" w:before="0" w:line="216"/>
               <w:jc w:val="left"/>
             </w:pPr>
             <w:r>
@@ -8581,16 +8581,16 @@
               <w:right w:val="single" w:color="A6B4B8" w:sz="4"/>
             </w:tcBorders>
             <w:tcMar>
-              <w:top w:type="dxa" w:w="18"/>
-              <w:left w:type="dxa" w:w="60"/>
-              <w:bottom w:type="dxa" w:w="18"/>
-              <w:right w:type="dxa" w:w="60"/>
-            </w:tcMar>
-            <w:vAlign w:val="center"/>
-          </w:tcPr>
-          <w:p>
-            <w:pPr>
-              <w:spacing w:after="0" w:before="0" w:line="228"/>
+              <w:top w:type="dxa" w:w="8"/>
+              <w:left w:type="dxa" w:w="60"/>
+              <w:bottom w:type="dxa" w:w="8"/>
+              <w:right w:type="dxa" w:w="60"/>
+            </w:tcMar>
+            <w:vAlign w:val="center"/>
+          </w:tcPr>
+          <w:p>
+            <w:pPr>
+              <w:spacing w:after="0" w:before="0" w:line="216"/>
               <w:jc w:val="left"/>
             </w:pPr>
             <w:r>
@@ -8612,16 +8612,16 @@
               <w:right w:val="single" w:color="A6B4B8" w:sz="4"/>
             </w:tcBorders>
             <w:tcMar>
-              <w:top w:type="dxa" w:w="18"/>
-              <w:left w:type="dxa" w:w="60"/>
-              <w:bottom w:type="dxa" w:w="18"/>
-              <w:right w:type="dxa" w:w="60"/>
-            </w:tcMar>
-            <w:vAlign w:val="center"/>
-          </w:tcPr>
-          <w:p>
-            <w:pPr>
-              <w:spacing w:after="0" w:before="0" w:line="228"/>
+              <w:top w:type="dxa" w:w="8"/>
+              <w:left w:type="dxa" w:w="60"/>
+              <w:bottom w:type="dxa" w:w="8"/>
+              <w:right w:type="dxa" w:w="60"/>
+            </w:tcMar>
+            <w:vAlign w:val="center"/>
+          </w:tcPr>
+          <w:p>
+            <w:pPr>
+              <w:spacing w:after="0" w:before="0" w:line="216"/>
               <w:jc w:val="center"/>
             </w:pPr>
             <w:r>
@@ -8643,16 +8643,16 @@
               <w:right w:val="single" w:color="A6B4B8" w:sz="4"/>
             </w:tcBorders>
             <w:tcMar>
-              <w:top w:type="dxa" w:w="18"/>
-              <w:left w:type="dxa" w:w="60"/>
-              <w:bottom w:type="dxa" w:w="18"/>
-              <w:right w:type="dxa" w:w="60"/>
-            </w:tcMar>
-            <w:vAlign w:val="center"/>
-          </w:tcPr>
-          <w:p>
-            <w:pPr>
-              <w:spacing w:after="0" w:before="0" w:line="228"/>
+              <w:top w:type="dxa" w:w="8"/>
+              <w:left w:type="dxa" w:w="60"/>
+              <w:bottom w:type="dxa" w:w="8"/>
+              <w:right w:type="dxa" w:w="60"/>
+            </w:tcMar>
+            <w:vAlign w:val="center"/>
+          </w:tcPr>
+          <w:p>
+            <w:pPr>
+              <w:spacing w:after="0" w:before="0" w:line="216"/>
               <w:jc w:val="left"/>
             </w:pPr>
             <w:r>
@@ -8674,16 +8674,16 @@
               <w:right w:val="single" w:color="A6B4B8" w:sz="4"/>
             </w:tcBorders>
             <w:tcMar>
-              <w:top w:type="dxa" w:w="18"/>
-              <w:left w:type="dxa" w:w="60"/>
-              <w:bottom w:type="dxa" w:w="18"/>
-              <w:right w:type="dxa" w:w="60"/>
-            </w:tcMar>
-            <w:vAlign w:val="center"/>
-          </w:tcPr>
-          <w:p>
-            <w:pPr>
-              <w:spacing w:after="0" w:before="0" w:line="228"/>
+              <w:top w:type="dxa" w:w="8"/>
+              <w:left w:type="dxa" w:w="60"/>
+              <w:bottom w:type="dxa" w:w="8"/>
+              <w:right w:type="dxa" w:w="60"/>
+            </w:tcMar>
+            <w:vAlign w:val="center"/>
+          </w:tcPr>
+          <w:p>
+            <w:pPr>
+              <w:spacing w:after="0" w:before="0" w:line="216"/>
               <w:jc w:val="left"/>
             </w:pPr>
             <w:r>
@@ -8710,16 +8710,16 @@
               <w:right w:val="single" w:color="A6B4B8" w:sz="4"/>
             </w:tcBorders>
             <w:tcMar>
-              <w:top w:type="dxa" w:w="18"/>
-              <w:left w:type="dxa" w:w="60"/>
-              <w:bottom w:type="dxa" w:w="18"/>
-              <w:right w:type="dxa" w:w="60"/>
-            </w:tcMar>
-            <w:vAlign w:val="center"/>
-          </w:tcPr>
-          <w:p>
-            <w:pPr>
-              <w:spacing w:after="0" w:before="0" w:line="228"/>
+              <w:top w:type="dxa" w:w="8"/>
+              <w:left w:type="dxa" w:w="60"/>
+              <w:bottom w:type="dxa" w:w="8"/>
+              <w:right w:type="dxa" w:w="60"/>
+            </w:tcMar>
+            <w:vAlign w:val="center"/>
+          </w:tcPr>
+          <w:p>
+            <w:pPr>
+              <w:spacing w:after="0" w:before="0" w:line="216"/>
               <w:jc w:val="center"/>
             </w:pPr>
             <w:r>
@@ -8741,16 +8741,16 @@
               <w:right w:val="single" w:color="A6B4B8" w:sz="4"/>
             </w:tcBorders>
             <w:tcMar>
-              <w:top w:type="dxa" w:w="18"/>
-              <w:left w:type="dxa" w:w="60"/>
-              <w:bottom w:type="dxa" w:w="18"/>
-              <w:right w:type="dxa" w:w="60"/>
-            </w:tcMar>
-            <w:vAlign w:val="center"/>
-          </w:tcPr>
-          <w:p>
-            <w:pPr>
-              <w:spacing w:after="0" w:before="0" w:line="228"/>
+              <w:top w:type="dxa" w:w="8"/>
+              <w:left w:type="dxa" w:w="60"/>
+              <w:bottom w:type="dxa" w:w="8"/>
+              <w:right w:type="dxa" w:w="60"/>
+            </w:tcMar>
+            <w:vAlign w:val="center"/>
+          </w:tcPr>
+          <w:p>
+            <w:pPr>
+              <w:spacing w:after="0" w:before="0" w:line="216"/>
               <w:jc w:val="left"/>
             </w:pPr>
             <w:r>
@@ -8772,16 +8772,16 @@
               <w:right w:val="single" w:color="A6B4B8" w:sz="4"/>
             </w:tcBorders>
             <w:tcMar>
-              <w:top w:type="dxa" w:w="18"/>
-              <w:left w:type="dxa" w:w="60"/>
-              <w:bottom w:type="dxa" w:w="18"/>
-              <w:right w:type="dxa" w:w="60"/>
-            </w:tcMar>
-            <w:vAlign w:val="center"/>
-          </w:tcPr>
-          <w:p>
-            <w:pPr>
-              <w:spacing w:after="0" w:before="0" w:line="228"/>
+              <w:top w:type="dxa" w:w="8"/>
+              <w:left w:type="dxa" w:w="60"/>
+              <w:bottom w:type="dxa" w:w="8"/>
+              <w:right w:type="dxa" w:w="60"/>
+            </w:tcMar>
+            <w:vAlign w:val="center"/>
+          </w:tcPr>
+          <w:p>
+            <w:pPr>
+              <w:spacing w:after="0" w:before="0" w:line="216"/>
               <w:jc w:val="left"/>
             </w:pPr>
             <w:r>
@@ -8804,16 +8804,16 @@
             </w:tcBorders>
             <w:shd w:fill="DFF0D8" w:val="clear"/>
             <w:tcMar>
-              <w:top w:type="dxa" w:w="18"/>
-              <w:left w:type="dxa" w:w="60"/>
-              <w:bottom w:type="dxa" w:w="18"/>
-              <w:right w:type="dxa" w:w="60"/>
-            </w:tcMar>
-            <w:vAlign w:val="center"/>
-          </w:tcPr>
-          <w:p>
-            <w:pPr>
-              <w:spacing w:after="0" w:before="0" w:line="228"/>
+              <w:top w:type="dxa" w:w="8"/>
+              <w:left w:type="dxa" w:w="60"/>
+              <w:bottom w:type="dxa" w:w="8"/>
+              <w:right w:type="dxa" w:w="60"/>
+            </w:tcMar>
+            <w:vAlign w:val="center"/>
+          </w:tcPr>
+          <w:p>
+            <w:pPr>
+              <w:spacing w:after="0" w:before="0" w:line="216"/>
               <w:jc w:val="center"/>
             </w:pPr>
             <w:r>
@@ -8838,16 +8838,16 @@
               <w:right w:val="single" w:color="A6B4B8" w:sz="4"/>
             </w:tcBorders>
             <w:tcMar>
-              <w:top w:type="dxa" w:w="18"/>
-              <w:left w:type="dxa" w:w="60"/>
-              <w:bottom w:type="dxa" w:w="18"/>
-              <w:right w:type="dxa" w:w="60"/>
-            </w:tcMar>
-            <w:vAlign w:val="center"/>
-          </w:tcPr>
-          <w:p>
-            <w:pPr>
-              <w:spacing w:after="0" w:before="0" w:line="228"/>
+              <w:top w:type="dxa" w:w="8"/>
+              <w:left w:type="dxa" w:w="60"/>
+              <w:bottom w:type="dxa" w:w="8"/>
+              <w:right w:type="dxa" w:w="60"/>
+            </w:tcMar>
+            <w:vAlign w:val="center"/>
+          </w:tcPr>
+          <w:p>
+            <w:pPr>
+              <w:spacing w:after="0" w:before="0" w:line="216"/>
               <w:jc w:val="center"/>
             </w:pPr>
             <w:r>
@@ -8869,16 +8869,16 @@
               <w:right w:val="single" w:color="A6B4B8" w:sz="4"/>
             </w:tcBorders>
             <w:tcMar>
-              <w:top w:type="dxa" w:w="18"/>
-              <w:left w:type="dxa" w:w="60"/>
-              <w:bottom w:type="dxa" w:w="18"/>
-              <w:right w:type="dxa" w:w="60"/>
-            </w:tcMar>
-            <w:vAlign w:val="center"/>
-          </w:tcPr>
-          <w:p>
-            <w:pPr>
-              <w:spacing w:after="0" w:before="0" w:line="228"/>
+              <w:top w:type="dxa" w:w="8"/>
+              <w:left w:type="dxa" w:w="60"/>
+              <w:bottom w:type="dxa" w:w="8"/>
+              <w:right w:type="dxa" w:w="60"/>
+            </w:tcMar>
+            <w:vAlign w:val="center"/>
+          </w:tcPr>
+          <w:p>
+            <w:pPr>
+              <w:spacing w:after="0" w:before="0" w:line="216"/>
               <w:jc w:val="left"/>
             </w:pPr>
             <w:r>
@@ -8900,16 +8900,16 @@
               <w:right w:val="single" w:color="A6B4B8" w:sz="4"/>
             </w:tcBorders>
             <w:tcMar>
-              <w:top w:type="dxa" w:w="18"/>
-              <w:left w:type="dxa" w:w="60"/>
-              <w:bottom w:type="dxa" w:w="18"/>
-              <w:right w:type="dxa" w:w="60"/>
-            </w:tcMar>
-            <w:vAlign w:val="center"/>
-          </w:tcPr>
-          <w:p>
-            <w:pPr>
-              <w:spacing w:after="0" w:before="0" w:line="228"/>
+              <w:top w:type="dxa" w:w="8"/>
+              <w:left w:type="dxa" w:w="60"/>
+              <w:bottom w:type="dxa" w:w="8"/>
+              <w:right w:type="dxa" w:w="60"/>
+            </w:tcMar>
+            <w:vAlign w:val="center"/>
+          </w:tcPr>
+          <w:p>
+            <w:pPr>
+              <w:spacing w:after="0" w:before="0" w:line="216"/>
               <w:jc w:val="left"/>
             </w:pPr>
             <w:r>
@@ -8931,16 +8931,16 @@
               <w:right w:val="single" w:color="A6B4B8" w:sz="4"/>
             </w:tcBorders>
             <w:tcMar>
-              <w:top w:type="dxa" w:w="18"/>
-              <w:left w:type="dxa" w:w="60"/>
-              <w:bottom w:type="dxa" w:w="18"/>
-              <w:right w:type="dxa" w:w="60"/>
-            </w:tcMar>
-            <w:vAlign w:val="center"/>
-          </w:tcPr>
-          <w:p>
-            <w:pPr>
-              <w:spacing w:after="0" w:before="0" w:line="228"/>
+              <w:top w:type="dxa" w:w="8"/>
+              <w:left w:type="dxa" w:w="60"/>
+              <w:bottom w:type="dxa" w:w="8"/>
+              <w:right w:type="dxa" w:w="60"/>
+            </w:tcMar>
+            <w:vAlign w:val="center"/>
+          </w:tcPr>
+          <w:p>
+            <w:pPr>
+              <w:spacing w:after="0" w:before="0" w:line="216"/>
               <w:jc w:val="center"/>
             </w:pPr>
             <w:r>
@@ -8962,16 +8962,16 @@
               <w:right w:val="single" w:color="A6B4B8" w:sz="4"/>
             </w:tcBorders>
             <w:tcMar>
-              <w:top w:type="dxa" w:w="18"/>
-              <w:left w:type="dxa" w:w="60"/>
-              <w:bottom w:type="dxa" w:w="18"/>
-              <w:right w:type="dxa" w:w="60"/>
-            </w:tcMar>
-            <w:vAlign w:val="center"/>
-          </w:tcPr>
-          <w:p>
-            <w:pPr>
-              <w:spacing w:after="0" w:before="0" w:line="228"/>
+              <w:top w:type="dxa" w:w="8"/>
+              <w:left w:type="dxa" w:w="60"/>
+              <w:bottom w:type="dxa" w:w="8"/>
+              <w:right w:type="dxa" w:w="60"/>
+            </w:tcMar>
+            <w:vAlign w:val="center"/>
+          </w:tcPr>
+          <w:p>
+            <w:pPr>
+              <w:spacing w:after="0" w:before="0" w:line="216"/>
               <w:jc w:val="left"/>
             </w:pPr>
             <w:r>
@@ -8993,16 +8993,16 @@
               <w:right w:val="single" w:color="A6B4B8" w:sz="4"/>
             </w:tcBorders>
             <w:tcMar>
-              <w:top w:type="dxa" w:w="18"/>
-              <w:left w:type="dxa" w:w="60"/>
-              <w:bottom w:type="dxa" w:w="18"/>
-              <w:right w:type="dxa" w:w="60"/>
-            </w:tcMar>
-            <w:vAlign w:val="center"/>
-          </w:tcPr>
-          <w:p>
-            <w:pPr>
-              <w:spacing w:after="0" w:before="0" w:line="228"/>
+              <w:top w:type="dxa" w:w="8"/>
+              <w:left w:type="dxa" w:w="60"/>
+              <w:bottom w:type="dxa" w:w="8"/>
+              <w:right w:type="dxa" w:w="60"/>
+            </w:tcMar>
+            <w:vAlign w:val="center"/>
+          </w:tcPr>
+          <w:p>
+            <w:pPr>
+              <w:spacing w:after="0" w:before="0" w:line="216"/>
               <w:jc w:val="left"/>
             </w:pPr>
             <w:r>
@@ -9041,9 +9041,8 @@
         </w:tblBorders>
       </w:tblPr>
       <w:tblGrid>
-        <w:gridCol w:w="1600"/>
-        <w:gridCol w:w="4019"/>
-        <w:gridCol w:w="4019"/>
+        <w:gridCol w:w="2200"/>
+        <w:gridCol w:w="7438"/>
       </w:tblGrid>
       <w:tr>
         <w:trPr>
@@ -9051,7 +9050,8 @@
         </w:trPr>
         <w:tc>
           <w:tcPr>
-            <w:tcW w:type="dxa" w:w="1600"/>
+            <w:tcW w:type="dxa" w:w="9638"/>
+            <w:gridSpan w:val="2"/>
             <w:tcBorders>
               <w:top w:val="single" w:color="A6B4B8" w:sz="4"/>
               <w:left w:val="single" w:color="A6B4B8" w:sz="4"/>
@@ -9060,16 +9060,16 @@
             </w:tcBorders>
             <w:shd w:fill="DAE0E2" w:val="clear"/>
             <w:tcMar>
-              <w:top w:type="dxa" w:w="18"/>
-              <w:left w:type="dxa" w:w="60"/>
-              <w:bottom w:type="dxa" w:w="18"/>
-              <w:right w:type="dxa" w:w="60"/>
-            </w:tcMar>
-            <w:vAlign w:val="center"/>
-          </w:tcPr>
-          <w:p>
-            <w:pPr>
-              <w:spacing w:after="0" w:before="0" w:line="228"/>
+              <w:top w:type="dxa" w:w="8"/>
+              <w:left w:type="dxa" w:w="60"/>
+              <w:bottom w:type="dxa" w:w="8"/>
+              <w:right w:type="dxa" w:w="60"/>
+            </w:tcMar>
+            <w:vAlign w:val="center"/>
+          </w:tcPr>
+          <w:p>
+            <w:pPr>
+              <w:spacing w:after="0" w:before="0" w:line="216"/>
               <w:jc w:val="center"/>
             </w:pPr>
             <w:r>
@@ -9079,75 +9079,7 @@
                 <w:sz w:val="14"/>
                 <w:szCs w:val="14"/>
               </w:rPr>
-              <w:t xml:space="preserve"/>
-            </w:r>
-          </w:p>
-        </w:tc>
-        <w:tc>
-          <w:tcPr>
-            <w:tcW w:type="dxa" w:w="4019"/>
-            <w:tcBorders>
-              <w:top w:val="single" w:color="A6B4B8" w:sz="4"/>
-              <w:left w:val="single" w:color="A6B4B8" w:sz="4"/>
-              <w:bottom w:val="single" w:color="A6B4B8" w:sz="4"/>
-              <w:right w:val="single" w:color="A6B4B8" w:sz="4"/>
-            </w:tcBorders>
-            <w:shd w:fill="DAE0E2" w:val="clear"/>
-            <w:tcMar>
-              <w:top w:type="dxa" w:w="18"/>
-              <w:left w:type="dxa" w:w="60"/>
-              <w:bottom w:type="dxa" w:w="18"/>
-              <w:right w:type="dxa" w:w="60"/>
-            </w:tcMar>
-            <w:vAlign w:val="center"/>
-          </w:tcPr>
-          <w:p>
-            <w:pPr>
-              <w:spacing w:after="0" w:before="0" w:line="228"/>
-              <w:jc w:val="center"/>
-            </w:pPr>
-            <w:r>
-              <w:rPr>
-                <w:b/>
-                <w:bCs/>
-                <w:sz w:val="14"/>
-                <w:szCs w:val="14"/>
-              </w:rPr>
               <w:t xml:space="preserve">Pre-Test Verification</w:t>
-            </w:r>
-          </w:p>
-        </w:tc>
-        <w:tc>
-          <w:tcPr>
-            <w:tcW w:type="dxa" w:w="4019"/>
-            <w:tcBorders>
-              <w:top w:val="single" w:color="A6B4B8" w:sz="4"/>
-              <w:left w:val="single" w:color="A6B4B8" w:sz="4"/>
-              <w:bottom w:val="single" w:color="A6B4B8" w:sz="4"/>
-              <w:right w:val="single" w:color="A6B4B8" w:sz="4"/>
-            </w:tcBorders>
-            <w:shd w:fill="DAE0E2" w:val="clear"/>
-            <w:tcMar>
-              <w:top w:type="dxa" w:w="18"/>
-              <w:left w:type="dxa" w:w="60"/>
-              <w:bottom w:type="dxa" w:w="18"/>
-              <w:right w:type="dxa" w:w="60"/>
-            </w:tcMar>
-            <w:vAlign w:val="center"/>
-          </w:tcPr>
-          <w:p>
-            <w:pPr>
-              <w:spacing w:after="0" w:before="0" w:line="228"/>
-              <w:jc w:val="center"/>
-            </w:pPr>
-            <w:r>
-              <w:rPr>
-                <w:b/>
-                <w:bCs/>
-                <w:sz w:val="14"/>
-                <w:szCs w:val="14"/>
-              </w:rPr>
-              <w:t xml:space="preserve">Post-Test Verification</w:t>
             </w:r>
           </w:p>
         </w:tc>
@@ -9155,11 +9087,11 @@
       <w:tr>
         <w:trPr>
           <w:cantSplit/>
-          <w:trHeight w:val="260" w:hRule="atLeast"/>
+          <w:trHeight w:val="210" w:hRule="atLeast"/>
         </w:trPr>
         <w:tc>
           <w:tcPr>
-            <w:tcW w:type="dxa" w:w="1600"/>
+            <w:tcW w:type="dxa" w:w="2200"/>
             <w:tcBorders>
               <w:top w:val="single" w:color="A6B4B8" w:sz="4"/>
               <w:left w:val="single" w:color="A6B4B8" w:sz="4"/>
@@ -9168,16 +9100,16 @@
             </w:tcBorders>
             <w:shd w:fill="F7F9F9" w:val="clear"/>
             <w:tcMar>
-              <w:top w:type="dxa" w:w="18"/>
-              <w:left w:type="dxa" w:w="60"/>
-              <w:bottom w:type="dxa" w:w="18"/>
-              <w:right w:type="dxa" w:w="60"/>
-            </w:tcMar>
-            <w:vAlign w:val="center"/>
-          </w:tcPr>
-          <w:p>
-            <w:pPr>
-              <w:spacing w:after="0" w:before="0" w:line="228"/>
+              <w:top w:type="dxa" w:w="8"/>
+              <w:left w:type="dxa" w:w="60"/>
+              <w:bottom w:type="dxa" w:w="8"/>
+              <w:right w:type="dxa" w:w="60"/>
+            </w:tcMar>
+            <w:vAlign w:val="center"/>
+          </w:tcPr>
+          <w:p>
+            <w:pPr>
+              <w:spacing w:after="0" w:before="0" w:line="216"/>
               <w:jc w:val="right"/>
             </w:pPr>
             <w:r>
@@ -9193,55 +9125,24 @@
         </w:tc>
         <w:tc>
           <w:tcPr>
-            <w:tcW w:type="dxa" w:w="4019"/>
-            <w:tcBorders>
-              <w:top w:val="single" w:color="A6B4B8" w:sz="4"/>
-              <w:left w:val="single" w:color="A6B4B8" w:sz="4"/>
-              <w:bottom w:val="single" w:color="A6B4B8" w:sz="4"/>
-              <w:right w:val="single" w:color="A6B4B8" w:sz="4"/>
-            </w:tcBorders>
-            <w:tcMar>
-              <w:top w:type="dxa" w:w="18"/>
-              <w:left w:type="dxa" w:w="60"/>
-              <w:bottom w:type="dxa" w:w="18"/>
-              <w:right w:type="dxa" w:w="60"/>
-            </w:tcMar>
-            <w:vAlign w:val="center"/>
-          </w:tcPr>
-          <w:p>
-            <w:pPr>
-              <w:spacing w:after="0" w:before="0" w:line="228"/>
-              <w:jc w:val="left"/>
-            </w:pPr>
-            <w:r>
-              <w:rPr>
-                <w:sz w:val="14"/>
-                <w:szCs w:val="14"/>
-              </w:rPr>
-              <w:t xml:space="preserve"/>
-            </w:r>
-          </w:p>
-        </w:tc>
-        <w:tc>
-          <w:tcPr>
-            <w:tcW w:type="dxa" w:w="4019"/>
-            <w:tcBorders>
-              <w:top w:val="single" w:color="A6B4B8" w:sz="4"/>
-              <w:left w:val="single" w:color="A6B4B8" w:sz="4"/>
-              <w:bottom w:val="single" w:color="A6B4B8" w:sz="4"/>
-              <w:right w:val="single" w:color="A6B4B8" w:sz="4"/>
-            </w:tcBorders>
-            <w:tcMar>
-              <w:top w:type="dxa" w:w="18"/>
-              <w:left w:type="dxa" w:w="60"/>
-              <w:bottom w:type="dxa" w:w="18"/>
-              <w:right w:type="dxa" w:w="60"/>
-            </w:tcMar>
-            <w:vAlign w:val="center"/>
-          </w:tcPr>
-          <w:p>
-            <w:pPr>
-              <w:spacing w:after="0" w:before="0" w:line="228"/>
+            <w:tcW w:type="dxa" w:w="7438"/>
+            <w:tcBorders>
+              <w:top w:val="single" w:color="A6B4B8" w:sz="4"/>
+              <w:left w:val="single" w:color="A6B4B8" w:sz="4"/>
+              <w:bottom w:val="single" w:color="A6B4B8" w:sz="4"/>
+              <w:right w:val="single" w:color="A6B4B8" w:sz="4"/>
+            </w:tcBorders>
+            <w:tcMar>
+              <w:top w:type="dxa" w:w="8"/>
+              <w:left w:type="dxa" w:w="60"/>
+              <w:bottom w:type="dxa" w:w="8"/>
+              <w:right w:type="dxa" w:w="60"/>
+            </w:tcMar>
+            <w:vAlign w:val="center"/>
+          </w:tcPr>
+          <w:p>
+            <w:pPr>
+              <w:spacing w:after="0" w:before="0" w:line="216"/>
               <w:jc w:val="left"/>
             </w:pPr>
             <w:r>
@@ -9257,11 +9158,11 @@
       <w:tr>
         <w:trPr>
           <w:cantSplit/>
-          <w:trHeight w:val="260" w:hRule="atLeast"/>
+          <w:trHeight w:val="210" w:hRule="atLeast"/>
         </w:trPr>
         <w:tc>
           <w:tcPr>
-            <w:tcW w:type="dxa" w:w="1600"/>
+            <w:tcW w:type="dxa" w:w="2200"/>
             <w:tcBorders>
               <w:top w:val="single" w:color="A6B4B8" w:sz="4"/>
               <w:left w:val="single" w:color="A6B4B8" w:sz="4"/>
@@ -9270,16 +9171,16 @@
             </w:tcBorders>
             <w:shd w:fill="F7F9F9" w:val="clear"/>
             <w:tcMar>
-              <w:top w:type="dxa" w:w="18"/>
-              <w:left w:type="dxa" w:w="60"/>
-              <w:bottom w:type="dxa" w:w="18"/>
-              <w:right w:type="dxa" w:w="60"/>
-            </w:tcMar>
-            <w:vAlign w:val="center"/>
-          </w:tcPr>
-          <w:p>
-            <w:pPr>
-              <w:spacing w:after="0" w:before="0" w:line="228"/>
+              <w:top w:type="dxa" w:w="8"/>
+              <w:left w:type="dxa" w:w="60"/>
+              <w:bottom w:type="dxa" w:w="8"/>
+              <w:right w:type="dxa" w:w="60"/>
+            </w:tcMar>
+            <w:vAlign w:val="center"/>
+          </w:tcPr>
+          <w:p>
+            <w:pPr>
+              <w:spacing w:after="0" w:before="0" w:line="216"/>
               <w:jc w:val="right"/>
             </w:pPr>
             <w:r>
@@ -9295,55 +9196,24 @@
         </w:tc>
         <w:tc>
           <w:tcPr>
-            <w:tcW w:type="dxa" w:w="4019"/>
-            <w:tcBorders>
-              <w:top w:val="single" w:color="A6B4B8" w:sz="4"/>
-              <w:left w:val="single" w:color="A6B4B8" w:sz="4"/>
-              <w:bottom w:val="single" w:color="A6B4B8" w:sz="4"/>
-              <w:right w:val="single" w:color="A6B4B8" w:sz="4"/>
-            </w:tcBorders>
-            <w:tcMar>
-              <w:top w:type="dxa" w:w="18"/>
-              <w:left w:type="dxa" w:w="60"/>
-              <w:bottom w:type="dxa" w:w="18"/>
-              <w:right w:type="dxa" w:w="60"/>
-            </w:tcMar>
-            <w:vAlign w:val="center"/>
-          </w:tcPr>
-          <w:p>
-            <w:pPr>
-              <w:spacing w:after="0" w:before="0" w:line="228"/>
-              <w:jc w:val="left"/>
-            </w:pPr>
-            <w:r>
-              <w:rPr>
-                <w:sz w:val="14"/>
-                <w:szCs w:val="14"/>
-              </w:rPr>
-              <w:t xml:space="preserve"/>
-            </w:r>
-          </w:p>
-        </w:tc>
-        <w:tc>
-          <w:tcPr>
-            <w:tcW w:type="dxa" w:w="4019"/>
-            <w:tcBorders>
-              <w:top w:val="single" w:color="A6B4B8" w:sz="4"/>
-              <w:left w:val="single" w:color="A6B4B8" w:sz="4"/>
-              <w:bottom w:val="single" w:color="A6B4B8" w:sz="4"/>
-              <w:right w:val="single" w:color="A6B4B8" w:sz="4"/>
-            </w:tcBorders>
-            <w:tcMar>
-              <w:top w:type="dxa" w:w="18"/>
-              <w:left w:type="dxa" w:w="60"/>
-              <w:bottom w:type="dxa" w:w="18"/>
-              <w:right w:type="dxa" w:w="60"/>
-            </w:tcMar>
-            <w:vAlign w:val="center"/>
-          </w:tcPr>
-          <w:p>
-            <w:pPr>
-              <w:spacing w:after="0" w:before="0" w:line="228"/>
+            <w:tcW w:type="dxa" w:w="7438"/>
+            <w:tcBorders>
+              <w:top w:val="single" w:color="A6B4B8" w:sz="4"/>
+              <w:left w:val="single" w:color="A6B4B8" w:sz="4"/>
+              <w:bottom w:val="single" w:color="A6B4B8" w:sz="4"/>
+              <w:right w:val="single" w:color="A6B4B8" w:sz="4"/>
+            </w:tcBorders>
+            <w:tcMar>
+              <w:top w:type="dxa" w:w="8"/>
+              <w:left w:type="dxa" w:w="60"/>
+              <w:bottom w:type="dxa" w:w="8"/>
+              <w:right w:type="dxa" w:w="60"/>
+            </w:tcMar>
+            <w:vAlign w:val="center"/>
+          </w:tcPr>
+          <w:p>
+            <w:pPr>
+              <w:spacing w:after="0" w:before="0" w:line="216"/>
               <w:jc w:val="left"/>
             </w:pPr>
             <w:r>
@@ -9359,11 +9229,11 @@
       <w:tr>
         <w:trPr>
           <w:cantSplit/>
-          <w:trHeight w:val="260" w:hRule="atLeast"/>
+          <w:trHeight w:val="210" w:hRule="atLeast"/>
         </w:trPr>
         <w:tc>
           <w:tcPr>
-            <w:tcW w:type="dxa" w:w="1600"/>
+            <w:tcW w:type="dxa" w:w="2200"/>
             <w:tcBorders>
               <w:top w:val="single" w:color="A6B4B8" w:sz="4"/>
               <w:left w:val="single" w:color="A6B4B8" w:sz="4"/>
@@ -9372,16 +9242,16 @@
             </w:tcBorders>
             <w:shd w:fill="F7F9F9" w:val="clear"/>
             <w:tcMar>
-              <w:top w:type="dxa" w:w="18"/>
-              <w:left w:type="dxa" w:w="60"/>
-              <w:bottom w:type="dxa" w:w="18"/>
-              <w:right w:type="dxa" w:w="60"/>
-            </w:tcMar>
-            <w:vAlign w:val="center"/>
-          </w:tcPr>
-          <w:p>
-            <w:pPr>
-              <w:spacing w:after="0" w:before="0" w:line="228"/>
+              <w:top w:type="dxa" w:w="8"/>
+              <w:left w:type="dxa" w:w="60"/>
+              <w:bottom w:type="dxa" w:w="8"/>
+              <w:right w:type="dxa" w:w="60"/>
+            </w:tcMar>
+            <w:vAlign w:val="center"/>
+          </w:tcPr>
+          <w:p>
+            <w:pPr>
+              <w:spacing w:after="0" w:before="0" w:line="216"/>
               <w:jc w:val="right"/>
             </w:pPr>
             <w:r>
@@ -9397,24 +9267,24 @@
         </w:tc>
         <w:tc>
           <w:tcPr>
-            <w:tcW w:type="dxa" w:w="4019"/>
-            <w:tcBorders>
-              <w:top w:val="single" w:color="A6B4B8" w:sz="4"/>
-              <w:left w:val="single" w:color="A6B4B8" w:sz="4"/>
-              <w:bottom w:val="single" w:color="A6B4B8" w:sz="4"/>
-              <w:right w:val="single" w:color="A6B4B8" w:sz="4"/>
-            </w:tcBorders>
-            <w:tcMar>
-              <w:top w:type="dxa" w:w="18"/>
-              <w:left w:type="dxa" w:w="60"/>
-              <w:bottom w:type="dxa" w:w="18"/>
-              <w:right w:type="dxa" w:w="60"/>
-            </w:tcMar>
-            <w:vAlign w:val="center"/>
-          </w:tcPr>
-          <w:p>
-            <w:pPr>
-              <w:spacing w:after="0" w:before="0" w:line="228"/>
+            <w:tcW w:type="dxa" w:w="7438"/>
+            <w:tcBorders>
+              <w:top w:val="single" w:color="A6B4B8" w:sz="4"/>
+              <w:left w:val="single" w:color="A6B4B8" w:sz="4"/>
+              <w:bottom w:val="single" w:color="A6B4B8" w:sz="4"/>
+              <w:right w:val="single" w:color="A6B4B8" w:sz="4"/>
+            </w:tcBorders>
+            <w:tcMar>
+              <w:top w:type="dxa" w:w="8"/>
+              <w:left w:type="dxa" w:w="60"/>
+              <w:bottom w:type="dxa" w:w="8"/>
+              <w:right w:type="dxa" w:w="60"/>
+            </w:tcMar>
+            <w:vAlign w:val="center"/>
+          </w:tcPr>
+          <w:p>
+            <w:pPr>
+              <w:spacing w:after="0" w:before="0" w:line="216"/>
               <w:jc w:val="left"/>
             </w:pPr>
             <w:r>
@@ -9426,26 +9296,277 @@
             </w:r>
           </w:p>
         </w:tc>
-        <w:tc>
-          <w:tcPr>
-            <w:tcW w:type="dxa" w:w="4019"/>
-            <w:tcBorders>
-              <w:top w:val="single" w:color="A6B4B8" w:sz="4"/>
-              <w:left w:val="single" w:color="A6B4B8" w:sz="4"/>
-              <w:bottom w:val="single" w:color="A6B4B8" w:sz="4"/>
-              <w:right w:val="single" w:color="A6B4B8" w:sz="4"/>
-            </w:tcBorders>
-            <w:tcMar>
-              <w:top w:type="dxa" w:w="18"/>
-              <w:left w:type="dxa" w:w="60"/>
-              <w:bottom w:type="dxa" w:w="18"/>
-              <w:right w:type="dxa" w:w="60"/>
-            </w:tcMar>
-            <w:vAlign w:val="center"/>
-          </w:tcPr>
-          <w:p>
-            <w:pPr>
-              <w:spacing w:after="0" w:before="0" w:line="228"/>
+      </w:tr>
+    </w:tbl>
+    <w:p>
+      <w:pPr>
+        <w:spacing w:after="0" w:before="0"/>
+      </w:pPr>
+      <w:r>
+        <w:rPr>
+          <w:sz w:val="10"/>
+          <w:szCs w:val="10"/>
+        </w:rPr>
+        <w:t xml:space="preserve"/>
+      </w:r>
+    </w:p>
+    <w:tbl>
+      <w:tblPr>
+        <w:tblW w:type="dxa" w:w="9638"/>
+        <w:tblBorders>
+          <w:top w:val="single" w:color="auto" w:sz="4"/>
+          <w:left w:val="single" w:color="auto" w:sz="4"/>
+          <w:bottom w:val="single" w:color="auto" w:sz="4"/>
+          <w:right w:val="single" w:color="auto" w:sz="4"/>
+          <w:insideH w:val="single" w:color="auto" w:sz="4"/>
+          <w:insideV w:val="single" w:color="auto" w:sz="4"/>
+        </w:tblBorders>
+      </w:tblPr>
+      <w:tblGrid>
+        <w:gridCol w:w="2200"/>
+        <w:gridCol w:w="7438"/>
+      </w:tblGrid>
+      <w:tr>
+        <w:trPr>
+          <w:cantSplit/>
+        </w:trPr>
+        <w:tc>
+          <w:tcPr>
+            <w:tcW w:type="dxa" w:w="9638"/>
+            <w:gridSpan w:val="2"/>
+            <w:tcBorders>
+              <w:top w:val="single" w:color="A6B4B8" w:sz="4"/>
+              <w:left w:val="single" w:color="A6B4B8" w:sz="4"/>
+              <w:bottom w:val="single" w:color="A6B4B8" w:sz="4"/>
+              <w:right w:val="single" w:color="A6B4B8" w:sz="4"/>
+            </w:tcBorders>
+            <w:shd w:fill="DAE0E2" w:val="clear"/>
+            <w:tcMar>
+              <w:top w:type="dxa" w:w="8"/>
+              <w:left w:type="dxa" w:w="60"/>
+              <w:bottom w:type="dxa" w:w="8"/>
+              <w:right w:type="dxa" w:w="60"/>
+            </w:tcMar>
+            <w:vAlign w:val="center"/>
+          </w:tcPr>
+          <w:p>
+            <w:pPr>
+              <w:spacing w:after="0" w:before="0" w:line="216"/>
+              <w:jc w:val="center"/>
+            </w:pPr>
+            <w:r>
+              <w:rPr>
+                <w:b/>
+                <w:bCs/>
+                <w:sz w:val="14"/>
+                <w:szCs w:val="14"/>
+              </w:rPr>
+              <w:t xml:space="preserve">Post-Test Verification</w:t>
+            </w:r>
+          </w:p>
+        </w:tc>
+      </w:tr>
+      <w:tr>
+        <w:trPr>
+          <w:cantSplit/>
+          <w:trHeight w:val="210" w:hRule="atLeast"/>
+        </w:trPr>
+        <w:tc>
+          <w:tcPr>
+            <w:tcW w:type="dxa" w:w="2200"/>
+            <w:tcBorders>
+              <w:top w:val="single" w:color="A6B4B8" w:sz="4"/>
+              <w:left w:val="single" w:color="A6B4B8" w:sz="4"/>
+              <w:bottom w:val="single" w:color="A6B4B8" w:sz="4"/>
+              <w:right w:val="single" w:color="A6B4B8" w:sz="4"/>
+            </w:tcBorders>
+            <w:shd w:fill="F7F9F9" w:val="clear"/>
+            <w:tcMar>
+              <w:top w:type="dxa" w:w="8"/>
+              <w:left w:type="dxa" w:w="60"/>
+              <w:bottom w:type="dxa" w:w="8"/>
+              <w:right w:type="dxa" w:w="60"/>
+            </w:tcMar>
+            <w:vAlign w:val="center"/>
+          </w:tcPr>
+          <w:p>
+            <w:pPr>
+              <w:spacing w:after="0" w:before="0" w:line="216"/>
+              <w:jc w:val="right"/>
+            </w:pPr>
+            <w:r>
+              <w:rPr>
+                <w:b/>
+                <w:bCs/>
+                <w:sz w:val="14"/>
+                <w:szCs w:val="14"/>
+              </w:rPr>
+              <w:t xml:space="preserve">Verified by:</w:t>
+            </w:r>
+          </w:p>
+        </w:tc>
+        <w:tc>
+          <w:tcPr>
+            <w:tcW w:type="dxa" w:w="7438"/>
+            <w:tcBorders>
+              <w:top w:val="single" w:color="A6B4B8" w:sz="4"/>
+              <w:left w:val="single" w:color="A6B4B8" w:sz="4"/>
+              <w:bottom w:val="single" w:color="A6B4B8" w:sz="4"/>
+              <w:right w:val="single" w:color="A6B4B8" w:sz="4"/>
+            </w:tcBorders>
+            <w:tcMar>
+              <w:top w:type="dxa" w:w="8"/>
+              <w:left w:type="dxa" w:w="60"/>
+              <w:bottom w:type="dxa" w:w="8"/>
+              <w:right w:type="dxa" w:w="60"/>
+            </w:tcMar>
+            <w:vAlign w:val="center"/>
+          </w:tcPr>
+          <w:p>
+            <w:pPr>
+              <w:spacing w:after="0" w:before="0" w:line="216"/>
+              <w:jc w:val="left"/>
+            </w:pPr>
+            <w:r>
+              <w:rPr>
+                <w:sz w:val="14"/>
+                <w:szCs w:val="14"/>
+              </w:rPr>
+              <w:t xml:space="preserve"/>
+            </w:r>
+          </w:p>
+        </w:tc>
+      </w:tr>
+      <w:tr>
+        <w:trPr>
+          <w:cantSplit/>
+          <w:trHeight w:val="210" w:hRule="atLeast"/>
+        </w:trPr>
+        <w:tc>
+          <w:tcPr>
+            <w:tcW w:type="dxa" w:w="2200"/>
+            <w:tcBorders>
+              <w:top w:val="single" w:color="A6B4B8" w:sz="4"/>
+              <w:left w:val="single" w:color="A6B4B8" w:sz="4"/>
+              <w:bottom w:val="single" w:color="A6B4B8" w:sz="4"/>
+              <w:right w:val="single" w:color="A6B4B8" w:sz="4"/>
+            </w:tcBorders>
+            <w:shd w:fill="F7F9F9" w:val="clear"/>
+            <w:tcMar>
+              <w:top w:type="dxa" w:w="8"/>
+              <w:left w:type="dxa" w:w="60"/>
+              <w:bottom w:type="dxa" w:w="8"/>
+              <w:right w:type="dxa" w:w="60"/>
+            </w:tcMar>
+            <w:vAlign w:val="center"/>
+          </w:tcPr>
+          <w:p>
+            <w:pPr>
+              <w:spacing w:after="0" w:before="0" w:line="216"/>
+              <w:jc w:val="right"/>
+            </w:pPr>
+            <w:r>
+              <w:rPr>
+                <w:b/>
+                <w:bCs/>
+                <w:sz w:val="14"/>
+                <w:szCs w:val="14"/>
+              </w:rPr>
+              <w:t xml:space="preserve">Signature:</w:t>
+            </w:r>
+          </w:p>
+        </w:tc>
+        <w:tc>
+          <w:tcPr>
+            <w:tcW w:type="dxa" w:w="7438"/>
+            <w:tcBorders>
+              <w:top w:val="single" w:color="A6B4B8" w:sz="4"/>
+              <w:left w:val="single" w:color="A6B4B8" w:sz="4"/>
+              <w:bottom w:val="single" w:color="A6B4B8" w:sz="4"/>
+              <w:right w:val="single" w:color="A6B4B8" w:sz="4"/>
+            </w:tcBorders>
+            <w:tcMar>
+              <w:top w:type="dxa" w:w="8"/>
+              <w:left w:type="dxa" w:w="60"/>
+              <w:bottom w:type="dxa" w:w="8"/>
+              <w:right w:type="dxa" w:w="60"/>
+            </w:tcMar>
+            <w:vAlign w:val="center"/>
+          </w:tcPr>
+          <w:p>
+            <w:pPr>
+              <w:spacing w:after="0" w:before="0" w:line="216"/>
+              <w:jc w:val="left"/>
+            </w:pPr>
+            <w:r>
+              <w:rPr>
+                <w:sz w:val="14"/>
+                <w:szCs w:val="14"/>
+              </w:rPr>
+              <w:t xml:space="preserve"/>
+            </w:r>
+          </w:p>
+        </w:tc>
+      </w:tr>
+      <w:tr>
+        <w:trPr>
+          <w:cantSplit/>
+          <w:trHeight w:val="210" w:hRule="atLeast"/>
+        </w:trPr>
+        <w:tc>
+          <w:tcPr>
+            <w:tcW w:type="dxa" w:w="2200"/>
+            <w:tcBorders>
+              <w:top w:val="single" w:color="A6B4B8" w:sz="4"/>
+              <w:left w:val="single" w:color="A6B4B8" w:sz="4"/>
+              <w:bottom w:val="single" w:color="A6B4B8" w:sz="4"/>
+              <w:right w:val="single" w:color="A6B4B8" w:sz="4"/>
+            </w:tcBorders>
+            <w:shd w:fill="F7F9F9" w:val="clear"/>
+            <w:tcMar>
+              <w:top w:type="dxa" w:w="8"/>
+              <w:left w:type="dxa" w:w="60"/>
+              <w:bottom w:type="dxa" w:w="8"/>
+              <w:right w:type="dxa" w:w="60"/>
+            </w:tcMar>
+            <w:vAlign w:val="center"/>
+          </w:tcPr>
+          <w:p>
+            <w:pPr>
+              <w:spacing w:after="0" w:before="0" w:line="216"/>
+              <w:jc w:val="right"/>
+            </w:pPr>
+            <w:r>
+              <w:rPr>
+                <w:b/>
+                <w:bCs/>
+                <w:sz w:val="14"/>
+                <w:szCs w:val="14"/>
+              </w:rPr>
+              <w:t xml:space="preserve">Date:</w:t>
+            </w:r>
+          </w:p>
+        </w:tc>
+        <w:tc>
+          <w:tcPr>
+            <w:tcW w:type="dxa" w:w="7438"/>
+            <w:tcBorders>
+              <w:top w:val="single" w:color="A6B4B8" w:sz="4"/>
+              <w:left w:val="single" w:color="A6B4B8" w:sz="4"/>
+              <w:bottom w:val="single" w:color="A6B4B8" w:sz="4"/>
+              <w:right w:val="single" w:color="A6B4B8" w:sz="4"/>
+            </w:tcBorders>
+            <w:tcMar>
+              <w:top w:type="dxa" w:w="8"/>
+              <w:left w:type="dxa" w:w="60"/>
+              <w:bottom w:type="dxa" w:w="8"/>
+              <w:right w:type="dxa" w:w="60"/>
+            </w:tcMar>
+            <w:vAlign w:val="center"/>
+          </w:tcPr>
+          <w:p>
+            <w:pPr>
+              <w:spacing w:after="0" w:before="0" w:line="216"/>
               <w:jc w:val="left"/>
             </w:pPr>
             <w:r>

--- a/procedimientos_gris/00503-00-ZRQ001 Inspection Detachment Checklist.docx
+++ b/procedimientos_gris/00503-00-ZRQ001 Inspection Detachment Checklist.docx
@@ -10204,7 +10204,7 @@
               <w:sz w:val="16"/>
               <w:szCs w:val="16"/>
             </w:rPr>
-            <w:t xml:space="preserve">13/04/2026</w:t>
+            <w:t xml:space="preserve">29/10/2026</w:t>
           </w:r>
         </w:p>
       </w:tc>
